--- a/docs/OMS_Labels_Lifecycle_Reference.docx
+++ b/docs/OMS_Labels_Lifecycle_Reference.docx
@@ -1,6 +1,6 @@
 
 <file path=word/document.xml><?xml version="1.0" encoding="utf-8"?>
-<w:document xmlns:wpc="http://schemas.microsoft.com/office/word/2010/wordprocessingCanvas" xmlns:cx="http://schemas.microsoft.com/office/drawing/2014/chartex" xmlns:cx1="http://schemas.microsoft.com/office/drawing/2015/9/8/chartex" xmlns:cx2="http://schemas.microsoft.com/office/drawing/2015/10/21/chartex" xmlns:cx3="http://schemas.microsoft.com/office/drawing/2016/5/9/chartex" xmlns:cx4="http://schemas.microsoft.com/office/drawing/2016/5/10/chartex" xmlns:cx5="http://schemas.microsoft.com/office/drawing/2016/5/11/chartex" xmlns:cx6="http://schemas.microsoft.com/office/drawing/2016/5/12/chartex" xmlns:cx7="http://schemas.microsoft.com/office/drawing/2016/5/13/chartex" xmlns:cx8="http://schemas.microsoft.com/office/drawing/2016/5/14/chartex" xmlns:mc="http://schemas.openxmlformats.org/markup-compatibility/2006" xmlns:aink="http://schemas.microsoft.com/office/drawing/2016/ink" xmlns:am3d="http://schemas.microsoft.com/office/drawing/2017/model3d" xmlns:o="urn:schemas-microsoft-com:office:office" xmlns:oel="http://schemas.microsoft.com/office/2019/extlst" xmlns:r="http://schemas.openxmlformats.org/officeDocument/2006/relationships" xmlns:m="http://schemas.openxmlformats.org/officeDocument/2006/math" xmlns:v="urn:schemas-microsoft-com:vml" xmlns:wp14="http://schemas.microsoft.com/office/word/2010/wordprocessingDrawing" xmlns:wp="http://schemas.openxmlformats.org/drawingml/2006/wordprocessingDrawing" xmlns:w10="urn:schemas-microsoft-com:office:word" xmlns:w="http://schemas.openxmlformats.org/wordprocessingml/2006/main" xmlns:w14="http://schemas.microsoft.com/office/word/2010/wordml" xmlns:w15="http://schemas.microsoft.com/office/word/2012/wordml" xmlns:w16cei="http://schemas.microsoft.com/office/word/2026/wordml/cei" xmlns:w16cex="http://schemas.microsoft.com/office/word/2018/wordml/cex" xmlns:w16cid="http://schemas.microsoft.com/office/word/2016/wordml/cid" xmlns:w16="http://schemas.microsoft.com/office/word/2018/wordml" xmlns:w16du="http://schemas.microsoft.com/office/word/2023/wordml/word16du" xmlns:w16sdtdh="http://schemas.microsoft.com/office/word/2020/wordml/sdtdatahash" xmlns:w16sdtfl="http://schemas.microsoft.com/office/word/2024/wordml/sdtformatlock" xmlns:w16se="http://schemas.microsoft.com/office/word/2015/wordml/symex" xmlns:wpg="http://schemas.microsoft.com/office/word/2010/wordprocessingGroup" xmlns:wpi="http://schemas.microsoft.com/office/word/2010/wordprocessingInk" xmlns:wne="http://schemas.microsoft.com/office/word/2006/wordml" xmlns:wps="http://schemas.microsoft.com/office/word/2010/wordprocessingShape" mc:Ignorable="w14 w15 w16se w16cid w16 w16cex w16sdtdh w16sdtfl w16du wp14">
+<w:document xmlns:wpc="http://schemas.microsoft.com/office/word/2010/wordprocessingCanvas" xmlns:cx="http://schemas.microsoft.com/office/drawing/2014/chartex" xmlns:cx1="http://schemas.microsoft.com/office/drawing/2015/9/8/chartex" xmlns:cx2="http://schemas.microsoft.com/office/drawing/2015/10/21/chartex" xmlns:cx3="http://schemas.microsoft.com/office/drawing/2016/5/9/chartex" xmlns:cx4="http://schemas.microsoft.com/office/drawing/2016/5/10/chartex" xmlns:cx5="http://schemas.microsoft.com/office/drawing/2016/5/11/chartex" xmlns:cx6="http://schemas.microsoft.com/office/drawing/2016/5/12/chartex" xmlns:cx7="http://schemas.microsoft.com/office/drawing/2016/5/13/chartex" xmlns:cx8="http://schemas.microsoft.com/office/drawing/2016/5/14/chartex" xmlns:mc="http://schemas.openxmlformats.org/markup-compatibility/2006" xmlns:aink="http://schemas.microsoft.com/office/drawing/2016/ink" xmlns:am3d="http://schemas.microsoft.com/office/drawing/2017/model3d" xmlns:o="urn:schemas-microsoft-com:office:office" xmlns:oel="http://schemas.microsoft.com/office/2019/extlst" xmlns:r="http://schemas.openxmlformats.org/officeDocument/2006/relationships" xmlns:m="http://schemas.openxmlformats.org/officeDocument/2006/math" xmlns:v="urn:schemas-microsoft-com:vml" xmlns:wp14="http://schemas.microsoft.com/office/word/2010/wordprocessingDrawing" xmlns:wp="http://schemas.openxmlformats.org/drawingml/2006/wordprocessingDrawing" xmlns:w10="urn:schemas-microsoft-com:office:word" xmlns:w="http://schemas.openxmlformats.org/wordprocessingml/2006/main" xmlns:w14="http://schemas.microsoft.com/office/word/2010/wordml" xmlns:w15="http://schemas.microsoft.com/office/word/2012/wordml" xmlns:w16cex="http://schemas.microsoft.com/office/word/2018/wordml/cex" xmlns:w16cid="http://schemas.microsoft.com/office/word/2016/wordml/cid" xmlns:w16="http://schemas.microsoft.com/office/word/2018/wordml" xmlns:w16du="http://schemas.microsoft.com/office/word/2023/wordml/word16du" xmlns:w16sdtdh="http://schemas.microsoft.com/office/word/2020/wordml/sdtdatahash" xmlns:w16sdtfl="http://schemas.microsoft.com/office/word/2024/wordml/sdtformatlock" xmlns:w16se="http://schemas.microsoft.com/office/word/2015/wordml/symex" xmlns:wpg="http://schemas.microsoft.com/office/word/2010/wordprocessingGroup" xmlns:wpi="http://schemas.microsoft.com/office/word/2010/wordprocessingInk" xmlns:wne="http://schemas.microsoft.com/office/word/2006/wordml" xmlns:wps="http://schemas.microsoft.com/office/word/2010/wordprocessingShape" mc:Ignorable="w14 w15 w16se w16cid w16 w16cex w16sdtdh w16sdtfl w16du wp14">
   <w:body>
     <w:p>
       <w:pPr>
@@ -196,7 +196,25 @@
           <w:color w:val="000000"/>
           <w:sz w:val="21"/>
         </w:rPr>
-        <w:t>This is a source-code reference. It describes implemented behavior, not production records or external object-storage contents.</w:t>
+        <w:t xml:space="preserve">This is a source-code reference. It describes implemented </w:t>
+      </w:r>
+      <w:proofErr w:type="spellStart"/>
+      <w:r>
+        <w:rPr>
+          <w:rFonts w:ascii="Calibri" w:hAnsi="Calibri" w:cs="Calibri"/>
+          <w:color w:val="000000"/>
+          <w:sz w:val="21"/>
+        </w:rPr>
+        <w:t>behavior</w:t>
+      </w:r>
+      <w:proofErr w:type="spellEnd"/>
+      <w:r>
+        <w:rPr>
+          <w:rFonts w:ascii="Calibri" w:hAnsi="Calibri" w:cs="Calibri"/>
+          <w:color w:val="000000"/>
+          <w:sz w:val="21"/>
+        </w:rPr>
+        <w:t>, not production records or external object-storage contents.</w:t>
       </w:r>
     </w:p>
     <w:p>
@@ -239,7 +257,7 @@
           <w:noProof/>
         </w:rPr>
         <w:drawing>
-          <wp:inline distT="0" distB="0" distL="0" distR="0" wp14:anchorId="6639072F" wp14:editId="516F3DA5">
+          <wp:inline distT="0" distB="0" distL="0" distR="0" wp14:anchorId="6639072F" wp14:editId="496CB385">
             <wp:extent cx="5806440" cy="4251960"/>
             <wp:effectExtent l="0" t="0" r="3810" b="0"/>
             <wp:docPr id="1192668092" name="Picture 1"/>
@@ -335,7 +353,43 @@
           <w:color w:val="000000"/>
           <w:sz w:val="21"/>
         </w:rPr>
-        <w:t>Examples: numeric labels such as 101 through 105; Inspector.alloted_labels; Inspection.labels_added.</w:t>
+        <w:t xml:space="preserve">Examples: numeric labels such as 101 through 105; </w:t>
+      </w:r>
+      <w:proofErr w:type="spellStart"/>
+      <w:r>
+        <w:rPr>
+          <w:rFonts w:ascii="Calibri" w:hAnsi="Calibri" w:cs="Calibri"/>
+          <w:color w:val="000000"/>
+          <w:sz w:val="21"/>
+        </w:rPr>
+        <w:t>Inspector.alloted_labels</w:t>
+      </w:r>
+      <w:proofErr w:type="spellEnd"/>
+      <w:r>
+        <w:rPr>
+          <w:rFonts w:ascii="Calibri" w:hAnsi="Calibri" w:cs="Calibri"/>
+          <w:color w:val="000000"/>
+          <w:sz w:val="21"/>
+        </w:rPr>
+        <w:t xml:space="preserve">; </w:t>
+      </w:r>
+      <w:proofErr w:type="spellStart"/>
+      <w:r>
+        <w:rPr>
+          <w:rFonts w:ascii="Calibri" w:hAnsi="Calibri" w:cs="Calibri"/>
+          <w:color w:val="000000"/>
+          <w:sz w:val="21"/>
+        </w:rPr>
+        <w:t>Inspection.labels_added</w:t>
+      </w:r>
+      <w:proofErr w:type="spellEnd"/>
+      <w:r>
+        <w:rPr>
+          <w:rFonts w:ascii="Calibri" w:hAnsi="Calibri" w:cs="Calibri"/>
+          <w:color w:val="000000"/>
+          <w:sz w:val="21"/>
+        </w:rPr>
+        <w:t>.</w:t>
       </w:r>
     </w:p>
     <w:p>
@@ -389,7 +443,61 @@
           <w:color w:val="000000"/>
           <w:sz w:val="21"/>
         </w:rPr>
-        <w:t>Fields: pis_barcode, pis_master_barcode and pis_inner_barcode on the Item document.</w:t>
+        <w:t xml:space="preserve">Fields: </w:t>
+      </w:r>
+      <w:proofErr w:type="spellStart"/>
+      <w:r>
+        <w:rPr>
+          <w:rFonts w:ascii="Calibri" w:hAnsi="Calibri" w:cs="Calibri"/>
+          <w:color w:val="000000"/>
+          <w:sz w:val="21"/>
+        </w:rPr>
+        <w:t>pis_barcode</w:t>
+      </w:r>
+      <w:proofErr w:type="spellEnd"/>
+      <w:r>
+        <w:rPr>
+          <w:rFonts w:ascii="Calibri" w:hAnsi="Calibri" w:cs="Calibri"/>
+          <w:color w:val="000000"/>
+          <w:sz w:val="21"/>
+        </w:rPr>
+        <w:t xml:space="preserve">, </w:t>
+      </w:r>
+      <w:proofErr w:type="spellStart"/>
+      <w:r>
+        <w:rPr>
+          <w:rFonts w:ascii="Calibri" w:hAnsi="Calibri" w:cs="Calibri"/>
+          <w:color w:val="000000"/>
+          <w:sz w:val="21"/>
+        </w:rPr>
+        <w:t>pis_master_barcode</w:t>
+      </w:r>
+      <w:proofErr w:type="spellEnd"/>
+      <w:r>
+        <w:rPr>
+          <w:rFonts w:ascii="Calibri" w:hAnsi="Calibri" w:cs="Calibri"/>
+          <w:color w:val="000000"/>
+          <w:sz w:val="21"/>
+        </w:rPr>
+        <w:t xml:space="preserve"> and </w:t>
+      </w:r>
+      <w:proofErr w:type="spellStart"/>
+      <w:r>
+        <w:rPr>
+          <w:rFonts w:ascii="Calibri" w:hAnsi="Calibri" w:cs="Calibri"/>
+          <w:color w:val="000000"/>
+          <w:sz w:val="21"/>
+        </w:rPr>
+        <w:t>pis_inner_barcode</w:t>
+      </w:r>
+      <w:proofErr w:type="spellEnd"/>
+      <w:r>
+        <w:rPr>
+          <w:rFonts w:ascii="Calibri" w:hAnsi="Calibri" w:cs="Calibri"/>
+          <w:color w:val="000000"/>
+          <w:sz w:val="21"/>
+        </w:rPr>
+        <w:t xml:space="preserve"> on the Item document.</w:t>
       </w:r>
     </w:p>
     <w:p>
@@ -444,7 +552,97 @@
           <w:color w:val="000000"/>
           <w:sz w:val="21"/>
         </w:rPr>
-        <w:t>Product Database fields: pd_barcode, pd_master_barcode, pd_inner_barcode, pd_history and pd_checked.</w:t>
+        <w:t xml:space="preserve">Product Database fields: </w:t>
+      </w:r>
+      <w:proofErr w:type="spellStart"/>
+      <w:r>
+        <w:rPr>
+          <w:rFonts w:ascii="Calibri" w:hAnsi="Calibri" w:cs="Calibri"/>
+          <w:color w:val="000000"/>
+          <w:sz w:val="21"/>
+        </w:rPr>
+        <w:t>pd_barcode</w:t>
+      </w:r>
+      <w:proofErr w:type="spellEnd"/>
+      <w:r>
+        <w:rPr>
+          <w:rFonts w:ascii="Calibri" w:hAnsi="Calibri" w:cs="Calibri"/>
+          <w:color w:val="000000"/>
+          <w:sz w:val="21"/>
+        </w:rPr>
+        <w:t xml:space="preserve">, </w:t>
+      </w:r>
+      <w:proofErr w:type="spellStart"/>
+      <w:r>
+        <w:rPr>
+          <w:rFonts w:ascii="Calibri" w:hAnsi="Calibri" w:cs="Calibri"/>
+          <w:color w:val="000000"/>
+          <w:sz w:val="21"/>
+        </w:rPr>
+        <w:t>pd_master_barcode</w:t>
+      </w:r>
+      <w:proofErr w:type="spellEnd"/>
+      <w:r>
+        <w:rPr>
+          <w:rFonts w:ascii="Calibri" w:hAnsi="Calibri" w:cs="Calibri"/>
+          <w:color w:val="000000"/>
+          <w:sz w:val="21"/>
+        </w:rPr>
+        <w:t xml:space="preserve">, </w:t>
+      </w:r>
+      <w:proofErr w:type="spellStart"/>
+      <w:r>
+        <w:rPr>
+          <w:rFonts w:ascii="Calibri" w:hAnsi="Calibri" w:cs="Calibri"/>
+          <w:color w:val="000000"/>
+          <w:sz w:val="21"/>
+        </w:rPr>
+        <w:t>pd_inner_barcode</w:t>
+      </w:r>
+      <w:proofErr w:type="spellEnd"/>
+      <w:r>
+        <w:rPr>
+          <w:rFonts w:ascii="Calibri" w:hAnsi="Calibri" w:cs="Calibri"/>
+          <w:color w:val="000000"/>
+          <w:sz w:val="21"/>
+        </w:rPr>
+        <w:t xml:space="preserve">, </w:t>
+      </w:r>
+      <w:proofErr w:type="spellStart"/>
+      <w:r>
+        <w:rPr>
+          <w:rFonts w:ascii="Calibri" w:hAnsi="Calibri" w:cs="Calibri"/>
+          <w:color w:val="000000"/>
+          <w:sz w:val="21"/>
+        </w:rPr>
+        <w:t>pd_history</w:t>
+      </w:r>
+      <w:proofErr w:type="spellEnd"/>
+      <w:r>
+        <w:rPr>
+          <w:rFonts w:ascii="Calibri" w:hAnsi="Calibri" w:cs="Calibri"/>
+          <w:color w:val="000000"/>
+          <w:sz w:val="21"/>
+        </w:rPr>
+        <w:t xml:space="preserve"> and </w:t>
+      </w:r>
+      <w:proofErr w:type="spellStart"/>
+      <w:r>
+        <w:rPr>
+          <w:rFonts w:ascii="Calibri" w:hAnsi="Calibri" w:cs="Calibri"/>
+          <w:color w:val="000000"/>
+          <w:sz w:val="21"/>
+        </w:rPr>
+        <w:t>pd_checked</w:t>
+      </w:r>
+      <w:proofErr w:type="spellEnd"/>
+      <w:r>
+        <w:rPr>
+          <w:rFonts w:ascii="Calibri" w:hAnsi="Calibri" w:cs="Calibri"/>
+          <w:color w:val="000000"/>
+          <w:sz w:val="21"/>
+        </w:rPr>
+        <w:t>.</w:t>
       </w:r>
     </w:p>
     <w:p>
@@ -457,7 +655,61 @@
           <w:color w:val="000000"/>
           <w:sz w:val="21"/>
         </w:rPr>
-        <w:t>Master fields: master_barcode, master_master_barcode and master_inner_barcode.</w:t>
+        <w:t xml:space="preserve">Master fields: </w:t>
+      </w:r>
+      <w:proofErr w:type="spellStart"/>
+      <w:r>
+        <w:rPr>
+          <w:rFonts w:ascii="Calibri" w:hAnsi="Calibri" w:cs="Calibri"/>
+          <w:color w:val="000000"/>
+          <w:sz w:val="21"/>
+        </w:rPr>
+        <w:t>master_barcode</w:t>
+      </w:r>
+      <w:proofErr w:type="spellEnd"/>
+      <w:r>
+        <w:rPr>
+          <w:rFonts w:ascii="Calibri" w:hAnsi="Calibri" w:cs="Calibri"/>
+          <w:color w:val="000000"/>
+          <w:sz w:val="21"/>
+        </w:rPr>
+        <w:t xml:space="preserve">, </w:t>
+      </w:r>
+      <w:proofErr w:type="spellStart"/>
+      <w:r>
+        <w:rPr>
+          <w:rFonts w:ascii="Calibri" w:hAnsi="Calibri" w:cs="Calibri"/>
+          <w:color w:val="000000"/>
+          <w:sz w:val="21"/>
+        </w:rPr>
+        <w:t>master_master_barcode</w:t>
+      </w:r>
+      <w:proofErr w:type="spellEnd"/>
+      <w:r>
+        <w:rPr>
+          <w:rFonts w:ascii="Calibri" w:hAnsi="Calibri" w:cs="Calibri"/>
+          <w:color w:val="000000"/>
+          <w:sz w:val="21"/>
+        </w:rPr>
+        <w:t xml:space="preserve"> and </w:t>
+      </w:r>
+      <w:proofErr w:type="spellStart"/>
+      <w:r>
+        <w:rPr>
+          <w:rFonts w:ascii="Calibri" w:hAnsi="Calibri" w:cs="Calibri"/>
+          <w:color w:val="000000"/>
+          <w:sz w:val="21"/>
+        </w:rPr>
+        <w:t>master_inner_barcode</w:t>
+      </w:r>
+      <w:proofErr w:type="spellEnd"/>
+      <w:r>
+        <w:rPr>
+          <w:rFonts w:ascii="Calibri" w:hAnsi="Calibri" w:cs="Calibri"/>
+          <w:color w:val="000000"/>
+          <w:sz w:val="21"/>
+        </w:rPr>
+        <w:t>.</w:t>
       </w:r>
     </w:p>
     <w:p>
@@ -511,7 +763,43 @@
           <w:color w:val="000000"/>
           <w:sz w:val="21"/>
         </w:rPr>
-        <w:t>QC fields: barcode, master_barcode and inner_barcode. Inspection uses the same field names as visit-level snapshots.</w:t>
+        <w:t xml:space="preserve">QC fields: barcode, </w:t>
+      </w:r>
+      <w:proofErr w:type="spellStart"/>
+      <w:r>
+        <w:rPr>
+          <w:rFonts w:ascii="Calibri" w:hAnsi="Calibri" w:cs="Calibri"/>
+          <w:color w:val="000000"/>
+          <w:sz w:val="21"/>
+        </w:rPr>
+        <w:t>master_barcode</w:t>
+      </w:r>
+      <w:proofErr w:type="spellEnd"/>
+      <w:r>
+        <w:rPr>
+          <w:rFonts w:ascii="Calibri" w:hAnsi="Calibri" w:cs="Calibri"/>
+          <w:color w:val="000000"/>
+          <w:sz w:val="21"/>
+        </w:rPr>
+        <w:t xml:space="preserve"> and </w:t>
+      </w:r>
+      <w:proofErr w:type="spellStart"/>
+      <w:r>
+        <w:rPr>
+          <w:rFonts w:ascii="Calibri" w:hAnsi="Calibri" w:cs="Calibri"/>
+          <w:color w:val="000000"/>
+          <w:sz w:val="21"/>
+        </w:rPr>
+        <w:t>inner_barcode</w:t>
+      </w:r>
+      <w:proofErr w:type="spellEnd"/>
+      <w:r>
+        <w:rPr>
+          <w:rFonts w:ascii="Calibri" w:hAnsi="Calibri" w:cs="Calibri"/>
+          <w:color w:val="000000"/>
+          <w:sz w:val="21"/>
+        </w:rPr>
+        <w:t>. Inspection uses the same field names as visit-level snapshots.</w:t>
       </w:r>
     </w:p>
     <w:p>
@@ -565,7 +853,143 @@
           <w:color w:val="000000"/>
           <w:sz w:val="21"/>
         </w:rPr>
-        <w:t>Fields: shipping_marks.files, shipping_marks.ean, shipping_marks.flat_carton, shipping_marks.three_d_carton and satin_label. Legacy fields shipping_marks_1/2 and flat_carton_1/2 are still read for compatibility.</w:t>
+        <w:t xml:space="preserve">Fields: </w:t>
+      </w:r>
+      <w:proofErr w:type="spellStart"/>
+      <w:r>
+        <w:rPr>
+          <w:rFonts w:ascii="Calibri" w:hAnsi="Calibri" w:cs="Calibri"/>
+          <w:color w:val="000000"/>
+          <w:sz w:val="21"/>
+        </w:rPr>
+        <w:t>shipping_</w:t>
+      </w:r>
+      <w:proofErr w:type="gramStart"/>
+      <w:r>
+        <w:rPr>
+          <w:rFonts w:ascii="Calibri" w:hAnsi="Calibri" w:cs="Calibri"/>
+          <w:color w:val="000000"/>
+          <w:sz w:val="21"/>
+        </w:rPr>
+        <w:t>marks.files</w:t>
+      </w:r>
+      <w:proofErr w:type="spellEnd"/>
+      <w:proofErr w:type="gramEnd"/>
+      <w:r>
+        <w:rPr>
+          <w:rFonts w:ascii="Calibri" w:hAnsi="Calibri" w:cs="Calibri"/>
+          <w:color w:val="000000"/>
+          <w:sz w:val="21"/>
+        </w:rPr>
+        <w:t xml:space="preserve">, </w:t>
+      </w:r>
+      <w:proofErr w:type="spellStart"/>
+      <w:r>
+        <w:rPr>
+          <w:rFonts w:ascii="Calibri" w:hAnsi="Calibri" w:cs="Calibri"/>
+          <w:color w:val="000000"/>
+          <w:sz w:val="21"/>
+        </w:rPr>
+        <w:t>shipping_marks.ean</w:t>
+      </w:r>
+      <w:proofErr w:type="spellEnd"/>
+      <w:r>
+        <w:rPr>
+          <w:rFonts w:ascii="Calibri" w:hAnsi="Calibri" w:cs="Calibri"/>
+          <w:color w:val="000000"/>
+          <w:sz w:val="21"/>
+        </w:rPr>
+        <w:t xml:space="preserve">, </w:t>
+      </w:r>
+      <w:proofErr w:type="spellStart"/>
+      <w:r>
+        <w:rPr>
+          <w:rFonts w:ascii="Calibri" w:hAnsi="Calibri" w:cs="Calibri"/>
+          <w:color w:val="000000"/>
+          <w:sz w:val="21"/>
+        </w:rPr>
+        <w:t>shipping_</w:t>
+      </w:r>
+      <w:proofErr w:type="gramStart"/>
+      <w:r>
+        <w:rPr>
+          <w:rFonts w:ascii="Calibri" w:hAnsi="Calibri" w:cs="Calibri"/>
+          <w:color w:val="000000"/>
+          <w:sz w:val="21"/>
+        </w:rPr>
+        <w:t>marks.flat</w:t>
+      </w:r>
+      <w:proofErr w:type="gramEnd"/>
+      <w:r>
+        <w:rPr>
+          <w:rFonts w:ascii="Calibri" w:hAnsi="Calibri" w:cs="Calibri"/>
+          <w:color w:val="000000"/>
+          <w:sz w:val="21"/>
+        </w:rPr>
+        <w:t>_carton</w:t>
+      </w:r>
+      <w:proofErr w:type="spellEnd"/>
+      <w:r>
+        <w:rPr>
+          <w:rFonts w:ascii="Calibri" w:hAnsi="Calibri" w:cs="Calibri"/>
+          <w:color w:val="000000"/>
+          <w:sz w:val="21"/>
+        </w:rPr>
+        <w:t xml:space="preserve">, </w:t>
+      </w:r>
+      <w:proofErr w:type="spellStart"/>
+      <w:r>
+        <w:rPr>
+          <w:rFonts w:ascii="Calibri" w:hAnsi="Calibri" w:cs="Calibri"/>
+          <w:color w:val="000000"/>
+          <w:sz w:val="21"/>
+        </w:rPr>
+        <w:t>shipping_</w:t>
+      </w:r>
+      <w:proofErr w:type="gramStart"/>
+      <w:r>
+        <w:rPr>
+          <w:rFonts w:ascii="Calibri" w:hAnsi="Calibri" w:cs="Calibri"/>
+          <w:color w:val="000000"/>
+          <w:sz w:val="21"/>
+        </w:rPr>
+        <w:t>marks.three</w:t>
+      </w:r>
+      <w:proofErr w:type="gramEnd"/>
+      <w:r>
+        <w:rPr>
+          <w:rFonts w:ascii="Calibri" w:hAnsi="Calibri" w:cs="Calibri"/>
+          <w:color w:val="000000"/>
+          <w:sz w:val="21"/>
+        </w:rPr>
+        <w:t>_d_carton</w:t>
+      </w:r>
+      <w:proofErr w:type="spellEnd"/>
+      <w:r>
+        <w:rPr>
+          <w:rFonts w:ascii="Calibri" w:hAnsi="Calibri" w:cs="Calibri"/>
+          <w:color w:val="000000"/>
+          <w:sz w:val="21"/>
+        </w:rPr>
+        <w:t xml:space="preserve"> and </w:t>
+      </w:r>
+      <w:proofErr w:type="spellStart"/>
+      <w:r>
+        <w:rPr>
+          <w:rFonts w:ascii="Calibri" w:hAnsi="Calibri" w:cs="Calibri"/>
+          <w:color w:val="000000"/>
+          <w:sz w:val="21"/>
+        </w:rPr>
+        <w:t>satin_label</w:t>
+      </w:r>
+      <w:proofErr w:type="spellEnd"/>
+      <w:r>
+        <w:rPr>
+          <w:rFonts w:ascii="Calibri" w:hAnsi="Calibri" w:cs="Calibri"/>
+          <w:color w:val="000000"/>
+          <w:sz w:val="21"/>
+        </w:rPr>
+        <w:t>. Legacy fields shipping_marks_1/2 and flat_carton_1/2 are still read for compatibility.</w:t>
       </w:r>
     </w:p>
     <w:p>
@@ -694,6 +1118,7 @@
         <w:spacing w:after="60" w:line="280" w:lineRule="auto"/>
         <w:ind w:left="540" w:hanging="260"/>
       </w:pPr>
+      <w:proofErr w:type="spellStart"/>
       <w:r>
         <w:rPr>
           <w:rFonts w:ascii="Calibri" w:hAnsi="Calibri" w:cs="Calibri"/>
@@ -701,7 +1126,34 @@
           <w:sz w:val="21"/>
         </w:rPr>
         <w:lastRenderedPageBreak/>
-        <w:t>alloted_labels: current assigned serial numbers. The spelling alloted is part of the existing schema/API.</w:t>
+        <w:t>alloted_labels</w:t>
+      </w:r>
+      <w:proofErr w:type="spellEnd"/>
+      <w:r>
+        <w:rPr>
+          <w:rFonts w:ascii="Calibri" w:hAnsi="Calibri" w:cs="Calibri"/>
+          <w:color w:val="000000"/>
+          <w:sz w:val="21"/>
+        </w:rPr>
+        <w:t xml:space="preserve">: current assigned serial numbers. The spelling </w:t>
+      </w:r>
+      <w:proofErr w:type="spellStart"/>
+      <w:r>
+        <w:rPr>
+          <w:rFonts w:ascii="Calibri" w:hAnsi="Calibri" w:cs="Calibri"/>
+          <w:color w:val="000000"/>
+          <w:sz w:val="21"/>
+        </w:rPr>
+        <w:t>alloted</w:t>
+      </w:r>
+      <w:proofErr w:type="spellEnd"/>
+      <w:r>
+        <w:rPr>
+          <w:rFonts w:ascii="Calibri" w:hAnsi="Calibri" w:cs="Calibri"/>
+          <w:color w:val="000000"/>
+          <w:sz w:val="21"/>
+        </w:rPr>
+        <w:t xml:space="preserve"> is part of the existing schema/API.</w:t>
       </w:r>
     </w:p>
     <w:p>
@@ -714,13 +1166,23 @@
         <w:spacing w:after="60" w:line="280" w:lineRule="auto"/>
         <w:ind w:left="540" w:hanging="260"/>
       </w:pPr>
-      <w:r>
-        <w:rPr>
-          <w:rFonts w:ascii="Calibri" w:hAnsi="Calibri" w:cs="Calibri"/>
-          <w:color w:val="000000"/>
-          <w:sz w:val="21"/>
-        </w:rPr>
-        <w:t>used_labels: denormalized current list of used serial numbers.</w:t>
+      <w:proofErr w:type="spellStart"/>
+      <w:r>
+        <w:rPr>
+          <w:rFonts w:ascii="Calibri" w:hAnsi="Calibri" w:cs="Calibri"/>
+          <w:color w:val="000000"/>
+          <w:sz w:val="21"/>
+        </w:rPr>
+        <w:t>used_labels</w:t>
+      </w:r>
+      <w:proofErr w:type="spellEnd"/>
+      <w:r>
+        <w:rPr>
+          <w:rFonts w:ascii="Calibri" w:hAnsi="Calibri" w:cs="Calibri"/>
+          <w:color w:val="000000"/>
+          <w:sz w:val="21"/>
+        </w:rPr>
+        <w:t>: denormalized current list of used serial numbers.</w:t>
       </w:r>
     </w:p>
     <w:p>
@@ -733,13 +1195,23 @@
         <w:spacing w:after="60" w:line="280" w:lineRule="auto"/>
         <w:ind w:left="540" w:hanging="260"/>
       </w:pPr>
-      <w:r>
-        <w:rPr>
-          <w:rFonts w:ascii="Calibri" w:hAnsi="Calibri" w:cs="Calibri"/>
-          <w:color w:val="000000"/>
-          <w:sz w:val="21"/>
-        </w:rPr>
-        <w:t>rejected_labels: serials permanently rejected for that inspector.</w:t>
+      <w:proofErr w:type="spellStart"/>
+      <w:r>
+        <w:rPr>
+          <w:rFonts w:ascii="Calibri" w:hAnsi="Calibri" w:cs="Calibri"/>
+          <w:color w:val="000000"/>
+          <w:sz w:val="21"/>
+        </w:rPr>
+        <w:t>rejected_labels</w:t>
+      </w:r>
+      <w:proofErr w:type="spellEnd"/>
+      <w:r>
+        <w:rPr>
+          <w:rFonts w:ascii="Calibri" w:hAnsi="Calibri" w:cs="Calibri"/>
+          <w:color w:val="000000"/>
+          <w:sz w:val="21"/>
+        </w:rPr>
+        <w:t>: serials permanently rejected for that inspector.</w:t>
       </w:r>
     </w:p>
     <w:p>
@@ -752,13 +1224,23 @@
         <w:spacing w:after="60" w:line="280" w:lineRule="auto"/>
         <w:ind w:left="540" w:hanging="260"/>
       </w:pPr>
-      <w:r>
-        <w:rPr>
-          <w:rFonts w:ascii="Calibri" w:hAnsi="Calibri" w:cs="Calibri"/>
-          <w:color w:val="000000"/>
-          <w:sz w:val="21"/>
-        </w:rPr>
-        <w:t>labels_allotted_by: user that last allocated/managed labels.</w:t>
+      <w:proofErr w:type="spellStart"/>
+      <w:r>
+        <w:rPr>
+          <w:rFonts w:ascii="Calibri" w:hAnsi="Calibri" w:cs="Calibri"/>
+          <w:color w:val="000000"/>
+          <w:sz w:val="21"/>
+        </w:rPr>
+        <w:t>labels_allotted_by</w:t>
+      </w:r>
+      <w:proofErr w:type="spellEnd"/>
+      <w:r>
+        <w:rPr>
+          <w:rFonts w:ascii="Calibri" w:hAnsi="Calibri" w:cs="Calibri"/>
+          <w:color w:val="000000"/>
+          <w:sz w:val="21"/>
+        </w:rPr>
+        <w:t>: user that last allocated/managed labels.</w:t>
       </w:r>
     </w:p>
     <w:p>
@@ -771,13 +1253,59 @@
         <w:spacing w:after="60" w:line="280" w:lineRule="auto"/>
         <w:ind w:left="540" w:hanging="260"/>
       </w:pPr>
-      <w:r>
-        <w:rPr>
-          <w:rFonts w:ascii="Calibri" w:hAnsi="Calibri" w:cs="Calibri"/>
-          <w:color w:val="000000"/>
-          <w:sz w:val="21"/>
-        </w:rPr>
-        <w:t>label_allocation_history: audit records for allocate, transfer_in, transfer_out, reject, replace and remove. Each event includes previous/next values, linked inspectors, actor, timestamp and remarks.</w:t>
+      <w:proofErr w:type="spellStart"/>
+      <w:r>
+        <w:rPr>
+          <w:rFonts w:ascii="Calibri" w:hAnsi="Calibri" w:cs="Calibri"/>
+          <w:color w:val="000000"/>
+          <w:sz w:val="21"/>
+        </w:rPr>
+        <w:t>label_allocation_history</w:t>
+      </w:r>
+      <w:proofErr w:type="spellEnd"/>
+      <w:r>
+        <w:rPr>
+          <w:rFonts w:ascii="Calibri" w:hAnsi="Calibri" w:cs="Calibri"/>
+          <w:color w:val="000000"/>
+          <w:sz w:val="21"/>
+        </w:rPr>
+        <w:t xml:space="preserve">: audit records for allocate, </w:t>
+      </w:r>
+      <w:proofErr w:type="spellStart"/>
+      <w:r>
+        <w:rPr>
+          <w:rFonts w:ascii="Calibri" w:hAnsi="Calibri" w:cs="Calibri"/>
+          <w:color w:val="000000"/>
+          <w:sz w:val="21"/>
+        </w:rPr>
+        <w:t>transfer_in</w:t>
+      </w:r>
+      <w:proofErr w:type="spellEnd"/>
+      <w:r>
+        <w:rPr>
+          <w:rFonts w:ascii="Calibri" w:hAnsi="Calibri" w:cs="Calibri"/>
+          <w:color w:val="000000"/>
+          <w:sz w:val="21"/>
+        </w:rPr>
+        <w:t xml:space="preserve">, </w:t>
+      </w:r>
+      <w:proofErr w:type="spellStart"/>
+      <w:r>
+        <w:rPr>
+          <w:rFonts w:ascii="Calibri" w:hAnsi="Calibri" w:cs="Calibri"/>
+          <w:color w:val="000000"/>
+          <w:sz w:val="21"/>
+        </w:rPr>
+        <w:t>transfer_out</w:t>
+      </w:r>
+      <w:proofErr w:type="spellEnd"/>
+      <w:r>
+        <w:rPr>
+          <w:rFonts w:ascii="Calibri" w:hAnsi="Calibri" w:cs="Calibri"/>
+          <w:color w:val="000000"/>
+          <w:sz w:val="21"/>
+        </w:rPr>
+        <w:t>, reject, replace and remove. Each event includes previous/next values, linked inspectors, actor, timestamp and remarks.</w:t>
       </w:r>
     </w:p>
     <w:p>
@@ -790,13 +1318,23 @@
         <w:spacing w:after="60" w:line="280" w:lineRule="auto"/>
         <w:ind w:left="540" w:hanging="260"/>
       </w:pPr>
-      <w:r>
-        <w:rPr>
-          <w:rFonts w:ascii="Calibri" w:hAnsi="Calibri" w:cs="Calibri"/>
-          <w:color w:val="000000"/>
-          <w:sz w:val="21"/>
-        </w:rPr>
-        <w:t>label_used_history: denormalized history rebuilt from Inspection records. It includes labels, inspection/QC/request IDs, order/brand/vendor/item metadata and use/update timestamps.</w:t>
+      <w:proofErr w:type="spellStart"/>
+      <w:r>
+        <w:rPr>
+          <w:rFonts w:ascii="Calibri" w:hAnsi="Calibri" w:cs="Calibri"/>
+          <w:color w:val="000000"/>
+          <w:sz w:val="21"/>
+        </w:rPr>
+        <w:t>label_used_history</w:t>
+      </w:r>
+      <w:proofErr w:type="spellEnd"/>
+      <w:r>
+        <w:rPr>
+          <w:rFonts w:ascii="Calibri" w:hAnsi="Calibri" w:cs="Calibri"/>
+          <w:color w:val="000000"/>
+          <w:sz w:val="21"/>
+        </w:rPr>
+        <w:t>: denormalized history rebuilt from Inspection records. It includes labels, inspection/QC/request IDs, order/brand/vendor/item metadata and use/update timestamps.</w:t>
       </w:r>
     </w:p>
     <w:p>
@@ -828,13 +1366,23 @@
         <w:spacing w:after="60" w:line="280" w:lineRule="auto"/>
         <w:ind w:left="540" w:hanging="260"/>
       </w:pPr>
-      <w:r>
-        <w:rPr>
-          <w:rFonts w:ascii="Calibri" w:hAnsi="Calibri" w:cs="Calibri"/>
-          <w:color w:val="000000"/>
-          <w:sz w:val="21"/>
-        </w:rPr>
-        <w:t>label_ranges: the range selections entered for a visit, as start/end pairs.</w:t>
+      <w:proofErr w:type="spellStart"/>
+      <w:r>
+        <w:rPr>
+          <w:rFonts w:ascii="Calibri" w:hAnsi="Calibri" w:cs="Calibri"/>
+          <w:color w:val="000000"/>
+          <w:sz w:val="21"/>
+        </w:rPr>
+        <w:t>label_ranges</w:t>
+      </w:r>
+      <w:proofErr w:type="spellEnd"/>
+      <w:r>
+        <w:rPr>
+          <w:rFonts w:ascii="Calibri" w:hAnsi="Calibri" w:cs="Calibri"/>
+          <w:color w:val="000000"/>
+          <w:sz w:val="21"/>
+        </w:rPr>
+        <w:t>: the range selections entered for a visit, as start/end pairs.</w:t>
       </w:r>
     </w:p>
     <w:p>
@@ -847,13 +1395,23 @@
         <w:spacing w:after="60" w:line="280" w:lineRule="auto"/>
         <w:ind w:left="540" w:hanging="260"/>
       </w:pPr>
-      <w:r>
-        <w:rPr>
-          <w:rFonts w:ascii="Calibri" w:hAnsi="Calibri" w:cs="Calibri"/>
-          <w:color w:val="000000"/>
-          <w:sz w:val="21"/>
-        </w:rPr>
-        <w:t>labels_added: the final expanded numeric labels used during that visit.</w:t>
+      <w:proofErr w:type="spellStart"/>
+      <w:r>
+        <w:rPr>
+          <w:rFonts w:ascii="Calibri" w:hAnsi="Calibri" w:cs="Calibri"/>
+          <w:color w:val="000000"/>
+          <w:sz w:val="21"/>
+        </w:rPr>
+        <w:t>labels_added</w:t>
+      </w:r>
+      <w:proofErr w:type="spellEnd"/>
+      <w:r>
+        <w:rPr>
+          <w:rFonts w:ascii="Calibri" w:hAnsi="Calibri" w:cs="Calibri"/>
+          <w:color w:val="000000"/>
+          <w:sz w:val="21"/>
+        </w:rPr>
+        <w:t>: the final expanded numeric labels used during that visit.</w:t>
       </w:r>
     </w:p>
     <w:p>
@@ -929,7 +1487,25 @@
           <w:color w:val="000000"/>
           <w:sz w:val="21"/>
         </w:rPr>
-        <w:t>This is refreshed after QC updates and inspection-record edits. It is not the source used to calculate Inspector.used_labels.</w:t>
+        <w:t xml:space="preserve">This is refreshed after QC updates and inspection-record edits. It is not the source used to calculate </w:t>
+      </w:r>
+      <w:proofErr w:type="spellStart"/>
+      <w:r>
+        <w:rPr>
+          <w:rFonts w:ascii="Calibri" w:hAnsi="Calibri" w:cs="Calibri"/>
+          <w:color w:val="000000"/>
+          <w:sz w:val="21"/>
+        </w:rPr>
+        <w:t>Inspector.used_labels</w:t>
+      </w:r>
+      <w:proofErr w:type="spellEnd"/>
+      <w:r>
+        <w:rPr>
+          <w:rFonts w:ascii="Calibri" w:hAnsi="Calibri" w:cs="Calibri"/>
+          <w:color w:val="000000"/>
+          <w:sz w:val="21"/>
+        </w:rPr>
+        <w:t>.</w:t>
       </w:r>
     </w:p>
     <w:p>
@@ -976,13 +1552,59 @@
         <w:spacing w:after="60" w:line="280" w:lineRule="auto"/>
         <w:ind w:left="540" w:hanging="260"/>
       </w:pPr>
-      <w:r>
-        <w:rPr>
-          <w:rFonts w:ascii="Calibri" w:hAnsi="Calibri" w:cs="Calibri"/>
-          <w:color w:val="000000"/>
-          <w:sz w:val="21"/>
-        </w:rPr>
-        <w:t>pis_barcode, pis_master_barcode and pis_inner_barcode are strings.</w:t>
+      <w:proofErr w:type="spellStart"/>
+      <w:r>
+        <w:rPr>
+          <w:rFonts w:ascii="Calibri" w:hAnsi="Calibri" w:cs="Calibri"/>
+          <w:color w:val="000000"/>
+          <w:sz w:val="21"/>
+        </w:rPr>
+        <w:t>pis_barcode</w:t>
+      </w:r>
+      <w:proofErr w:type="spellEnd"/>
+      <w:r>
+        <w:rPr>
+          <w:rFonts w:ascii="Calibri" w:hAnsi="Calibri" w:cs="Calibri"/>
+          <w:color w:val="000000"/>
+          <w:sz w:val="21"/>
+        </w:rPr>
+        <w:t xml:space="preserve">, </w:t>
+      </w:r>
+      <w:proofErr w:type="spellStart"/>
+      <w:r>
+        <w:rPr>
+          <w:rFonts w:ascii="Calibri" w:hAnsi="Calibri" w:cs="Calibri"/>
+          <w:color w:val="000000"/>
+          <w:sz w:val="21"/>
+        </w:rPr>
+        <w:t>pis_master_barcode</w:t>
+      </w:r>
+      <w:proofErr w:type="spellEnd"/>
+      <w:r>
+        <w:rPr>
+          <w:rFonts w:ascii="Calibri" w:hAnsi="Calibri" w:cs="Calibri"/>
+          <w:color w:val="000000"/>
+          <w:sz w:val="21"/>
+        </w:rPr>
+        <w:t xml:space="preserve"> and </w:t>
+      </w:r>
+      <w:proofErr w:type="spellStart"/>
+      <w:r>
+        <w:rPr>
+          <w:rFonts w:ascii="Calibri" w:hAnsi="Calibri" w:cs="Calibri"/>
+          <w:color w:val="000000"/>
+          <w:sz w:val="21"/>
+        </w:rPr>
+        <w:t>pis_inner_barcode</w:t>
+      </w:r>
+      <w:proofErr w:type="spellEnd"/>
+      <w:r>
+        <w:rPr>
+          <w:rFonts w:ascii="Calibri" w:hAnsi="Calibri" w:cs="Calibri"/>
+          <w:color w:val="000000"/>
+          <w:sz w:val="21"/>
+        </w:rPr>
+        <w:t xml:space="preserve"> are strings.</w:t>
       </w:r>
     </w:p>
     <w:p>
@@ -1001,7 +1623,43 @@
           <w:color w:val="000000"/>
           <w:sz w:val="21"/>
         </w:rPr>
-        <w:t>The pre-validate hook synchronizes pis_barcode and pis_master_barcode as compatibility aliases.</w:t>
+        <w:t xml:space="preserve">The pre-validate hook synchronizes </w:t>
+      </w:r>
+      <w:proofErr w:type="spellStart"/>
+      <w:r>
+        <w:rPr>
+          <w:rFonts w:ascii="Calibri" w:hAnsi="Calibri" w:cs="Calibri"/>
+          <w:color w:val="000000"/>
+          <w:sz w:val="21"/>
+        </w:rPr>
+        <w:t>pis_barcode</w:t>
+      </w:r>
+      <w:proofErr w:type="spellEnd"/>
+      <w:r>
+        <w:rPr>
+          <w:rFonts w:ascii="Calibri" w:hAnsi="Calibri" w:cs="Calibri"/>
+          <w:color w:val="000000"/>
+          <w:sz w:val="21"/>
+        </w:rPr>
+        <w:t xml:space="preserve"> and </w:t>
+      </w:r>
+      <w:proofErr w:type="spellStart"/>
+      <w:r>
+        <w:rPr>
+          <w:rFonts w:ascii="Calibri" w:hAnsi="Calibri" w:cs="Calibri"/>
+          <w:color w:val="000000"/>
+          <w:sz w:val="21"/>
+        </w:rPr>
+        <w:t>pis_master_barcode</w:t>
+      </w:r>
+      <w:proofErr w:type="spellEnd"/>
+      <w:r>
+        <w:rPr>
+          <w:rFonts w:ascii="Calibri" w:hAnsi="Calibri" w:cs="Calibri"/>
+          <w:color w:val="000000"/>
+          <w:sz w:val="21"/>
+        </w:rPr>
+        <w:t xml:space="preserve"> as compatibility aliases.</w:t>
       </w:r>
     </w:p>
     <w:p>
@@ -1014,13 +1672,41 @@
         <w:spacing w:after="60" w:line="280" w:lineRule="auto"/>
         <w:ind w:left="540" w:hanging="260"/>
       </w:pPr>
-      <w:r>
-        <w:rPr>
-          <w:rFonts w:ascii="Calibri" w:hAnsi="Calibri" w:cs="Calibri"/>
-          <w:color w:val="000000"/>
-          <w:sz w:val="21"/>
-        </w:rPr>
-        <w:t>barcode_exempted is a boolean that disables otherwise required PIS barcode enforcement.</w:t>
+      <w:proofErr w:type="spellStart"/>
+      <w:r>
+        <w:rPr>
+          <w:rFonts w:ascii="Calibri" w:hAnsi="Calibri" w:cs="Calibri"/>
+          <w:color w:val="000000"/>
+          <w:sz w:val="21"/>
+        </w:rPr>
+        <w:t>barcode_exempted</w:t>
+      </w:r>
+      <w:proofErr w:type="spellEnd"/>
+      <w:r>
+        <w:rPr>
+          <w:rFonts w:ascii="Calibri" w:hAnsi="Calibri" w:cs="Calibri"/>
+          <w:color w:val="000000"/>
+          <w:sz w:val="21"/>
+        </w:rPr>
+        <w:t xml:space="preserve"> is a </w:t>
+      </w:r>
+      <w:proofErr w:type="spellStart"/>
+      <w:r>
+        <w:rPr>
+          <w:rFonts w:ascii="Calibri" w:hAnsi="Calibri" w:cs="Calibri"/>
+          <w:color w:val="000000"/>
+          <w:sz w:val="21"/>
+        </w:rPr>
+        <w:t>boolean</w:t>
+      </w:r>
+      <w:proofErr w:type="spellEnd"/>
+      <w:r>
+        <w:rPr>
+          <w:rFonts w:ascii="Calibri" w:hAnsi="Calibri" w:cs="Calibri"/>
+          <w:color w:val="000000"/>
+          <w:sz w:val="21"/>
+        </w:rPr>
+        <w:t xml:space="preserve"> that disables otherwise required PIS barcode enforcement.</w:t>
       </w:r>
     </w:p>
     <w:p>
@@ -1052,13 +1738,59 @@
         <w:spacing w:after="60" w:line="280" w:lineRule="auto"/>
         <w:ind w:left="540" w:hanging="260"/>
       </w:pPr>
-      <w:r>
-        <w:rPr>
-          <w:rFonts w:ascii="Calibri" w:hAnsi="Calibri" w:cs="Calibri"/>
-          <w:color w:val="000000"/>
-          <w:sz w:val="21"/>
-        </w:rPr>
-        <w:t>pd_barcode, pd_master_barcode and pd_inner_barcode are strings.</w:t>
+      <w:proofErr w:type="spellStart"/>
+      <w:r>
+        <w:rPr>
+          <w:rFonts w:ascii="Calibri" w:hAnsi="Calibri" w:cs="Calibri"/>
+          <w:color w:val="000000"/>
+          <w:sz w:val="21"/>
+        </w:rPr>
+        <w:t>pd_barcode</w:t>
+      </w:r>
+      <w:proofErr w:type="spellEnd"/>
+      <w:r>
+        <w:rPr>
+          <w:rFonts w:ascii="Calibri" w:hAnsi="Calibri" w:cs="Calibri"/>
+          <w:color w:val="000000"/>
+          <w:sz w:val="21"/>
+        </w:rPr>
+        <w:t xml:space="preserve">, </w:t>
+      </w:r>
+      <w:proofErr w:type="spellStart"/>
+      <w:r>
+        <w:rPr>
+          <w:rFonts w:ascii="Calibri" w:hAnsi="Calibri" w:cs="Calibri"/>
+          <w:color w:val="000000"/>
+          <w:sz w:val="21"/>
+        </w:rPr>
+        <w:t>pd_master_barcode</w:t>
+      </w:r>
+      <w:proofErr w:type="spellEnd"/>
+      <w:r>
+        <w:rPr>
+          <w:rFonts w:ascii="Calibri" w:hAnsi="Calibri" w:cs="Calibri"/>
+          <w:color w:val="000000"/>
+          <w:sz w:val="21"/>
+        </w:rPr>
+        <w:t xml:space="preserve"> and </w:t>
+      </w:r>
+      <w:proofErr w:type="spellStart"/>
+      <w:r>
+        <w:rPr>
+          <w:rFonts w:ascii="Calibri" w:hAnsi="Calibri" w:cs="Calibri"/>
+          <w:color w:val="000000"/>
+          <w:sz w:val="21"/>
+        </w:rPr>
+        <w:t>pd_inner_barcode</w:t>
+      </w:r>
+      <w:proofErr w:type="spellEnd"/>
+      <w:r>
+        <w:rPr>
+          <w:rFonts w:ascii="Calibri" w:hAnsi="Calibri" w:cs="Calibri"/>
+          <w:color w:val="000000"/>
+          <w:sz w:val="21"/>
+        </w:rPr>
+        <w:t xml:space="preserve"> are strings.</w:t>
       </w:r>
     </w:p>
     <w:p>
@@ -1071,13 +1803,41 @@
         <w:spacing w:after="60" w:line="280" w:lineRule="auto"/>
         <w:ind w:left="540" w:hanging="260"/>
       </w:pPr>
-      <w:r>
-        <w:rPr>
-          <w:rFonts w:ascii="Calibri" w:hAnsi="Calibri" w:cs="Calibri"/>
-          <w:color w:val="000000"/>
-          <w:sz w:val="21"/>
-        </w:rPr>
-        <w:t>pd_history, pd_checked and the PD actor fields record workflow and audit state.</w:t>
+      <w:proofErr w:type="spellStart"/>
+      <w:r>
+        <w:rPr>
+          <w:rFonts w:ascii="Calibri" w:hAnsi="Calibri" w:cs="Calibri"/>
+          <w:color w:val="000000"/>
+          <w:sz w:val="21"/>
+        </w:rPr>
+        <w:t>pd_history</w:t>
+      </w:r>
+      <w:proofErr w:type="spellEnd"/>
+      <w:r>
+        <w:rPr>
+          <w:rFonts w:ascii="Calibri" w:hAnsi="Calibri" w:cs="Calibri"/>
+          <w:color w:val="000000"/>
+          <w:sz w:val="21"/>
+        </w:rPr>
+        <w:t xml:space="preserve">, </w:t>
+      </w:r>
+      <w:proofErr w:type="spellStart"/>
+      <w:r>
+        <w:rPr>
+          <w:rFonts w:ascii="Calibri" w:hAnsi="Calibri" w:cs="Calibri"/>
+          <w:color w:val="000000"/>
+          <w:sz w:val="21"/>
+        </w:rPr>
+        <w:t>pd_checked</w:t>
+      </w:r>
+      <w:proofErr w:type="spellEnd"/>
+      <w:r>
+        <w:rPr>
+          <w:rFonts w:ascii="Calibri" w:hAnsi="Calibri" w:cs="Calibri"/>
+          <w:color w:val="000000"/>
+          <w:sz w:val="21"/>
+        </w:rPr>
+        <w:t xml:space="preserve"> and the PD actor fields record workflow and audit state.</w:t>
       </w:r>
     </w:p>
     <w:p>
@@ -1096,7 +1856,43 @@
           <w:color w:val="000000"/>
           <w:sz w:val="21"/>
         </w:rPr>
-        <w:t>Product Database helpers normalize pd_barcode and pd_master_barcode together.</w:t>
+        <w:t xml:space="preserve">Product Database helpers normalize </w:t>
+      </w:r>
+      <w:proofErr w:type="spellStart"/>
+      <w:r>
+        <w:rPr>
+          <w:rFonts w:ascii="Calibri" w:hAnsi="Calibri" w:cs="Calibri"/>
+          <w:color w:val="000000"/>
+          <w:sz w:val="21"/>
+        </w:rPr>
+        <w:t>pd_barcode</w:t>
+      </w:r>
+      <w:proofErr w:type="spellEnd"/>
+      <w:r>
+        <w:rPr>
+          <w:rFonts w:ascii="Calibri" w:hAnsi="Calibri" w:cs="Calibri"/>
+          <w:color w:val="000000"/>
+          <w:sz w:val="21"/>
+        </w:rPr>
+        <w:t xml:space="preserve"> and </w:t>
+      </w:r>
+      <w:proofErr w:type="spellStart"/>
+      <w:r>
+        <w:rPr>
+          <w:rFonts w:ascii="Calibri" w:hAnsi="Calibri" w:cs="Calibri"/>
+          <w:color w:val="000000"/>
+          <w:sz w:val="21"/>
+        </w:rPr>
+        <w:t>pd_master_barcode</w:t>
+      </w:r>
+      <w:proofErr w:type="spellEnd"/>
+      <w:r>
+        <w:rPr>
+          <w:rFonts w:ascii="Calibri" w:hAnsi="Calibri" w:cs="Calibri"/>
+          <w:color w:val="000000"/>
+          <w:sz w:val="21"/>
+        </w:rPr>
+        <w:t xml:space="preserve"> together.</w:t>
       </w:r>
     </w:p>
     <w:p>
@@ -1128,13 +1924,59 @@
         <w:spacing w:after="60" w:line="280" w:lineRule="auto"/>
         <w:ind w:left="540" w:hanging="260"/>
       </w:pPr>
-      <w:r>
-        <w:rPr>
-          <w:rFonts w:ascii="Calibri" w:hAnsi="Calibri" w:cs="Calibri"/>
-          <w:color w:val="000000"/>
-          <w:sz w:val="21"/>
-        </w:rPr>
-        <w:t>master_barcode, master_master_barcode and master_inner_barcode are strings.</w:t>
+      <w:proofErr w:type="spellStart"/>
+      <w:r>
+        <w:rPr>
+          <w:rFonts w:ascii="Calibri" w:hAnsi="Calibri" w:cs="Calibri"/>
+          <w:color w:val="000000"/>
+          <w:sz w:val="21"/>
+        </w:rPr>
+        <w:t>master_barcode</w:t>
+      </w:r>
+      <w:proofErr w:type="spellEnd"/>
+      <w:r>
+        <w:rPr>
+          <w:rFonts w:ascii="Calibri" w:hAnsi="Calibri" w:cs="Calibri"/>
+          <w:color w:val="000000"/>
+          <w:sz w:val="21"/>
+        </w:rPr>
+        <w:t xml:space="preserve">, </w:t>
+      </w:r>
+      <w:proofErr w:type="spellStart"/>
+      <w:r>
+        <w:rPr>
+          <w:rFonts w:ascii="Calibri" w:hAnsi="Calibri" w:cs="Calibri"/>
+          <w:color w:val="000000"/>
+          <w:sz w:val="21"/>
+        </w:rPr>
+        <w:t>master_master_barcode</w:t>
+      </w:r>
+      <w:proofErr w:type="spellEnd"/>
+      <w:r>
+        <w:rPr>
+          <w:rFonts w:ascii="Calibri" w:hAnsi="Calibri" w:cs="Calibri"/>
+          <w:color w:val="000000"/>
+          <w:sz w:val="21"/>
+        </w:rPr>
+        <w:t xml:space="preserve"> and </w:t>
+      </w:r>
+      <w:proofErr w:type="spellStart"/>
+      <w:r>
+        <w:rPr>
+          <w:rFonts w:ascii="Calibri" w:hAnsi="Calibri" w:cs="Calibri"/>
+          <w:color w:val="000000"/>
+          <w:sz w:val="21"/>
+        </w:rPr>
+        <w:t>master_inner_barcode</w:t>
+      </w:r>
+      <w:proofErr w:type="spellEnd"/>
+      <w:r>
+        <w:rPr>
+          <w:rFonts w:ascii="Calibri" w:hAnsi="Calibri" w:cs="Calibri"/>
+          <w:color w:val="000000"/>
+          <w:sz w:val="21"/>
+        </w:rPr>
+        <w:t xml:space="preserve"> are strings.</w:t>
       </w:r>
     </w:p>
     <w:p>
@@ -1153,7 +1995,43 @@
           <w:color w:val="000000"/>
           <w:sz w:val="21"/>
         </w:rPr>
-        <w:t>The pre-validate hook keeps master_barcode and master_master_barcode synchronized.</w:t>
+        <w:t xml:space="preserve">The pre-validate hook keeps </w:t>
+      </w:r>
+      <w:proofErr w:type="spellStart"/>
+      <w:r>
+        <w:rPr>
+          <w:rFonts w:ascii="Calibri" w:hAnsi="Calibri" w:cs="Calibri"/>
+          <w:color w:val="000000"/>
+          <w:sz w:val="21"/>
+        </w:rPr>
+        <w:t>master_barcode</w:t>
+      </w:r>
+      <w:proofErr w:type="spellEnd"/>
+      <w:r>
+        <w:rPr>
+          <w:rFonts w:ascii="Calibri" w:hAnsi="Calibri" w:cs="Calibri"/>
+          <w:color w:val="000000"/>
+          <w:sz w:val="21"/>
+        </w:rPr>
+        <w:t xml:space="preserve"> and </w:t>
+      </w:r>
+      <w:proofErr w:type="spellStart"/>
+      <w:r>
+        <w:rPr>
+          <w:rFonts w:ascii="Calibri" w:hAnsi="Calibri" w:cs="Calibri"/>
+          <w:color w:val="000000"/>
+          <w:sz w:val="21"/>
+        </w:rPr>
+        <w:t>master_master_barcode</w:t>
+      </w:r>
+      <w:proofErr w:type="spellEnd"/>
+      <w:r>
+        <w:rPr>
+          <w:rFonts w:ascii="Calibri" w:hAnsi="Calibri" w:cs="Calibri"/>
+          <w:color w:val="000000"/>
+          <w:sz w:val="21"/>
+        </w:rPr>
+        <w:t xml:space="preserve"> synchronized.</w:t>
       </w:r>
     </w:p>
     <w:p>
@@ -1185,13 +2063,81 @@
         <w:spacing w:after="60" w:line="280" w:lineRule="auto"/>
         <w:ind w:left="540" w:hanging="260"/>
       </w:pPr>
-      <w:r>
-        <w:rPr>
-          <w:rFonts w:ascii="Calibri" w:hAnsi="Calibri" w:cs="Calibri"/>
-          <w:color w:val="000000"/>
-          <w:sz w:val="21"/>
-        </w:rPr>
-        <w:t>qc.barcode, qc.master_barcode and qc.inner_barcode are strings stored under the Item document.</w:t>
+      <w:proofErr w:type="spellStart"/>
+      <w:proofErr w:type="gramStart"/>
+      <w:r>
+        <w:rPr>
+          <w:rFonts w:ascii="Calibri" w:hAnsi="Calibri" w:cs="Calibri"/>
+          <w:color w:val="000000"/>
+          <w:sz w:val="21"/>
+        </w:rPr>
+        <w:t>qc.barcode</w:t>
+      </w:r>
+      <w:proofErr w:type="spellEnd"/>
+      <w:proofErr w:type="gramEnd"/>
+      <w:r>
+        <w:rPr>
+          <w:rFonts w:ascii="Calibri" w:hAnsi="Calibri" w:cs="Calibri"/>
+          <w:color w:val="000000"/>
+          <w:sz w:val="21"/>
+        </w:rPr>
+        <w:t xml:space="preserve">, </w:t>
+      </w:r>
+      <w:proofErr w:type="spellStart"/>
+      <w:proofErr w:type="gramStart"/>
+      <w:r>
+        <w:rPr>
+          <w:rFonts w:ascii="Calibri" w:hAnsi="Calibri" w:cs="Calibri"/>
+          <w:color w:val="000000"/>
+          <w:sz w:val="21"/>
+        </w:rPr>
+        <w:t>qc.master</w:t>
+      </w:r>
+      <w:proofErr w:type="gramEnd"/>
+      <w:r>
+        <w:rPr>
+          <w:rFonts w:ascii="Calibri" w:hAnsi="Calibri" w:cs="Calibri"/>
+          <w:color w:val="000000"/>
+          <w:sz w:val="21"/>
+        </w:rPr>
+        <w:t>_barcode</w:t>
+      </w:r>
+      <w:proofErr w:type="spellEnd"/>
+      <w:r>
+        <w:rPr>
+          <w:rFonts w:ascii="Calibri" w:hAnsi="Calibri" w:cs="Calibri"/>
+          <w:color w:val="000000"/>
+          <w:sz w:val="21"/>
+        </w:rPr>
+        <w:t xml:space="preserve"> and </w:t>
+      </w:r>
+      <w:proofErr w:type="spellStart"/>
+      <w:proofErr w:type="gramStart"/>
+      <w:r>
+        <w:rPr>
+          <w:rFonts w:ascii="Calibri" w:hAnsi="Calibri" w:cs="Calibri"/>
+          <w:color w:val="000000"/>
+          <w:sz w:val="21"/>
+        </w:rPr>
+        <w:t>qc.inner</w:t>
+      </w:r>
+      <w:proofErr w:type="gramEnd"/>
+      <w:r>
+        <w:rPr>
+          <w:rFonts w:ascii="Calibri" w:hAnsi="Calibri" w:cs="Calibri"/>
+          <w:color w:val="000000"/>
+          <w:sz w:val="21"/>
+        </w:rPr>
+        <w:t>_barcode</w:t>
+      </w:r>
+      <w:proofErr w:type="spellEnd"/>
+      <w:r>
+        <w:rPr>
+          <w:rFonts w:ascii="Calibri" w:hAnsi="Calibri" w:cs="Calibri"/>
+          <w:color w:val="000000"/>
+          <w:sz w:val="21"/>
+        </w:rPr>
+        <w:t xml:space="preserve"> are strings stored under the Item document.</w:t>
       </w:r>
     </w:p>
     <w:p>
@@ -1248,7 +2194,43 @@
           <w:color w:val="000000"/>
           <w:sz w:val="21"/>
         </w:rPr>
-        <w:t>barcode, master_barcode and inner_barcode are numeric schema fields.</w:t>
+        <w:t xml:space="preserve">barcode, </w:t>
+      </w:r>
+      <w:proofErr w:type="spellStart"/>
+      <w:r>
+        <w:rPr>
+          <w:rFonts w:ascii="Calibri" w:hAnsi="Calibri" w:cs="Calibri"/>
+          <w:color w:val="000000"/>
+          <w:sz w:val="21"/>
+        </w:rPr>
+        <w:t>master_barcode</w:t>
+      </w:r>
+      <w:proofErr w:type="spellEnd"/>
+      <w:r>
+        <w:rPr>
+          <w:rFonts w:ascii="Calibri" w:hAnsi="Calibri" w:cs="Calibri"/>
+          <w:color w:val="000000"/>
+          <w:sz w:val="21"/>
+        </w:rPr>
+        <w:t xml:space="preserve"> and </w:t>
+      </w:r>
+      <w:proofErr w:type="spellStart"/>
+      <w:r>
+        <w:rPr>
+          <w:rFonts w:ascii="Calibri" w:hAnsi="Calibri" w:cs="Calibri"/>
+          <w:color w:val="000000"/>
+          <w:sz w:val="21"/>
+        </w:rPr>
+        <w:t>inner_barcode</w:t>
+      </w:r>
+      <w:proofErr w:type="spellEnd"/>
+      <w:r>
+        <w:rPr>
+          <w:rFonts w:ascii="Calibri" w:hAnsi="Calibri" w:cs="Calibri"/>
+          <w:color w:val="000000"/>
+          <w:sz w:val="21"/>
+        </w:rPr>
+        <w:t xml:space="preserve"> are numeric schema fields.</w:t>
       </w:r>
     </w:p>
     <w:p>
@@ -1267,7 +2249,25 @@
           <w:color w:val="000000"/>
           <w:sz w:val="21"/>
         </w:rPr>
-        <w:t>The QC pre-validate hook uses master_barcode as the primary source and mirrors it into barcode.</w:t>
+        <w:t xml:space="preserve">The QC pre-validate hook uses </w:t>
+      </w:r>
+      <w:proofErr w:type="spellStart"/>
+      <w:r>
+        <w:rPr>
+          <w:rFonts w:ascii="Calibri" w:hAnsi="Calibri" w:cs="Calibri"/>
+          <w:color w:val="000000"/>
+          <w:sz w:val="21"/>
+        </w:rPr>
+        <w:t>master_barcode</w:t>
+      </w:r>
+      <w:proofErr w:type="spellEnd"/>
+      <w:r>
+        <w:rPr>
+          <w:rFonts w:ascii="Calibri" w:hAnsi="Calibri" w:cs="Calibri"/>
+          <w:color w:val="000000"/>
+          <w:sz w:val="21"/>
+        </w:rPr>
+        <w:t xml:space="preserve"> as the primary source and mirrors it into barcode.</w:t>
       </w:r>
     </w:p>
     <w:p>
@@ -1305,7 +2305,43 @@
           <w:color w:val="000000"/>
           <w:sz w:val="21"/>
         </w:rPr>
-        <w:t>barcode, master_barcode and inner_barcode are strings.</w:t>
+        <w:t xml:space="preserve">barcode, </w:t>
+      </w:r>
+      <w:proofErr w:type="spellStart"/>
+      <w:r>
+        <w:rPr>
+          <w:rFonts w:ascii="Calibri" w:hAnsi="Calibri" w:cs="Calibri"/>
+          <w:color w:val="000000"/>
+          <w:sz w:val="21"/>
+        </w:rPr>
+        <w:t>master_barcode</w:t>
+      </w:r>
+      <w:proofErr w:type="spellEnd"/>
+      <w:r>
+        <w:rPr>
+          <w:rFonts w:ascii="Calibri" w:hAnsi="Calibri" w:cs="Calibri"/>
+          <w:color w:val="000000"/>
+          <w:sz w:val="21"/>
+        </w:rPr>
+        <w:t xml:space="preserve"> and </w:t>
+      </w:r>
+      <w:proofErr w:type="spellStart"/>
+      <w:r>
+        <w:rPr>
+          <w:rFonts w:ascii="Calibri" w:hAnsi="Calibri" w:cs="Calibri"/>
+          <w:color w:val="000000"/>
+          <w:sz w:val="21"/>
+        </w:rPr>
+        <w:t>inner_barcode</w:t>
+      </w:r>
+      <w:proofErr w:type="spellEnd"/>
+      <w:r>
+        <w:rPr>
+          <w:rFonts w:ascii="Calibri" w:hAnsi="Calibri" w:cs="Calibri"/>
+          <w:color w:val="000000"/>
+          <w:sz w:val="21"/>
+        </w:rPr>
+        <w:t xml:space="preserve"> are strings.</w:t>
       </w:r>
     </w:p>
     <w:p>
@@ -1359,7 +2395,61 @@
           <w:color w:val="000000"/>
           <w:sz w:val="21"/>
         </w:rPr>
-        <w:t>MongoDB Item document stores file metadata only: key, originalName, contentType, size, link and public_id.</w:t>
+        <w:t xml:space="preserve">MongoDB Item document stores file metadata only: key, </w:t>
+      </w:r>
+      <w:proofErr w:type="spellStart"/>
+      <w:r>
+        <w:rPr>
+          <w:rFonts w:ascii="Calibri" w:hAnsi="Calibri" w:cs="Calibri"/>
+          <w:color w:val="000000"/>
+          <w:sz w:val="21"/>
+        </w:rPr>
+        <w:t>originalName</w:t>
+      </w:r>
+      <w:proofErr w:type="spellEnd"/>
+      <w:r>
+        <w:rPr>
+          <w:rFonts w:ascii="Calibri" w:hAnsi="Calibri" w:cs="Calibri"/>
+          <w:color w:val="000000"/>
+          <w:sz w:val="21"/>
+        </w:rPr>
+        <w:t xml:space="preserve">, </w:t>
+      </w:r>
+      <w:proofErr w:type="spellStart"/>
+      <w:r>
+        <w:rPr>
+          <w:rFonts w:ascii="Calibri" w:hAnsi="Calibri" w:cs="Calibri"/>
+          <w:color w:val="000000"/>
+          <w:sz w:val="21"/>
+        </w:rPr>
+        <w:t>contentType</w:t>
+      </w:r>
+      <w:proofErr w:type="spellEnd"/>
+      <w:r>
+        <w:rPr>
+          <w:rFonts w:ascii="Calibri" w:hAnsi="Calibri" w:cs="Calibri"/>
+          <w:color w:val="000000"/>
+          <w:sz w:val="21"/>
+        </w:rPr>
+        <w:t xml:space="preserve">, size, link and </w:t>
+      </w:r>
+      <w:proofErr w:type="spellStart"/>
+      <w:r>
+        <w:rPr>
+          <w:rFonts w:ascii="Calibri" w:hAnsi="Calibri" w:cs="Calibri"/>
+          <w:color w:val="000000"/>
+          <w:sz w:val="21"/>
+        </w:rPr>
+        <w:t>public_id</w:t>
+      </w:r>
+      <w:proofErr w:type="spellEnd"/>
+      <w:r>
+        <w:rPr>
+          <w:rFonts w:ascii="Calibri" w:hAnsi="Calibri" w:cs="Calibri"/>
+          <w:color w:val="000000"/>
+          <w:sz w:val="21"/>
+        </w:rPr>
+        <w:t>.</w:t>
       </w:r>
     </w:p>
     <w:p>
@@ -1391,13 +2481,33 @@
         <w:spacing w:after="60" w:line="280" w:lineRule="auto"/>
         <w:ind w:left="540" w:hanging="260"/>
       </w:pPr>
-      <w:r>
-        <w:rPr>
-          <w:rFonts w:ascii="Calibri" w:hAnsi="Calibri" w:cs="Calibri"/>
-          <w:color w:val="000000"/>
-          <w:sz w:val="21"/>
-        </w:rPr>
-        <w:t>createStorageKey() builds sanitized, nondeterministic object keys using the folder, timestamp, random 8-byte hexadecimal suffix and file base name.</w:t>
+      <w:proofErr w:type="spellStart"/>
+      <w:proofErr w:type="gramStart"/>
+      <w:r>
+        <w:rPr>
+          <w:rFonts w:ascii="Calibri" w:hAnsi="Calibri" w:cs="Calibri"/>
+          <w:color w:val="000000"/>
+          <w:sz w:val="21"/>
+        </w:rPr>
+        <w:t>createStorageKey</w:t>
+      </w:r>
+      <w:proofErr w:type="spellEnd"/>
+      <w:r>
+        <w:rPr>
+          <w:rFonts w:ascii="Calibri" w:hAnsi="Calibri" w:cs="Calibri"/>
+          <w:color w:val="000000"/>
+          <w:sz w:val="21"/>
+        </w:rPr>
+        <w:t>(</w:t>
+      </w:r>
+      <w:proofErr w:type="gramEnd"/>
+      <w:r>
+        <w:rPr>
+          <w:rFonts w:ascii="Calibri" w:hAnsi="Calibri" w:cs="Calibri"/>
+          <w:color w:val="000000"/>
+          <w:sz w:val="21"/>
+        </w:rPr>
+        <w:t>) builds sanitized, nondeterministic object keys using the folder, timestamp, random 8-byte hexadecimal suffix and file base name.</w:t>
       </w:r>
     </w:p>
     <w:p>
@@ -1410,13 +2520,61 @@
         <w:spacing w:after="60" w:line="280" w:lineRule="auto"/>
         <w:ind w:left="540" w:hanging="260"/>
       </w:pPr>
-      <w:r>
-        <w:rPr>
-          <w:rFonts w:ascii="Calibri" w:hAnsi="Calibri" w:cs="Calibri"/>
-          <w:color w:val="000000"/>
-          <w:sz w:val="21"/>
-        </w:rPr>
-        <w:t>getObjectUrl() returns a configured public URL when available; getSignedObjectUrl() produces protected time-limited read URLs otherwise.</w:t>
+      <w:proofErr w:type="spellStart"/>
+      <w:proofErr w:type="gramStart"/>
+      <w:r>
+        <w:rPr>
+          <w:rFonts w:ascii="Calibri" w:hAnsi="Calibri" w:cs="Calibri"/>
+          <w:color w:val="000000"/>
+          <w:sz w:val="21"/>
+        </w:rPr>
+        <w:t>getObjectUrl</w:t>
+      </w:r>
+      <w:proofErr w:type="spellEnd"/>
+      <w:r>
+        <w:rPr>
+          <w:rFonts w:ascii="Calibri" w:hAnsi="Calibri" w:cs="Calibri"/>
+          <w:color w:val="000000"/>
+          <w:sz w:val="21"/>
+        </w:rPr>
+        <w:t>(</w:t>
+      </w:r>
+      <w:proofErr w:type="gramEnd"/>
+      <w:r>
+        <w:rPr>
+          <w:rFonts w:ascii="Calibri" w:hAnsi="Calibri" w:cs="Calibri"/>
+          <w:color w:val="000000"/>
+          <w:sz w:val="21"/>
+        </w:rPr>
+        <w:t xml:space="preserve">) returns a configured public URL when available; </w:t>
+      </w:r>
+      <w:proofErr w:type="spellStart"/>
+      <w:proofErr w:type="gramStart"/>
+      <w:r>
+        <w:rPr>
+          <w:rFonts w:ascii="Calibri" w:hAnsi="Calibri" w:cs="Calibri"/>
+          <w:color w:val="000000"/>
+          <w:sz w:val="21"/>
+        </w:rPr>
+        <w:t>getSignedObjectUrl</w:t>
+      </w:r>
+      <w:proofErr w:type="spellEnd"/>
+      <w:r>
+        <w:rPr>
+          <w:rFonts w:ascii="Calibri" w:hAnsi="Calibri" w:cs="Calibri"/>
+          <w:color w:val="000000"/>
+          <w:sz w:val="21"/>
+        </w:rPr>
+        <w:t>(</w:t>
+      </w:r>
+      <w:proofErr w:type="gramEnd"/>
+      <w:r>
+        <w:rPr>
+          <w:rFonts w:ascii="Calibri" w:hAnsi="Calibri" w:cs="Calibri"/>
+          <w:color w:val="000000"/>
+          <w:sz w:val="21"/>
+        </w:rPr>
+        <w:t>) produces protected time-limited read URLs otherwise.</w:t>
       </w:r>
     </w:p>
     <w:p>
@@ -1483,7 +2641,47 @@
           <w:color w:val="000000"/>
           <w:sz w:val="21"/>
         </w:rPr>
-        <w:t>Navbar exposes Allocate Labels when the user has labels.manage or labels.assign in the frontend permission context.</w:t>
+        <w:t xml:space="preserve">Navbar exposes Allocate Labels when the user has </w:t>
+      </w:r>
+      <w:proofErr w:type="spellStart"/>
+      <w:proofErr w:type="gramStart"/>
+      <w:r>
+        <w:rPr>
+          <w:rFonts w:ascii="Calibri" w:hAnsi="Calibri" w:cs="Calibri"/>
+          <w:color w:val="000000"/>
+          <w:sz w:val="21"/>
+        </w:rPr>
+        <w:t>labels.manage</w:t>
+      </w:r>
+      <w:proofErr w:type="spellEnd"/>
+      <w:proofErr w:type="gramEnd"/>
+      <w:r>
+        <w:rPr>
+          <w:rFonts w:ascii="Calibri" w:hAnsi="Calibri" w:cs="Calibri"/>
+          <w:color w:val="000000"/>
+          <w:sz w:val="21"/>
+        </w:rPr>
+        <w:t xml:space="preserve"> or </w:t>
+      </w:r>
+      <w:proofErr w:type="spellStart"/>
+      <w:proofErr w:type="gramStart"/>
+      <w:r>
+        <w:rPr>
+          <w:rFonts w:ascii="Calibri" w:hAnsi="Calibri" w:cs="Calibri"/>
+          <w:color w:val="000000"/>
+          <w:sz w:val="21"/>
+        </w:rPr>
+        <w:t>labels.assign</w:t>
+      </w:r>
+      <w:proofErr w:type="spellEnd"/>
+      <w:proofErr w:type="gramEnd"/>
+      <w:r>
+        <w:rPr>
+          <w:rFonts w:ascii="Calibri" w:hAnsi="Calibri" w:cs="Calibri"/>
+          <w:color w:val="000000"/>
+          <w:sz w:val="21"/>
+        </w:rPr>
+        <w:t xml:space="preserve"> in the frontend permission context.</w:t>
       </w:r>
     </w:p>
     <w:p>
@@ -1501,7 +2699,43 @@
           <w:color w:val="000000"/>
           <w:sz w:val="21"/>
         </w:rPr>
-        <w:t>client/OMS/src/components/AllocateLabelsModal.jsx accepts a start and end number and expands the inclusive range locally.</w:t>
+        <w:t>client/OMS/</w:t>
+      </w:r>
+      <w:proofErr w:type="spellStart"/>
+      <w:r>
+        <w:rPr>
+          <w:rFonts w:ascii="Calibri" w:hAnsi="Calibri" w:cs="Calibri"/>
+          <w:color w:val="000000"/>
+          <w:sz w:val="21"/>
+        </w:rPr>
+        <w:t>src</w:t>
+      </w:r>
+      <w:proofErr w:type="spellEnd"/>
+      <w:r>
+        <w:rPr>
+          <w:rFonts w:ascii="Calibri" w:hAnsi="Calibri" w:cs="Calibri"/>
+          <w:color w:val="000000"/>
+          <w:sz w:val="21"/>
+        </w:rPr>
+        <w:t>/components/</w:t>
+      </w:r>
+      <w:proofErr w:type="spellStart"/>
+      <w:r>
+        <w:rPr>
+          <w:rFonts w:ascii="Calibri" w:hAnsi="Calibri" w:cs="Calibri"/>
+          <w:color w:val="000000"/>
+          <w:sz w:val="21"/>
+        </w:rPr>
+        <w:t>AllocateLabelsModal.jsx</w:t>
+      </w:r>
+      <w:proofErr w:type="spellEnd"/>
+      <w:r>
+        <w:rPr>
+          <w:rFonts w:ascii="Calibri" w:hAnsi="Calibri" w:cs="Calibri"/>
+          <w:color w:val="000000"/>
+          <w:sz w:val="21"/>
+        </w:rPr>
+        <w:t xml:space="preserve"> accepts a start and end number and expands the inclusive range locally.</w:t>
       </w:r>
     </w:p>
     <w:p>
@@ -1668,7 +2902,61 @@
           <w:color w:val="000000"/>
           <w:sz w:val="21"/>
         </w:rPr>
-        <w:t>New values are appended to Inspector.alloted_labels; labels_allotted_by is set; action=allocate is appended to label_allocation_history.</w:t>
+        <w:t xml:space="preserve">New values are appended to </w:t>
+      </w:r>
+      <w:proofErr w:type="spellStart"/>
+      <w:r>
+        <w:rPr>
+          <w:rFonts w:ascii="Calibri" w:hAnsi="Calibri" w:cs="Calibri"/>
+          <w:color w:val="000000"/>
+          <w:sz w:val="21"/>
+        </w:rPr>
+        <w:t>Inspector.alloted_labels</w:t>
+      </w:r>
+      <w:proofErr w:type="spellEnd"/>
+      <w:r>
+        <w:rPr>
+          <w:rFonts w:ascii="Calibri" w:hAnsi="Calibri" w:cs="Calibri"/>
+          <w:color w:val="000000"/>
+          <w:sz w:val="21"/>
+        </w:rPr>
+        <w:t xml:space="preserve">; </w:t>
+      </w:r>
+      <w:proofErr w:type="spellStart"/>
+      <w:r>
+        <w:rPr>
+          <w:rFonts w:ascii="Calibri" w:hAnsi="Calibri" w:cs="Calibri"/>
+          <w:color w:val="000000"/>
+          <w:sz w:val="21"/>
+        </w:rPr>
+        <w:t>labels_allotted_by</w:t>
+      </w:r>
+      <w:proofErr w:type="spellEnd"/>
+      <w:r>
+        <w:rPr>
+          <w:rFonts w:ascii="Calibri" w:hAnsi="Calibri" w:cs="Calibri"/>
+          <w:color w:val="000000"/>
+          <w:sz w:val="21"/>
+        </w:rPr>
+        <w:t xml:space="preserve"> is set; action=allocate is appended to </w:t>
+      </w:r>
+      <w:proofErr w:type="spellStart"/>
+      <w:r>
+        <w:rPr>
+          <w:rFonts w:ascii="Calibri" w:hAnsi="Calibri" w:cs="Calibri"/>
+          <w:color w:val="000000"/>
+          <w:sz w:val="21"/>
+        </w:rPr>
+        <w:t>label_allocation_history</w:t>
+      </w:r>
+      <w:proofErr w:type="spellEnd"/>
+      <w:r>
+        <w:rPr>
+          <w:rFonts w:ascii="Calibri" w:hAnsi="Calibri" w:cs="Calibri"/>
+          <w:color w:val="000000"/>
+          <w:sz w:val="21"/>
+        </w:rPr>
+        <w:t>.</w:t>
       </w:r>
     </w:p>
     <w:p>
@@ -1715,7 +3003,43 @@
           <w:color w:val="000000"/>
           <w:sz w:val="21"/>
         </w:rPr>
-        <w:t>PATCH /inspectors/transfer-labels moves unused serials between inspectors. It writes paired transfer_out and transfer_in history entries. Used, rejected and conflicting values are refused.</w:t>
+        <w:t xml:space="preserve">PATCH /inspectors/transfer-labels moves unused serials between inspectors. It writes paired </w:t>
+      </w:r>
+      <w:proofErr w:type="spellStart"/>
+      <w:r>
+        <w:rPr>
+          <w:rFonts w:ascii="Calibri" w:hAnsi="Calibri" w:cs="Calibri"/>
+          <w:color w:val="000000"/>
+          <w:sz w:val="21"/>
+        </w:rPr>
+        <w:t>transfer_out</w:t>
+      </w:r>
+      <w:proofErr w:type="spellEnd"/>
+      <w:r>
+        <w:rPr>
+          <w:rFonts w:ascii="Calibri" w:hAnsi="Calibri" w:cs="Calibri"/>
+          <w:color w:val="000000"/>
+          <w:sz w:val="21"/>
+        </w:rPr>
+        <w:t xml:space="preserve"> and </w:t>
+      </w:r>
+      <w:proofErr w:type="spellStart"/>
+      <w:r>
+        <w:rPr>
+          <w:rFonts w:ascii="Calibri" w:hAnsi="Calibri" w:cs="Calibri"/>
+          <w:color w:val="000000"/>
+          <w:sz w:val="21"/>
+        </w:rPr>
+        <w:t>transfer_in</w:t>
+      </w:r>
+      <w:proofErr w:type="spellEnd"/>
+      <w:r>
+        <w:rPr>
+          <w:rFonts w:ascii="Calibri" w:hAnsi="Calibri" w:cs="Calibri"/>
+          <w:color w:val="000000"/>
+          <w:sz w:val="21"/>
+        </w:rPr>
+        <w:t xml:space="preserve"> history entries. Used, rejected and conflicting values are refused.</w:t>
       </w:r>
     </w:p>
     <w:p>
@@ -1734,7 +3058,43 @@
           <w:color w:val="000000"/>
           <w:sz w:val="21"/>
         </w:rPr>
-        <w:t>PATCH /inspectors/:id/reject-labels moves currently allocated, unused serials from alloted_labels to rejected_labels. Rejected values cannot be allocated or used again.</w:t>
+        <w:t xml:space="preserve">PATCH /inspectors/:id/reject-labels moves currently allocated, unused serials from </w:t>
+      </w:r>
+      <w:proofErr w:type="spellStart"/>
+      <w:r>
+        <w:rPr>
+          <w:rFonts w:ascii="Calibri" w:hAnsi="Calibri" w:cs="Calibri"/>
+          <w:color w:val="000000"/>
+          <w:sz w:val="21"/>
+        </w:rPr>
+        <w:t>alloted_labels</w:t>
+      </w:r>
+      <w:proofErr w:type="spellEnd"/>
+      <w:r>
+        <w:rPr>
+          <w:rFonts w:ascii="Calibri" w:hAnsi="Calibri" w:cs="Calibri"/>
+          <w:color w:val="000000"/>
+          <w:sz w:val="21"/>
+        </w:rPr>
+        <w:t xml:space="preserve"> to </w:t>
+      </w:r>
+      <w:proofErr w:type="spellStart"/>
+      <w:r>
+        <w:rPr>
+          <w:rFonts w:ascii="Calibri" w:hAnsi="Calibri" w:cs="Calibri"/>
+          <w:color w:val="000000"/>
+          <w:sz w:val="21"/>
+        </w:rPr>
+        <w:t>rejected_labels</w:t>
+      </w:r>
+      <w:proofErr w:type="spellEnd"/>
+      <w:r>
+        <w:rPr>
+          <w:rFonts w:ascii="Calibri" w:hAnsi="Calibri" w:cs="Calibri"/>
+          <w:color w:val="000000"/>
+          <w:sz w:val="21"/>
+        </w:rPr>
+        <w:t>. Rejected values cannot be allocated or used again.</w:t>
       </w:r>
     </w:p>
     <w:p>
@@ -1772,7 +3132,25 @@
           <w:color w:val="000000"/>
           <w:sz w:val="21"/>
         </w:rPr>
-        <w:t>DELETE /inspectors/:id/labels detaches selected allocated values and writes action=remove history.</w:t>
+        <w:t xml:space="preserve">DELETE /inspectors/:id/labels </w:t>
+      </w:r>
+      <w:proofErr w:type="gramStart"/>
+      <w:r>
+        <w:rPr>
+          <w:rFonts w:ascii="Calibri" w:hAnsi="Calibri" w:cs="Calibri"/>
+          <w:color w:val="000000"/>
+          <w:sz w:val="21"/>
+        </w:rPr>
+        <w:t>detaches</w:t>
+      </w:r>
+      <w:proofErr w:type="gramEnd"/>
+      <w:r>
+        <w:rPr>
+          <w:rFonts w:ascii="Calibri" w:hAnsi="Calibri" w:cs="Calibri"/>
+          <w:color w:val="000000"/>
+          <w:sz w:val="21"/>
+        </w:rPr>
+        <w:t xml:space="preserve"> selected allocated values and writes action=remove history.</w:t>
       </w:r>
     </w:p>
     <w:p>
@@ -1819,13 +3197,41 @@
         </w:numPr>
         <w:spacing w:after="60" w:line="280" w:lineRule="auto"/>
       </w:pPr>
-      <w:r>
-        <w:rPr>
-          <w:rFonts w:ascii="Calibri" w:hAnsi="Calibri" w:cs="Calibri"/>
-          <w:color w:val="000000"/>
-          <w:sz w:val="21"/>
-        </w:rPr>
-        <w:t>UpdateQcModal submits direct labels, label_ranges, QC quantities and barcode validation state to PATCH /qc/update-qc/:id.</w:t>
+      <w:proofErr w:type="spellStart"/>
+      <w:r>
+        <w:rPr>
+          <w:rFonts w:ascii="Calibri" w:hAnsi="Calibri" w:cs="Calibri"/>
+          <w:color w:val="000000"/>
+          <w:sz w:val="21"/>
+        </w:rPr>
+        <w:t>UpdateQcModal</w:t>
+      </w:r>
+      <w:proofErr w:type="spellEnd"/>
+      <w:r>
+        <w:rPr>
+          <w:rFonts w:ascii="Calibri" w:hAnsi="Calibri" w:cs="Calibri"/>
+          <w:color w:val="000000"/>
+          <w:sz w:val="21"/>
+        </w:rPr>
+        <w:t xml:space="preserve"> submits direct labels, </w:t>
+      </w:r>
+      <w:proofErr w:type="spellStart"/>
+      <w:r>
+        <w:rPr>
+          <w:rFonts w:ascii="Calibri" w:hAnsi="Calibri" w:cs="Calibri"/>
+          <w:color w:val="000000"/>
+          <w:sz w:val="21"/>
+        </w:rPr>
+        <w:t>label_ranges</w:t>
+      </w:r>
+      <w:proofErr w:type="spellEnd"/>
+      <w:r>
+        <w:rPr>
+          <w:rFonts w:ascii="Calibri" w:hAnsi="Calibri" w:cs="Calibri"/>
+          <w:color w:val="000000"/>
+          <w:sz w:val="21"/>
+        </w:rPr>
+        <w:t>, QC quantities and barcode validation state to PATCH /qc/update-qc/:id.</w:t>
       </w:r>
     </w:p>
     <w:p>
@@ -1837,13 +3243,25 @@
         </w:numPr>
         <w:spacing w:after="60" w:line="280" w:lineRule="auto"/>
       </w:pPr>
-      <w:r>
-        <w:rPr>
-          <w:rFonts w:ascii="Calibri" w:hAnsi="Calibri" w:cs="Calibri"/>
-          <w:color w:val="000000"/>
-          <w:sz w:val="21"/>
-        </w:rPr>
-        <w:t>qc.controller accepts direct label arrays or expands every start/end range. A range must have both integer endpoints, non-negative values and start less than or equal to end.</w:t>
+      <w:proofErr w:type="spellStart"/>
+      <w:proofErr w:type="gramStart"/>
+      <w:r>
+        <w:rPr>
+          <w:rFonts w:ascii="Calibri" w:hAnsi="Calibri" w:cs="Calibri"/>
+          <w:color w:val="000000"/>
+          <w:sz w:val="21"/>
+        </w:rPr>
+        <w:t>qc.controller</w:t>
+      </w:r>
+      <w:proofErr w:type="spellEnd"/>
+      <w:proofErr w:type="gramEnd"/>
+      <w:r>
+        <w:rPr>
+          <w:rFonts w:ascii="Calibri" w:hAnsi="Calibri" w:cs="Calibri"/>
+          <w:color w:val="000000"/>
+          <w:sz w:val="21"/>
+        </w:rPr>
+        <w:t xml:space="preserve"> accepts direct label arrays or expands every start/end range. A range must have both integer endpoints, non-negative values and start less than or equal to end.</w:t>
       </w:r>
     </w:p>
     <w:p>
@@ -1879,7 +3297,25 @@
           <w:color w:val="000000"/>
           <w:sz w:val="21"/>
         </w:rPr>
-        <w:t>Unless the actor is label-exempt, labels and passed quantity require qc_checked greater than zero for the visit.</w:t>
+        <w:t xml:space="preserve">Unless the actor is label-exempt, labels and passed quantity require </w:t>
+      </w:r>
+      <w:proofErr w:type="spellStart"/>
+      <w:r>
+        <w:rPr>
+          <w:rFonts w:ascii="Calibri" w:hAnsi="Calibri" w:cs="Calibri"/>
+          <w:color w:val="000000"/>
+          <w:sz w:val="21"/>
+        </w:rPr>
+        <w:t>qc_checked</w:t>
+      </w:r>
+      <w:proofErr w:type="spellEnd"/>
+      <w:r>
+        <w:rPr>
+          <w:rFonts w:ascii="Calibri" w:hAnsi="Calibri" w:cs="Calibri"/>
+          <w:color w:val="000000"/>
+          <w:sz w:val="21"/>
+        </w:rPr>
+        <w:t xml:space="preserve"> greater than zero for the visit.</w:t>
       </w:r>
     </w:p>
     <w:p>
@@ -1966,13 +3402,25 @@
         </w:numPr>
         <w:spacing w:after="60" w:line="280" w:lineRule="auto"/>
       </w:pPr>
-      <w:r>
-        <w:rPr>
-          <w:rFonts w:ascii="Calibri" w:hAnsi="Calibri" w:cs="Calibri"/>
-          <w:color w:val="000000"/>
-          <w:sz w:val="21"/>
-        </w:rPr>
-        <w:t>qc.labels receives the unique aggregate set.</w:t>
+      <w:proofErr w:type="spellStart"/>
+      <w:proofErr w:type="gramStart"/>
+      <w:r>
+        <w:rPr>
+          <w:rFonts w:ascii="Calibri" w:hAnsi="Calibri" w:cs="Calibri"/>
+          <w:color w:val="000000"/>
+          <w:sz w:val="21"/>
+        </w:rPr>
+        <w:t>qc.labels</w:t>
+      </w:r>
+      <w:proofErr w:type="spellEnd"/>
+      <w:proofErr w:type="gramEnd"/>
+      <w:r>
+        <w:rPr>
+          <w:rFonts w:ascii="Calibri" w:hAnsi="Calibri" w:cs="Calibri"/>
+          <w:color w:val="000000"/>
+          <w:sz w:val="21"/>
+        </w:rPr>
+        <w:t xml:space="preserve"> receives the unique aggregate set.</w:t>
       </w:r>
     </w:p>
     <w:p>
@@ -1984,13 +3432,59 @@
         </w:numPr>
         <w:spacing w:after="60" w:line="280" w:lineRule="auto"/>
       </w:pPr>
-      <w:r>
-        <w:rPr>
-          <w:rFonts w:ascii="Calibri" w:hAnsi="Calibri" w:cs="Calibri"/>
-          <w:color w:val="000000"/>
-          <w:sz w:val="21"/>
-        </w:rPr>
-        <w:t>upsertInspectionRecordForRequest stores normalized label_ranges and the expanded labels_added array on the current Inspection record.</w:t>
+      <w:proofErr w:type="spellStart"/>
+      <w:r>
+        <w:rPr>
+          <w:rFonts w:ascii="Calibri" w:hAnsi="Calibri" w:cs="Calibri"/>
+          <w:color w:val="000000"/>
+          <w:sz w:val="21"/>
+        </w:rPr>
+        <w:t>upsertInspectionRecordForRequest</w:t>
+      </w:r>
+      <w:proofErr w:type="spellEnd"/>
+      <w:r>
+        <w:rPr>
+          <w:rFonts w:ascii="Calibri" w:hAnsi="Calibri" w:cs="Calibri"/>
+          <w:color w:val="000000"/>
+          <w:sz w:val="21"/>
+        </w:rPr>
+        <w:t xml:space="preserve"> stores normalized </w:t>
+      </w:r>
+      <w:proofErr w:type="spellStart"/>
+      <w:r>
+        <w:rPr>
+          <w:rFonts w:ascii="Calibri" w:hAnsi="Calibri" w:cs="Calibri"/>
+          <w:color w:val="000000"/>
+          <w:sz w:val="21"/>
+        </w:rPr>
+        <w:t>label_ranges</w:t>
+      </w:r>
+      <w:proofErr w:type="spellEnd"/>
+      <w:r>
+        <w:rPr>
+          <w:rFonts w:ascii="Calibri" w:hAnsi="Calibri" w:cs="Calibri"/>
+          <w:color w:val="000000"/>
+          <w:sz w:val="21"/>
+        </w:rPr>
+        <w:t xml:space="preserve"> and the expanded </w:t>
+      </w:r>
+      <w:proofErr w:type="spellStart"/>
+      <w:r>
+        <w:rPr>
+          <w:rFonts w:ascii="Calibri" w:hAnsi="Calibri" w:cs="Calibri"/>
+          <w:color w:val="000000"/>
+          <w:sz w:val="21"/>
+        </w:rPr>
+        <w:t>labels_added</w:t>
+      </w:r>
+      <w:proofErr w:type="spellEnd"/>
+      <w:r>
+        <w:rPr>
+          <w:rFonts w:ascii="Calibri" w:hAnsi="Calibri" w:cs="Calibri"/>
+          <w:color w:val="000000"/>
+          <w:sz w:val="21"/>
+        </w:rPr>
+        <w:t xml:space="preserve"> array on the current Inspection record.</w:t>
       </w:r>
     </w:p>
     <w:p>
@@ -2030,13 +3524,77 @@
       <w:pPr>
         <w:spacing w:after="120" w:line="300" w:lineRule="auto"/>
       </w:pPr>
-      <w:r>
-        <w:rPr>
-          <w:rFonts w:ascii="Calibri" w:hAnsi="Calibri" w:cs="Calibri"/>
-          <w:color w:val="000000"/>
-          <w:sz w:val="21"/>
-        </w:rPr>
-        <w:t>syncInspectorUsedLabelsFromInspectionRecords queries Inspection documents for the inspector user, flattens labels_added, deduplicates/sorts the values and writes Inspector.used_labels. It then rebuilds label_used_history from the same records.</w:t>
+      <w:proofErr w:type="spellStart"/>
+      <w:r>
+        <w:rPr>
+          <w:rFonts w:ascii="Calibri" w:hAnsi="Calibri" w:cs="Calibri"/>
+          <w:color w:val="000000"/>
+          <w:sz w:val="21"/>
+        </w:rPr>
+        <w:t>syncInspectorUsedLabelsFromInspectionRecords</w:t>
+      </w:r>
+      <w:proofErr w:type="spellEnd"/>
+      <w:r>
+        <w:rPr>
+          <w:rFonts w:ascii="Calibri" w:hAnsi="Calibri" w:cs="Calibri"/>
+          <w:color w:val="000000"/>
+          <w:sz w:val="21"/>
+        </w:rPr>
+        <w:t xml:space="preserve"> queries Inspection documents for the inspector user, flattens </w:t>
+      </w:r>
+      <w:proofErr w:type="spellStart"/>
+      <w:r>
+        <w:rPr>
+          <w:rFonts w:ascii="Calibri" w:hAnsi="Calibri" w:cs="Calibri"/>
+          <w:color w:val="000000"/>
+          <w:sz w:val="21"/>
+        </w:rPr>
+        <w:t>labels_added</w:t>
+      </w:r>
+      <w:proofErr w:type="spellEnd"/>
+      <w:r>
+        <w:rPr>
+          <w:rFonts w:ascii="Calibri" w:hAnsi="Calibri" w:cs="Calibri"/>
+          <w:color w:val="000000"/>
+          <w:sz w:val="21"/>
+        </w:rPr>
+        <w:t xml:space="preserve">, deduplicates/sorts the values and writes </w:t>
+      </w:r>
+      <w:proofErr w:type="spellStart"/>
+      <w:r>
+        <w:rPr>
+          <w:rFonts w:ascii="Calibri" w:hAnsi="Calibri" w:cs="Calibri"/>
+          <w:color w:val="000000"/>
+          <w:sz w:val="21"/>
+        </w:rPr>
+        <w:t>Inspector.used_labels</w:t>
+      </w:r>
+      <w:proofErr w:type="spellEnd"/>
+      <w:r>
+        <w:rPr>
+          <w:rFonts w:ascii="Calibri" w:hAnsi="Calibri" w:cs="Calibri"/>
+          <w:color w:val="000000"/>
+          <w:sz w:val="21"/>
+        </w:rPr>
+        <w:t xml:space="preserve">. It then rebuilds </w:t>
+      </w:r>
+      <w:proofErr w:type="spellStart"/>
+      <w:r>
+        <w:rPr>
+          <w:rFonts w:ascii="Calibri" w:hAnsi="Calibri" w:cs="Calibri"/>
+          <w:color w:val="000000"/>
+          <w:sz w:val="21"/>
+        </w:rPr>
+        <w:t>label_used_history</w:t>
+      </w:r>
+      <w:proofErr w:type="spellEnd"/>
+      <w:r>
+        <w:rPr>
+          <w:rFonts w:ascii="Calibri" w:hAnsi="Calibri" w:cs="Calibri"/>
+          <w:color w:val="000000"/>
+          <w:sz w:val="21"/>
+        </w:rPr>
+        <w:t xml:space="preserve"> from the same records.</w:t>
       </w:r>
     </w:p>
     <w:p>
@@ -2062,13 +3620,23 @@
         <w:spacing w:after="60" w:line="280" w:lineRule="auto"/>
         <w:ind w:left="540" w:hanging="260"/>
       </w:pPr>
-      <w:r>
-        <w:rPr>
-          <w:rFonts w:ascii="Calibri" w:hAnsi="Calibri" w:cs="Calibri"/>
-          <w:color w:val="000000"/>
-          <w:sz w:val="21"/>
-        </w:rPr>
-        <w:t>Inspection.labels_added is the reliable audit/reconciliation source for use.</w:t>
+      <w:proofErr w:type="spellStart"/>
+      <w:r>
+        <w:rPr>
+          <w:rFonts w:ascii="Calibri" w:hAnsi="Calibri" w:cs="Calibri"/>
+          <w:color w:val="000000"/>
+          <w:sz w:val="21"/>
+        </w:rPr>
+        <w:t>Inspection.labels_added</w:t>
+      </w:r>
+      <w:proofErr w:type="spellEnd"/>
+      <w:r>
+        <w:rPr>
+          <w:rFonts w:ascii="Calibri" w:hAnsi="Calibri" w:cs="Calibri"/>
+          <w:color w:val="000000"/>
+          <w:sz w:val="21"/>
+        </w:rPr>
+        <w:t xml:space="preserve"> is the reliable audit/reconciliation source for use.</w:t>
       </w:r>
     </w:p>
     <w:p>
@@ -2081,13 +3649,23 @@
         <w:spacing w:after="60" w:line="280" w:lineRule="auto"/>
         <w:ind w:left="540" w:hanging="260"/>
       </w:pPr>
-      <w:r>
-        <w:rPr>
-          <w:rFonts w:ascii="Calibri" w:hAnsi="Calibri" w:cs="Calibri"/>
-          <w:color w:val="000000"/>
-          <w:sz w:val="21"/>
-        </w:rPr>
-        <w:t>Inspector.used_labels is current denormalized convenience state.</w:t>
+      <w:proofErr w:type="spellStart"/>
+      <w:r>
+        <w:rPr>
+          <w:rFonts w:ascii="Calibri" w:hAnsi="Calibri" w:cs="Calibri"/>
+          <w:color w:val="000000"/>
+          <w:sz w:val="21"/>
+        </w:rPr>
+        <w:t>Inspector.used_labels</w:t>
+      </w:r>
+      <w:proofErr w:type="spellEnd"/>
+      <w:r>
+        <w:rPr>
+          <w:rFonts w:ascii="Calibri" w:hAnsi="Calibri" w:cs="Calibri"/>
+          <w:color w:val="000000"/>
+          <w:sz w:val="21"/>
+        </w:rPr>
+        <w:t xml:space="preserve"> is current denormalized convenience state.</w:t>
       </w:r>
     </w:p>
     <w:p>
@@ -2100,13 +3678,23 @@
         <w:spacing w:after="60" w:line="280" w:lineRule="auto"/>
         <w:ind w:left="540" w:hanging="260"/>
       </w:pPr>
-      <w:r>
-        <w:rPr>
-          <w:rFonts w:ascii="Calibri" w:hAnsi="Calibri" w:cs="Calibri"/>
-          <w:color w:val="000000"/>
-          <w:sz w:val="21"/>
-        </w:rPr>
-        <w:t>Inspector.label_used_history is denormalized UI/report data, not an independent label-allocation source.</w:t>
+      <w:proofErr w:type="spellStart"/>
+      <w:r>
+        <w:rPr>
+          <w:rFonts w:ascii="Calibri" w:hAnsi="Calibri" w:cs="Calibri"/>
+          <w:color w:val="000000"/>
+          <w:sz w:val="21"/>
+        </w:rPr>
+        <w:t>Inspector.label_used_history</w:t>
+      </w:r>
+      <w:proofErr w:type="spellEnd"/>
+      <w:r>
+        <w:rPr>
+          <w:rFonts w:ascii="Calibri" w:hAnsi="Calibri" w:cs="Calibri"/>
+          <w:color w:val="000000"/>
+          <w:sz w:val="21"/>
+        </w:rPr>
+        <w:t xml:space="preserve"> is denormalized UI/report data, not an independent label-allocation source.</w:t>
       </w:r>
     </w:p>
     <w:p>
@@ -2140,7 +3728,25 @@
           <w:color w:val="000000"/>
           <w:sz w:val="21"/>
         </w:rPr>
-        <w:t>backend/helpers/labelExemptUsers.js reads comma-separated user IDs from LabelExemptUsers or LABEL_EXEMPT_USERS.</w:t>
+        <w:t xml:space="preserve">backend/helpers/labelExemptUsers.js reads comma-separated user IDs from </w:t>
+      </w:r>
+      <w:proofErr w:type="spellStart"/>
+      <w:r>
+        <w:rPr>
+          <w:rFonts w:ascii="Calibri" w:hAnsi="Calibri" w:cs="Calibri"/>
+          <w:color w:val="000000"/>
+          <w:sz w:val="21"/>
+        </w:rPr>
+        <w:t>LabelExemptUsers</w:t>
+      </w:r>
+      <w:proofErr w:type="spellEnd"/>
+      <w:r>
+        <w:rPr>
+          <w:rFonts w:ascii="Calibri" w:hAnsi="Calibri" w:cs="Calibri"/>
+          <w:color w:val="000000"/>
+          <w:sz w:val="21"/>
+        </w:rPr>
+        <w:t xml:space="preserve"> or LABEL_EXEMPT_USERS.</w:t>
       </w:r>
     </w:p>
     <w:p>
@@ -2159,7 +3765,25 @@
           <w:color w:val="000000"/>
           <w:sz w:val="21"/>
         </w:rPr>
-        <w:t>The frontend mirrors this environment configuration in client/OMS/src/utils/qcUpdateAccess.js.</w:t>
+        <w:t>The frontend mirrors this environment configuration in client/OMS/</w:t>
+      </w:r>
+      <w:proofErr w:type="spellStart"/>
+      <w:r>
+        <w:rPr>
+          <w:rFonts w:ascii="Calibri" w:hAnsi="Calibri" w:cs="Calibri"/>
+          <w:color w:val="000000"/>
+          <w:sz w:val="21"/>
+        </w:rPr>
+        <w:t>src</w:t>
+      </w:r>
+      <w:proofErr w:type="spellEnd"/>
+      <w:r>
+        <w:rPr>
+          <w:rFonts w:ascii="Calibri" w:hAnsi="Calibri" w:cs="Calibri"/>
+          <w:color w:val="000000"/>
+          <w:sz w:val="21"/>
+        </w:rPr>
+        <w:t>/utils/qcUpdateAccess.js.</w:t>
       </w:r>
     </w:p>
     <w:p>
@@ -2197,7 +3821,43 @@
           <w:color w:val="000000"/>
           <w:sz w:val="21"/>
         </w:rPr>
-        <w:t>Label exemption is not barcode exemption. Item.barcode_exempted controls PIS barcode requirements.</w:t>
+        <w:t xml:space="preserve">Label exemption is not </w:t>
+      </w:r>
+      <w:proofErr w:type="gramStart"/>
+      <w:r>
+        <w:rPr>
+          <w:rFonts w:ascii="Calibri" w:hAnsi="Calibri" w:cs="Calibri"/>
+          <w:color w:val="000000"/>
+          <w:sz w:val="21"/>
+        </w:rPr>
+        <w:t>barcode</w:t>
+      </w:r>
+      <w:proofErr w:type="gramEnd"/>
+      <w:r>
+        <w:rPr>
+          <w:rFonts w:ascii="Calibri" w:hAnsi="Calibri" w:cs="Calibri"/>
+          <w:color w:val="000000"/>
+          <w:sz w:val="21"/>
+        </w:rPr>
+        <w:t xml:space="preserve"> exemption. </w:t>
+      </w:r>
+      <w:proofErr w:type="spellStart"/>
+      <w:r>
+        <w:rPr>
+          <w:rFonts w:ascii="Calibri" w:hAnsi="Calibri" w:cs="Calibri"/>
+          <w:color w:val="000000"/>
+          <w:sz w:val="21"/>
+        </w:rPr>
+        <w:t>Item.barcode_exempted</w:t>
+      </w:r>
+      <w:proofErr w:type="spellEnd"/>
+      <w:r>
+        <w:rPr>
+          <w:rFonts w:ascii="Calibri" w:hAnsi="Calibri" w:cs="Calibri"/>
+          <w:color w:val="000000"/>
+          <w:sz w:val="21"/>
+        </w:rPr>
+        <w:t xml:space="preserve"> controls PIS barcode requirements.</w:t>
       </w:r>
     </w:p>
     <w:p>
@@ -2266,7 +3926,71 @@
           <w:color w:val="000000"/>
           <w:sz w:val="21"/>
         </w:rPr>
-        <w:t>POST /items/:itemId/pis-upload uses parseAndSyncPisUpload.middleware.</w:t>
+        <w:t>POST /items</w:t>
+      </w:r>
+      <w:proofErr w:type="gramStart"/>
+      <w:r>
+        <w:rPr>
+          <w:rFonts w:ascii="Calibri" w:hAnsi="Calibri" w:cs="Calibri"/>
+          <w:color w:val="000000"/>
+          <w:sz w:val="21"/>
+        </w:rPr>
+        <w:t>/:</w:t>
+      </w:r>
+      <w:proofErr w:type="spellStart"/>
+      <w:r>
+        <w:rPr>
+          <w:rFonts w:ascii="Calibri" w:hAnsi="Calibri" w:cs="Calibri"/>
+          <w:color w:val="000000"/>
+          <w:sz w:val="21"/>
+        </w:rPr>
+        <w:t>itemId</w:t>
+      </w:r>
+      <w:proofErr w:type="spellEnd"/>
+      <w:proofErr w:type="gramEnd"/>
+      <w:r>
+        <w:rPr>
+          <w:rFonts w:ascii="Calibri" w:hAnsi="Calibri" w:cs="Calibri"/>
+          <w:color w:val="000000"/>
+          <w:sz w:val="21"/>
+        </w:rPr>
+        <w:t>/</w:t>
+      </w:r>
+      <w:proofErr w:type="spellStart"/>
+      <w:r>
+        <w:rPr>
+          <w:rFonts w:ascii="Calibri" w:hAnsi="Calibri" w:cs="Calibri"/>
+          <w:color w:val="000000"/>
+          <w:sz w:val="21"/>
+        </w:rPr>
+        <w:t>pis</w:t>
+      </w:r>
+      <w:proofErr w:type="spellEnd"/>
+      <w:r>
+        <w:rPr>
+          <w:rFonts w:ascii="Calibri" w:hAnsi="Calibri" w:cs="Calibri"/>
+          <w:color w:val="000000"/>
+          <w:sz w:val="21"/>
+        </w:rPr>
+        <w:t xml:space="preserve">-upload uses </w:t>
+      </w:r>
+      <w:proofErr w:type="spellStart"/>
+      <w:r>
+        <w:rPr>
+          <w:rFonts w:ascii="Calibri" w:hAnsi="Calibri" w:cs="Calibri"/>
+          <w:color w:val="000000"/>
+          <w:sz w:val="21"/>
+        </w:rPr>
+        <w:t>parseAndSyncPisUpload.middleware</w:t>
+      </w:r>
+      <w:proofErr w:type="spellEnd"/>
+      <w:r>
+        <w:rPr>
+          <w:rFonts w:ascii="Calibri" w:hAnsi="Calibri" w:cs="Calibri"/>
+          <w:color w:val="000000"/>
+          <w:sz w:val="21"/>
+        </w:rPr>
+        <w:t>.</w:t>
       </w:r>
     </w:p>
     <w:p>
@@ -2285,7 +4009,61 @@
           <w:color w:val="000000"/>
           <w:sz w:val="21"/>
         </w:rPr>
-        <w:t>Parsed master/PCS values populate pis_master_barcode plus pis_barcode alias, and pis_inner_barcode where present.</w:t>
+        <w:t xml:space="preserve">Parsed master/PCS values populate </w:t>
+      </w:r>
+      <w:proofErr w:type="spellStart"/>
+      <w:r>
+        <w:rPr>
+          <w:rFonts w:ascii="Calibri" w:hAnsi="Calibri" w:cs="Calibri"/>
+          <w:color w:val="000000"/>
+          <w:sz w:val="21"/>
+        </w:rPr>
+        <w:t>pis_master_barcode</w:t>
+      </w:r>
+      <w:proofErr w:type="spellEnd"/>
+      <w:r>
+        <w:rPr>
+          <w:rFonts w:ascii="Calibri" w:hAnsi="Calibri" w:cs="Calibri"/>
+          <w:color w:val="000000"/>
+          <w:sz w:val="21"/>
+        </w:rPr>
+        <w:t xml:space="preserve"> plus </w:t>
+      </w:r>
+      <w:proofErr w:type="spellStart"/>
+      <w:r>
+        <w:rPr>
+          <w:rFonts w:ascii="Calibri" w:hAnsi="Calibri" w:cs="Calibri"/>
+          <w:color w:val="000000"/>
+          <w:sz w:val="21"/>
+        </w:rPr>
+        <w:t>pis_barcode</w:t>
+      </w:r>
+      <w:proofErr w:type="spellEnd"/>
+      <w:r>
+        <w:rPr>
+          <w:rFonts w:ascii="Calibri" w:hAnsi="Calibri" w:cs="Calibri"/>
+          <w:color w:val="000000"/>
+          <w:sz w:val="21"/>
+        </w:rPr>
+        <w:t xml:space="preserve"> alias, and </w:t>
+      </w:r>
+      <w:proofErr w:type="spellStart"/>
+      <w:r>
+        <w:rPr>
+          <w:rFonts w:ascii="Calibri" w:hAnsi="Calibri" w:cs="Calibri"/>
+          <w:color w:val="000000"/>
+          <w:sz w:val="21"/>
+        </w:rPr>
+        <w:t>pis_inner_barcode</w:t>
+      </w:r>
+      <w:proofErr w:type="spellEnd"/>
+      <w:r>
+        <w:rPr>
+          <w:rFonts w:ascii="Calibri" w:hAnsi="Calibri" w:cs="Calibri"/>
+          <w:color w:val="000000"/>
+          <w:sz w:val="21"/>
+        </w:rPr>
+        <w:t xml:space="preserve"> where present.</w:t>
       </w:r>
     </w:p>
     <w:p>
@@ -2342,7 +4120,61 @@
           <w:color w:val="000000"/>
           <w:sz w:val="21"/>
         </w:rPr>
-        <w:t>client/OMS/src/components/EditPisModal.jsx calls PATCH /items/:id/pis.</w:t>
+        <w:t>client/OMS/</w:t>
+      </w:r>
+      <w:proofErr w:type="spellStart"/>
+      <w:r>
+        <w:rPr>
+          <w:rFonts w:ascii="Calibri" w:hAnsi="Calibri" w:cs="Calibri"/>
+          <w:color w:val="000000"/>
+          <w:sz w:val="21"/>
+        </w:rPr>
+        <w:t>src</w:t>
+      </w:r>
+      <w:proofErr w:type="spellEnd"/>
+      <w:r>
+        <w:rPr>
+          <w:rFonts w:ascii="Calibri" w:hAnsi="Calibri" w:cs="Calibri"/>
+          <w:color w:val="000000"/>
+          <w:sz w:val="21"/>
+        </w:rPr>
+        <w:t>/components/</w:t>
+      </w:r>
+      <w:proofErr w:type="spellStart"/>
+      <w:r>
+        <w:rPr>
+          <w:rFonts w:ascii="Calibri" w:hAnsi="Calibri" w:cs="Calibri"/>
+          <w:color w:val="000000"/>
+          <w:sz w:val="21"/>
+        </w:rPr>
+        <w:t>EditPisModal.jsx</w:t>
+      </w:r>
+      <w:proofErr w:type="spellEnd"/>
+      <w:r>
+        <w:rPr>
+          <w:rFonts w:ascii="Calibri" w:hAnsi="Calibri" w:cs="Calibri"/>
+          <w:color w:val="000000"/>
+          <w:sz w:val="21"/>
+        </w:rPr>
+        <w:t xml:space="preserve"> calls PATCH /items/:id/</w:t>
+      </w:r>
+      <w:proofErr w:type="spellStart"/>
+      <w:r>
+        <w:rPr>
+          <w:rFonts w:ascii="Calibri" w:hAnsi="Calibri" w:cs="Calibri"/>
+          <w:color w:val="000000"/>
+          <w:sz w:val="21"/>
+        </w:rPr>
+        <w:t>pis</w:t>
+      </w:r>
+      <w:proofErr w:type="spellEnd"/>
+      <w:r>
+        <w:rPr>
+          <w:rFonts w:ascii="Calibri" w:hAnsi="Calibri" w:cs="Calibri"/>
+          <w:color w:val="000000"/>
+          <w:sz w:val="21"/>
+        </w:rPr>
+        <w:t>.</w:t>
       </w:r>
     </w:p>
     <w:p>
@@ -2361,7 +4193,25 @@
           <w:color w:val="000000"/>
           <w:sz w:val="21"/>
         </w:rPr>
-        <w:t>The standard path writes PIS fields. PIS Diff/master-update mode can write Master fields and set pis_checked_flag instead.</w:t>
+        <w:t xml:space="preserve">The standard path writes PIS fields. PIS Diff/master-update mode can write Master fields and set </w:t>
+      </w:r>
+      <w:proofErr w:type="spellStart"/>
+      <w:r>
+        <w:rPr>
+          <w:rFonts w:ascii="Calibri" w:hAnsi="Calibri" w:cs="Calibri"/>
+          <w:color w:val="000000"/>
+          <w:sz w:val="21"/>
+        </w:rPr>
+        <w:t>pis_checked_flag</w:t>
+      </w:r>
+      <w:proofErr w:type="spellEnd"/>
+      <w:r>
+        <w:rPr>
+          <w:rFonts w:ascii="Calibri" w:hAnsi="Calibri" w:cs="Calibri"/>
+          <w:color w:val="000000"/>
+          <w:sz w:val="21"/>
+        </w:rPr>
+        <w:t xml:space="preserve"> instead.</w:t>
       </w:r>
     </w:p>
     <w:p>
@@ -2399,7 +4249,43 @@
           <w:color w:val="000000"/>
           <w:sz w:val="21"/>
         </w:rPr>
-        <w:t>client/OMS/src/pages/ProductDatabase.jsx calls PATCH /items/:id/product-database, POST check or POST approve.</w:t>
+        <w:t>client/OMS/</w:t>
+      </w:r>
+      <w:proofErr w:type="spellStart"/>
+      <w:r>
+        <w:rPr>
+          <w:rFonts w:ascii="Calibri" w:hAnsi="Calibri" w:cs="Calibri"/>
+          <w:color w:val="000000"/>
+          <w:sz w:val="21"/>
+        </w:rPr>
+        <w:t>src</w:t>
+      </w:r>
+      <w:proofErr w:type="spellEnd"/>
+      <w:r>
+        <w:rPr>
+          <w:rFonts w:ascii="Calibri" w:hAnsi="Calibri" w:cs="Calibri"/>
+          <w:color w:val="000000"/>
+          <w:sz w:val="21"/>
+        </w:rPr>
+        <w:t>/pages/</w:t>
+      </w:r>
+      <w:proofErr w:type="spellStart"/>
+      <w:r>
+        <w:rPr>
+          <w:rFonts w:ascii="Calibri" w:hAnsi="Calibri" w:cs="Calibri"/>
+          <w:color w:val="000000"/>
+          <w:sz w:val="21"/>
+        </w:rPr>
+        <w:t>ProductDatabase.jsx</w:t>
+      </w:r>
+      <w:proofErr w:type="spellEnd"/>
+      <w:r>
+        <w:rPr>
+          <w:rFonts w:ascii="Calibri" w:hAnsi="Calibri" w:cs="Calibri"/>
+          <w:color w:val="000000"/>
+          <w:sz w:val="21"/>
+        </w:rPr>
+        <w:t xml:space="preserve"> calls PATCH /items/:id/product-database, POST check or POST approve.</w:t>
       </w:r>
     </w:p>
     <w:p>
@@ -2456,7 +4342,43 @@
           <w:color w:val="000000"/>
           <w:sz w:val="21"/>
         </w:rPr>
-        <w:t>POST /items/:id/pis/sync-product-database and POST /items/pis/sync-product-database copy available PD master/inner barcode values into the PIS fields and record synchronization metadata/logs.</w:t>
+        <w:t>POST /items/:id/</w:t>
+      </w:r>
+      <w:proofErr w:type="spellStart"/>
+      <w:r>
+        <w:rPr>
+          <w:rFonts w:ascii="Calibri" w:hAnsi="Calibri" w:cs="Calibri"/>
+          <w:color w:val="000000"/>
+          <w:sz w:val="21"/>
+        </w:rPr>
+        <w:t>pis</w:t>
+      </w:r>
+      <w:proofErr w:type="spellEnd"/>
+      <w:r>
+        <w:rPr>
+          <w:rFonts w:ascii="Calibri" w:hAnsi="Calibri" w:cs="Calibri"/>
+          <w:color w:val="000000"/>
+          <w:sz w:val="21"/>
+        </w:rPr>
+        <w:t>/sync-product-database and POST /items/</w:t>
+      </w:r>
+      <w:proofErr w:type="spellStart"/>
+      <w:r>
+        <w:rPr>
+          <w:rFonts w:ascii="Calibri" w:hAnsi="Calibri" w:cs="Calibri"/>
+          <w:color w:val="000000"/>
+          <w:sz w:val="21"/>
+        </w:rPr>
+        <w:t>pis</w:t>
+      </w:r>
+      <w:proofErr w:type="spellEnd"/>
+      <w:r>
+        <w:rPr>
+          <w:rFonts w:ascii="Calibri" w:hAnsi="Calibri" w:cs="Calibri"/>
+          <w:color w:val="000000"/>
+          <w:sz w:val="21"/>
+        </w:rPr>
+        <w:t>/sync-product-database copy available PD master/inner barcode values into the PIS fields and record synchronization metadata/logs.</w:t>
       </w:r>
     </w:p>
     <w:p>
@@ -2522,7 +4444,25 @@
           <w:color w:val="000000"/>
           <w:sz w:val="21"/>
         </w:rPr>
-        <w:t>The reference requirement is PIS data unless Item.barcode_exempted is true.</w:t>
+        <w:t xml:space="preserve">The reference requirement is PIS data unless </w:t>
+      </w:r>
+      <w:proofErr w:type="spellStart"/>
+      <w:r>
+        <w:rPr>
+          <w:rFonts w:ascii="Calibri" w:hAnsi="Calibri" w:cs="Calibri"/>
+          <w:color w:val="000000"/>
+          <w:sz w:val="21"/>
+        </w:rPr>
+        <w:t>Item.barcode_exempted</w:t>
+      </w:r>
+      <w:proofErr w:type="spellEnd"/>
+      <w:r>
+        <w:rPr>
+          <w:rFonts w:ascii="Calibri" w:hAnsi="Calibri" w:cs="Calibri"/>
+          <w:color w:val="000000"/>
+          <w:sz w:val="21"/>
+        </w:rPr>
+        <w:t xml:space="preserve"> is true.</w:t>
       </w:r>
     </w:p>
     <w:p>
@@ -2560,7 +4500,25 @@
           <w:color w:val="000000"/>
           <w:sz w:val="21"/>
         </w:rPr>
-        <w:t>the master/individual scanned value is compared with pis_barcode.</w:t>
+        <w:t xml:space="preserve">the master/individual scanned value is compared with </w:t>
+      </w:r>
+      <w:proofErr w:type="spellStart"/>
+      <w:r>
+        <w:rPr>
+          <w:rFonts w:ascii="Calibri" w:hAnsi="Calibri" w:cs="Calibri"/>
+          <w:color w:val="000000"/>
+          <w:sz w:val="21"/>
+        </w:rPr>
+        <w:t>pis_barcode</w:t>
+      </w:r>
+      <w:proofErr w:type="spellEnd"/>
+      <w:r>
+        <w:rPr>
+          <w:rFonts w:ascii="Calibri" w:hAnsi="Calibri" w:cs="Calibri"/>
+          <w:color w:val="000000"/>
+          <w:sz w:val="21"/>
+        </w:rPr>
+        <w:t>.</w:t>
       </w:r>
     </w:p>
     <w:p>
@@ -2598,7 +4556,25 @@
           <w:color w:val="000000"/>
           <w:sz w:val="21"/>
         </w:rPr>
-        <w:t>master is compared with pis_master_barcode;</w:t>
+        <w:t xml:space="preserve">master is compared with </w:t>
+      </w:r>
+      <w:proofErr w:type="spellStart"/>
+      <w:r>
+        <w:rPr>
+          <w:rFonts w:ascii="Calibri" w:hAnsi="Calibri" w:cs="Calibri"/>
+          <w:color w:val="000000"/>
+          <w:sz w:val="21"/>
+        </w:rPr>
+        <w:t>pis_master_barcode</w:t>
+      </w:r>
+      <w:proofErr w:type="spellEnd"/>
+      <w:r>
+        <w:rPr>
+          <w:rFonts w:ascii="Calibri" w:hAnsi="Calibri" w:cs="Calibri"/>
+          <w:color w:val="000000"/>
+          <w:sz w:val="21"/>
+        </w:rPr>
+        <w:t>;</w:t>
       </w:r>
     </w:p>
     <w:p>
@@ -2617,7 +4593,25 @@
           <w:color w:val="000000"/>
           <w:sz w:val="21"/>
         </w:rPr>
-        <w:t>inner is compared with pis_inner_barcode;</w:t>
+        <w:t xml:space="preserve">inner is compared with </w:t>
+      </w:r>
+      <w:proofErr w:type="spellStart"/>
+      <w:r>
+        <w:rPr>
+          <w:rFonts w:ascii="Calibri" w:hAnsi="Calibri" w:cs="Calibri"/>
+          <w:color w:val="000000"/>
+          <w:sz w:val="21"/>
+        </w:rPr>
+        <w:t>pis_inner_barcode</w:t>
+      </w:r>
+      <w:proofErr w:type="spellEnd"/>
+      <w:r>
+        <w:rPr>
+          <w:rFonts w:ascii="Calibri" w:hAnsi="Calibri" w:cs="Calibri"/>
+          <w:color w:val="000000"/>
+          <w:sz w:val="21"/>
+        </w:rPr>
+        <w:t>;</w:t>
       </w:r>
     </w:p>
     <w:p>
@@ -2668,13 +4662,23 @@
         <w:spacing w:after="60" w:line="280" w:lineRule="auto"/>
         <w:ind w:left="540" w:hanging="260"/>
       </w:pPr>
-      <w:r>
-        <w:rPr>
-          <w:rFonts w:ascii="Calibri" w:hAnsi="Calibri" w:cs="Calibri"/>
-          <w:color w:val="000000"/>
-          <w:sz w:val="21"/>
-        </w:rPr>
-        <w:t>resolveBarcodeWithPisDefault:</w:t>
+      <w:proofErr w:type="spellStart"/>
+      <w:r>
+        <w:rPr>
+          <w:rFonts w:ascii="Calibri" w:hAnsi="Calibri" w:cs="Calibri"/>
+          <w:color w:val="000000"/>
+          <w:sz w:val="21"/>
+        </w:rPr>
+        <w:t>resolveBarcodeWithPisDefault</w:t>
+      </w:r>
+      <w:proofErr w:type="spellEnd"/>
+      <w:r>
+        <w:rPr>
+          <w:rFonts w:ascii="Calibri" w:hAnsi="Calibri" w:cs="Calibri"/>
+          <w:color w:val="000000"/>
+          <w:sz w:val="21"/>
+        </w:rPr>
+        <w:t>:</w:t>
       </w:r>
     </w:p>
     <w:p>
@@ -2750,7 +4754,27 @@
           <w:color w:val="000000"/>
           <w:sz w:val="21"/>
         </w:rPr>
-        <w:t>requires qc.edit at the route layer;</w:t>
+        <w:t xml:space="preserve">requires </w:t>
+      </w:r>
+      <w:proofErr w:type="spellStart"/>
+      <w:proofErr w:type="gramStart"/>
+      <w:r>
+        <w:rPr>
+          <w:rFonts w:ascii="Calibri" w:hAnsi="Calibri" w:cs="Calibri"/>
+          <w:color w:val="000000"/>
+          <w:sz w:val="21"/>
+        </w:rPr>
+        <w:t>qc.edit</w:t>
+      </w:r>
+      <w:proofErr w:type="spellEnd"/>
+      <w:proofErr w:type="gramEnd"/>
+      <w:r>
+        <w:rPr>
+          <w:rFonts w:ascii="Calibri" w:hAnsi="Calibri" w:cs="Calibri"/>
+          <w:color w:val="000000"/>
+          <w:sz w:val="21"/>
+        </w:rPr>
+        <w:t xml:space="preserve"> at the route layer;</w:t>
       </w:r>
     </w:p>
     <w:p>
@@ -2788,6 +4812,7 @@
           <w:color w:val="000000"/>
           <w:sz w:val="21"/>
         </w:rPr>
+        <w:lastRenderedPageBreak/>
         <w:t>accepts JPG, JPEG, PNG, WEBP and PDF;</w:t>
       </w:r>
     </w:p>
@@ -2839,13 +4864,23 @@
         <w:spacing w:after="60" w:line="280" w:lineRule="auto"/>
         <w:ind w:left="540" w:hanging="260"/>
       </w:pPr>
-      <w:r>
-        <w:rPr>
-          <w:rFonts w:ascii="Calibri" w:hAnsi="Calibri" w:cs="Calibri"/>
-          <w:color w:val="000000"/>
-          <w:sz w:val="21"/>
-        </w:rPr>
-        <w:t>ZXing is configured for CODE_128, EAN_13, EAN_8, UPC_A, UPC_E, ITF and CODABAR;</w:t>
+      <w:proofErr w:type="spellStart"/>
+      <w:r>
+        <w:rPr>
+          <w:rFonts w:ascii="Calibri" w:hAnsi="Calibri" w:cs="Calibri"/>
+          <w:color w:val="000000"/>
+          <w:sz w:val="21"/>
+        </w:rPr>
+        <w:t>ZXing</w:t>
+      </w:r>
+      <w:proofErr w:type="spellEnd"/>
+      <w:r>
+        <w:rPr>
+          <w:rFonts w:ascii="Calibri" w:hAnsi="Calibri" w:cs="Calibri"/>
+          <w:color w:val="000000"/>
+          <w:sz w:val="21"/>
+        </w:rPr>
+        <w:t xml:space="preserve"> is configured for CODE_128, EAN_13, EAN_8, UPC_A, UPC_E, ITF and CODABAR;</w:t>
       </w:r>
     </w:p>
     <w:p>
@@ -2898,7 +4933,25 @@
           <w:color w:val="000000"/>
           <w:sz w:val="21"/>
         </w:rPr>
-        <w:t>backend/helpers/barcodeFormat.js and client/OMS/src/utils/barcode.js normalize numeric values for display.</w:t>
+        <w:t>backend/helpers/barcodeFormat.js and client/OMS/</w:t>
+      </w:r>
+      <w:proofErr w:type="spellStart"/>
+      <w:r>
+        <w:rPr>
+          <w:rFonts w:ascii="Calibri" w:hAnsi="Calibri" w:cs="Calibri"/>
+          <w:color w:val="000000"/>
+          <w:sz w:val="21"/>
+        </w:rPr>
+        <w:t>src</w:t>
+      </w:r>
+      <w:proofErr w:type="spellEnd"/>
+      <w:r>
+        <w:rPr>
+          <w:rFonts w:ascii="Calibri" w:hAnsi="Calibri" w:cs="Calibri"/>
+          <w:color w:val="000000"/>
+          <w:sz w:val="21"/>
+        </w:rPr>
+        <w:t>/utils/barcode.js normalize numeric values for display.</w:t>
       </w:r>
     </w:p>
     <w:p>
@@ -2968,7 +5021,43 @@
           <w:color w:val="000000"/>
           <w:sz w:val="21"/>
         </w:rPr>
-        <w:t>client/OMS/src/pages/inspection_report.jsx imports react-barcode:</w:t>
+        <w:t>client/OMS/</w:t>
+      </w:r>
+      <w:proofErr w:type="spellStart"/>
+      <w:r>
+        <w:rPr>
+          <w:rFonts w:ascii="Calibri" w:hAnsi="Calibri" w:cs="Calibri"/>
+          <w:color w:val="000000"/>
+          <w:sz w:val="21"/>
+        </w:rPr>
+        <w:t>src</w:t>
+      </w:r>
+      <w:proofErr w:type="spellEnd"/>
+      <w:r>
+        <w:rPr>
+          <w:rFonts w:ascii="Calibri" w:hAnsi="Calibri" w:cs="Calibri"/>
+          <w:color w:val="000000"/>
+          <w:sz w:val="21"/>
+        </w:rPr>
+        <w:t>/pages/</w:t>
+      </w:r>
+      <w:proofErr w:type="spellStart"/>
+      <w:r>
+        <w:rPr>
+          <w:rFonts w:ascii="Calibri" w:hAnsi="Calibri" w:cs="Calibri"/>
+          <w:color w:val="000000"/>
+          <w:sz w:val="21"/>
+        </w:rPr>
+        <w:t>inspection_report.jsx</w:t>
+      </w:r>
+      <w:proofErr w:type="spellEnd"/>
+      <w:r>
+        <w:rPr>
+          <w:rFonts w:ascii="Calibri" w:hAnsi="Calibri" w:cs="Calibri"/>
+          <w:color w:val="000000"/>
+          <w:sz w:val="21"/>
+        </w:rPr>
+        <w:t xml:space="preserve"> imports react-barcode:</w:t>
       </w:r>
     </w:p>
     <w:p>
@@ -3057,7 +5146,61 @@
           <w:color w:val="000000"/>
           <w:sz w:val="21"/>
         </w:rPr>
-        <w:t>client/OMS/package.json declares both react-barcode and jsbarcode. The audited source uses react-barcode directly in the Inspection Report; no direct jsbarcode import was found.</w:t>
+        <w:t>client/OMS/</w:t>
+      </w:r>
+      <w:proofErr w:type="spellStart"/>
+      <w:r>
+        <w:rPr>
+          <w:rFonts w:ascii="Calibri" w:hAnsi="Calibri" w:cs="Calibri"/>
+          <w:color w:val="000000"/>
+          <w:sz w:val="21"/>
+        </w:rPr>
+        <w:t>package.json</w:t>
+      </w:r>
+      <w:proofErr w:type="spellEnd"/>
+      <w:r>
+        <w:rPr>
+          <w:rFonts w:ascii="Calibri" w:hAnsi="Calibri" w:cs="Calibri"/>
+          <w:color w:val="000000"/>
+          <w:sz w:val="21"/>
+        </w:rPr>
+        <w:t xml:space="preserve"> declares both react-barcode and </w:t>
+      </w:r>
+      <w:proofErr w:type="spellStart"/>
+      <w:r>
+        <w:rPr>
+          <w:rFonts w:ascii="Calibri" w:hAnsi="Calibri" w:cs="Calibri"/>
+          <w:color w:val="000000"/>
+          <w:sz w:val="21"/>
+        </w:rPr>
+        <w:t>jsbarcode</w:t>
+      </w:r>
+      <w:proofErr w:type="spellEnd"/>
+      <w:r>
+        <w:rPr>
+          <w:rFonts w:ascii="Calibri" w:hAnsi="Calibri" w:cs="Calibri"/>
+          <w:color w:val="000000"/>
+          <w:sz w:val="21"/>
+        </w:rPr>
+        <w:t xml:space="preserve">. The audited source uses react-barcode directly in the Inspection Report; no direct </w:t>
+      </w:r>
+      <w:proofErr w:type="spellStart"/>
+      <w:r>
+        <w:rPr>
+          <w:rFonts w:ascii="Calibri" w:hAnsi="Calibri" w:cs="Calibri"/>
+          <w:color w:val="000000"/>
+          <w:sz w:val="21"/>
+        </w:rPr>
+        <w:t>jsbarcode</w:t>
+      </w:r>
+      <w:proofErr w:type="spellEnd"/>
+      <w:r>
+        <w:rPr>
+          <w:rFonts w:ascii="Calibri" w:hAnsi="Calibri" w:cs="Calibri"/>
+          <w:color w:val="000000"/>
+          <w:sz w:val="21"/>
+        </w:rPr>
+        <w:t xml:space="preserve"> import was found.</w:t>
       </w:r>
     </w:p>
     <w:p>
@@ -3100,13 +5243,51 @@
         <w:spacing w:after="60" w:line="280" w:lineRule="auto"/>
         <w:ind w:left="540" w:hanging="260"/>
       </w:pPr>
-      <w:r>
-        <w:rPr>
-          <w:rFonts w:ascii="Calibri" w:hAnsi="Calibri" w:cs="Calibri"/>
-          <w:color w:val="000000"/>
-          <w:sz w:val="21"/>
-        </w:rPr>
-        <w:t>shipping_marks: multiple PDFs/JPG/JPEG/PNG files at shipping_marks.files.</w:t>
+      <w:proofErr w:type="spellStart"/>
+      <w:r>
+        <w:rPr>
+          <w:rFonts w:ascii="Calibri" w:hAnsi="Calibri" w:cs="Calibri"/>
+          <w:color w:val="000000"/>
+          <w:sz w:val="21"/>
+        </w:rPr>
+        <w:t>shipping_marks</w:t>
+      </w:r>
+      <w:proofErr w:type="spellEnd"/>
+      <w:r>
+        <w:rPr>
+          <w:rFonts w:ascii="Calibri" w:hAnsi="Calibri" w:cs="Calibri"/>
+          <w:color w:val="000000"/>
+          <w:sz w:val="21"/>
+        </w:rPr>
+        <w:t xml:space="preserve">: multiple PDFs/JPG/JPEG/PNG files at </w:t>
+      </w:r>
+      <w:proofErr w:type="spellStart"/>
+      <w:r>
+        <w:rPr>
+          <w:rFonts w:ascii="Calibri" w:hAnsi="Calibri" w:cs="Calibri"/>
+          <w:color w:val="000000"/>
+          <w:sz w:val="21"/>
+        </w:rPr>
+        <w:t>shipping_</w:t>
+      </w:r>
+      <w:proofErr w:type="gramStart"/>
+      <w:r>
+        <w:rPr>
+          <w:rFonts w:ascii="Calibri" w:hAnsi="Calibri" w:cs="Calibri"/>
+          <w:color w:val="000000"/>
+          <w:sz w:val="21"/>
+        </w:rPr>
+        <w:t>marks.files</w:t>
+      </w:r>
+      <w:proofErr w:type="spellEnd"/>
+      <w:proofErr w:type="gramEnd"/>
+      <w:r>
+        <w:rPr>
+          <w:rFonts w:ascii="Calibri" w:hAnsi="Calibri" w:cs="Calibri"/>
+          <w:color w:val="000000"/>
+          <w:sz w:val="21"/>
+        </w:rPr>
+        <w:t>.</w:t>
       </w:r>
     </w:p>
     <w:p>
@@ -3119,13 +5300,41 @@
         <w:spacing w:after="60" w:line="280" w:lineRule="auto"/>
         <w:ind w:left="540" w:hanging="260"/>
       </w:pPr>
-      <w:r>
-        <w:rPr>
-          <w:rFonts w:ascii="Calibri" w:hAnsi="Calibri" w:cs="Calibri"/>
-          <w:color w:val="000000"/>
-          <w:sz w:val="21"/>
-        </w:rPr>
-        <w:t>ean: one PDF/JPG/JPEG/PNG file at shipping_marks.ean.</w:t>
+      <w:proofErr w:type="spellStart"/>
+      <w:r>
+        <w:rPr>
+          <w:rFonts w:ascii="Calibri" w:hAnsi="Calibri" w:cs="Calibri"/>
+          <w:color w:val="000000"/>
+          <w:sz w:val="21"/>
+        </w:rPr>
+        <w:t>ean</w:t>
+      </w:r>
+      <w:proofErr w:type="spellEnd"/>
+      <w:r>
+        <w:rPr>
+          <w:rFonts w:ascii="Calibri" w:hAnsi="Calibri" w:cs="Calibri"/>
+          <w:color w:val="000000"/>
+          <w:sz w:val="21"/>
+        </w:rPr>
+        <w:t xml:space="preserve">: one PDF/JPG/JPEG/PNG file at </w:t>
+      </w:r>
+      <w:proofErr w:type="spellStart"/>
+      <w:r>
+        <w:rPr>
+          <w:rFonts w:ascii="Calibri" w:hAnsi="Calibri" w:cs="Calibri"/>
+          <w:color w:val="000000"/>
+          <w:sz w:val="21"/>
+        </w:rPr>
+        <w:t>shipping_marks.ean</w:t>
+      </w:r>
+      <w:proofErr w:type="spellEnd"/>
+      <w:r>
+        <w:rPr>
+          <w:rFonts w:ascii="Calibri" w:hAnsi="Calibri" w:cs="Calibri"/>
+          <w:color w:val="000000"/>
+          <w:sz w:val="21"/>
+        </w:rPr>
+        <w:t>.</w:t>
       </w:r>
     </w:p>
     <w:p>
@@ -3138,13 +5347,59 @@
         <w:spacing w:after="60" w:line="280" w:lineRule="auto"/>
         <w:ind w:left="540" w:hanging="260"/>
       </w:pPr>
-      <w:r>
-        <w:rPr>
-          <w:rFonts w:ascii="Calibri" w:hAnsi="Calibri" w:cs="Calibri"/>
-          <w:color w:val="000000"/>
-          <w:sz w:val="21"/>
-        </w:rPr>
-        <w:t>flat_carton: multiple PDF/JPG/JPEG/PNG files at shipping_marks.flat_carton.</w:t>
+      <w:proofErr w:type="spellStart"/>
+      <w:r>
+        <w:rPr>
+          <w:rFonts w:ascii="Calibri" w:hAnsi="Calibri" w:cs="Calibri"/>
+          <w:color w:val="000000"/>
+          <w:sz w:val="21"/>
+        </w:rPr>
+        <w:t>flat_carton</w:t>
+      </w:r>
+      <w:proofErr w:type="spellEnd"/>
+      <w:r>
+        <w:rPr>
+          <w:rFonts w:ascii="Calibri" w:hAnsi="Calibri" w:cs="Calibri"/>
+          <w:color w:val="000000"/>
+          <w:sz w:val="21"/>
+        </w:rPr>
+        <w:t xml:space="preserve">: multiple PDF/JPG/JPEG/PNG files at </w:t>
+      </w:r>
+      <w:proofErr w:type="spellStart"/>
+      <w:r>
+        <w:rPr>
+          <w:rFonts w:ascii="Calibri" w:hAnsi="Calibri" w:cs="Calibri"/>
+          <w:color w:val="000000"/>
+          <w:sz w:val="21"/>
+        </w:rPr>
+        <w:t>shipping_</w:t>
+      </w:r>
+      <w:proofErr w:type="gramStart"/>
+      <w:r>
+        <w:rPr>
+          <w:rFonts w:ascii="Calibri" w:hAnsi="Calibri" w:cs="Calibri"/>
+          <w:color w:val="000000"/>
+          <w:sz w:val="21"/>
+        </w:rPr>
+        <w:t>marks.flat</w:t>
+      </w:r>
+      <w:proofErr w:type="gramEnd"/>
+      <w:r>
+        <w:rPr>
+          <w:rFonts w:ascii="Calibri" w:hAnsi="Calibri" w:cs="Calibri"/>
+          <w:color w:val="000000"/>
+          <w:sz w:val="21"/>
+        </w:rPr>
+        <w:t>_carton</w:t>
+      </w:r>
+      <w:proofErr w:type="spellEnd"/>
+      <w:r>
+        <w:rPr>
+          <w:rFonts w:ascii="Calibri" w:hAnsi="Calibri" w:cs="Calibri"/>
+          <w:color w:val="000000"/>
+          <w:sz w:val="21"/>
+        </w:rPr>
+        <w:t>.</w:t>
       </w:r>
     </w:p>
     <w:p>
@@ -3157,13 +5412,59 @@
         <w:spacing w:after="60" w:line="280" w:lineRule="auto"/>
         <w:ind w:left="540" w:hanging="260"/>
       </w:pPr>
-      <w:r>
-        <w:rPr>
-          <w:rFonts w:ascii="Calibri" w:hAnsi="Calibri" w:cs="Calibri"/>
-          <w:color w:val="000000"/>
-          <w:sz w:val="21"/>
-        </w:rPr>
-        <w:t>three_d_carton: one PDF/JPG/JPEG/PNG file at shipping_marks.three_d_carton.</w:t>
+      <w:proofErr w:type="spellStart"/>
+      <w:r>
+        <w:rPr>
+          <w:rFonts w:ascii="Calibri" w:hAnsi="Calibri" w:cs="Calibri"/>
+          <w:color w:val="000000"/>
+          <w:sz w:val="21"/>
+        </w:rPr>
+        <w:t>three_d_carton</w:t>
+      </w:r>
+      <w:proofErr w:type="spellEnd"/>
+      <w:r>
+        <w:rPr>
+          <w:rFonts w:ascii="Calibri" w:hAnsi="Calibri" w:cs="Calibri"/>
+          <w:color w:val="000000"/>
+          <w:sz w:val="21"/>
+        </w:rPr>
+        <w:t xml:space="preserve">: one PDF/JPG/JPEG/PNG file at </w:t>
+      </w:r>
+      <w:proofErr w:type="spellStart"/>
+      <w:r>
+        <w:rPr>
+          <w:rFonts w:ascii="Calibri" w:hAnsi="Calibri" w:cs="Calibri"/>
+          <w:color w:val="000000"/>
+          <w:sz w:val="21"/>
+        </w:rPr>
+        <w:t>shipping_</w:t>
+      </w:r>
+      <w:proofErr w:type="gramStart"/>
+      <w:r>
+        <w:rPr>
+          <w:rFonts w:ascii="Calibri" w:hAnsi="Calibri" w:cs="Calibri"/>
+          <w:color w:val="000000"/>
+          <w:sz w:val="21"/>
+        </w:rPr>
+        <w:t>marks.three</w:t>
+      </w:r>
+      <w:proofErr w:type="gramEnd"/>
+      <w:r>
+        <w:rPr>
+          <w:rFonts w:ascii="Calibri" w:hAnsi="Calibri" w:cs="Calibri"/>
+          <w:color w:val="000000"/>
+          <w:sz w:val="21"/>
+        </w:rPr>
+        <w:t>_d_carton</w:t>
+      </w:r>
+      <w:proofErr w:type="spellEnd"/>
+      <w:r>
+        <w:rPr>
+          <w:rFonts w:ascii="Calibri" w:hAnsi="Calibri" w:cs="Calibri"/>
+          <w:color w:val="000000"/>
+          <w:sz w:val="21"/>
+        </w:rPr>
+        <w:t>.</w:t>
       </w:r>
     </w:p>
     <w:p>
@@ -3176,13 +5477,41 @@
         <w:spacing w:after="60" w:line="280" w:lineRule="auto"/>
         <w:ind w:left="540" w:hanging="260"/>
       </w:pPr>
-      <w:r>
-        <w:rPr>
-          <w:rFonts w:ascii="Calibri" w:hAnsi="Calibri" w:cs="Calibri"/>
-          <w:color w:val="000000"/>
-          <w:sz w:val="21"/>
-        </w:rPr>
-        <w:t>satin_label: one PDF at Item.satin_label.</w:t>
+      <w:proofErr w:type="spellStart"/>
+      <w:r>
+        <w:rPr>
+          <w:rFonts w:ascii="Calibri" w:hAnsi="Calibri" w:cs="Calibri"/>
+          <w:color w:val="000000"/>
+          <w:sz w:val="21"/>
+        </w:rPr>
+        <w:t>satin_label</w:t>
+      </w:r>
+      <w:proofErr w:type="spellEnd"/>
+      <w:r>
+        <w:rPr>
+          <w:rFonts w:ascii="Calibri" w:hAnsi="Calibri" w:cs="Calibri"/>
+          <w:color w:val="000000"/>
+          <w:sz w:val="21"/>
+        </w:rPr>
+        <w:t xml:space="preserve">: one PDF at </w:t>
+      </w:r>
+      <w:proofErr w:type="spellStart"/>
+      <w:r>
+        <w:rPr>
+          <w:rFonts w:ascii="Calibri" w:hAnsi="Calibri" w:cs="Calibri"/>
+          <w:color w:val="000000"/>
+          <w:sz w:val="21"/>
+        </w:rPr>
+        <w:t>Item.satin_label</w:t>
+      </w:r>
+      <w:proofErr w:type="spellEnd"/>
+      <w:r>
+        <w:rPr>
+          <w:rFonts w:ascii="Calibri" w:hAnsi="Calibri" w:cs="Calibri"/>
+          <w:color w:val="000000"/>
+          <w:sz w:val="21"/>
+        </w:rPr>
+        <w:t>.</w:t>
       </w:r>
     </w:p>
     <w:p>
@@ -3195,7 +5524,25 @@
           <w:color w:val="000000"/>
           <w:sz w:val="21"/>
         </w:rPr>
-        <w:t>Satin Label is available only when satin_label_required is true. The normal item create/edit forms set this flag. The bulk shipping-mark importer sets it before uploading a satin-label file when necessary.</w:t>
+        <w:t xml:space="preserve">Satin Label is available only when </w:t>
+      </w:r>
+      <w:proofErr w:type="spellStart"/>
+      <w:r>
+        <w:rPr>
+          <w:rFonts w:ascii="Calibri" w:hAnsi="Calibri" w:cs="Calibri"/>
+          <w:color w:val="000000"/>
+          <w:sz w:val="21"/>
+        </w:rPr>
+        <w:t>satin_label_required</w:t>
+      </w:r>
+      <w:proofErr w:type="spellEnd"/>
+      <w:r>
+        <w:rPr>
+          <w:rFonts w:ascii="Calibri" w:hAnsi="Calibri" w:cs="Calibri"/>
+          <w:color w:val="000000"/>
+          <w:sz w:val="21"/>
+        </w:rPr>
+        <w:t xml:space="preserve"> is true. The normal item create/edit forms set this flag. The bulk shipping-mark importer sets it before uploading a satin-label file when necessary.</w:t>
       </w:r>
     </w:p>
     <w:p>
@@ -3228,7 +5575,25 @@
           <w:color w:val="000000"/>
           <w:sz w:val="21"/>
         </w:rPr>
-        <w:t>Item Files uses client/OMS/src/constants/itemFiles.js to select type, allowed extensions/MIME types, preview mode and eligibility.</w:t>
+        <w:t>Item Files uses client/OMS/</w:t>
+      </w:r>
+      <w:proofErr w:type="spellStart"/>
+      <w:r>
+        <w:rPr>
+          <w:rFonts w:ascii="Calibri" w:hAnsi="Calibri" w:cs="Calibri"/>
+          <w:color w:val="000000"/>
+          <w:sz w:val="21"/>
+        </w:rPr>
+        <w:t>src</w:t>
+      </w:r>
+      <w:proofErr w:type="spellEnd"/>
+      <w:r>
+        <w:rPr>
+          <w:rFonts w:ascii="Calibri" w:hAnsi="Calibri" w:cs="Calibri"/>
+          <w:color w:val="000000"/>
+          <w:sz w:val="21"/>
+        </w:rPr>
+        <w:t>/constants/itemFiles.js to select type, allowed extensions/MIME types, preview mode and eligibility.</w:t>
       </w:r>
     </w:p>
     <w:p>
@@ -3246,7 +5611,53 @@
           <w:color w:val="000000"/>
           <w:sz w:val="21"/>
         </w:rPr>
-        <w:t>POST /items/:id/files requires images_documents.upload. The route accepts one file or files arrays.</w:t>
+        <w:t xml:space="preserve">POST /items/:id/files </w:t>
+      </w:r>
+      <w:proofErr w:type="gramStart"/>
+      <w:r>
+        <w:rPr>
+          <w:rFonts w:ascii="Calibri" w:hAnsi="Calibri" w:cs="Calibri"/>
+          <w:color w:val="000000"/>
+          <w:sz w:val="21"/>
+        </w:rPr>
+        <w:t>requires</w:t>
+      </w:r>
+      <w:proofErr w:type="gramEnd"/>
+      <w:r>
+        <w:rPr>
+          <w:rFonts w:ascii="Calibri" w:hAnsi="Calibri" w:cs="Calibri"/>
+          <w:color w:val="000000"/>
+          <w:sz w:val="21"/>
+        </w:rPr>
+        <w:t xml:space="preserve"> </w:t>
+      </w:r>
+      <w:proofErr w:type="spellStart"/>
+      <w:r>
+        <w:rPr>
+          <w:rFonts w:ascii="Calibri" w:hAnsi="Calibri" w:cs="Calibri"/>
+          <w:color w:val="000000"/>
+          <w:sz w:val="21"/>
+        </w:rPr>
+        <w:t>images_</w:t>
+      </w:r>
+      <w:proofErr w:type="gramStart"/>
+      <w:r>
+        <w:rPr>
+          <w:rFonts w:ascii="Calibri" w:hAnsi="Calibri" w:cs="Calibri"/>
+          <w:color w:val="000000"/>
+          <w:sz w:val="21"/>
+        </w:rPr>
+        <w:t>documents.upload</w:t>
+      </w:r>
+      <w:proofErr w:type="spellEnd"/>
+      <w:proofErr w:type="gramEnd"/>
+      <w:r>
+        <w:rPr>
+          <w:rFonts w:ascii="Calibri" w:hAnsi="Calibri" w:cs="Calibri"/>
+          <w:color w:val="000000"/>
+          <w:sz w:val="21"/>
+        </w:rPr>
+        <w:t>. The route accepts one file or files arrays.</w:t>
       </w:r>
     </w:p>
     <w:p>
@@ -3276,13 +5687,23 @@
         </w:numPr>
         <w:spacing w:after="60" w:line="280" w:lineRule="auto"/>
       </w:pPr>
-      <w:r>
-        <w:rPr>
-          <w:rFonts w:ascii="Calibri" w:hAnsi="Calibri" w:cs="Calibri"/>
-          <w:color w:val="000000"/>
-          <w:sz w:val="21"/>
-        </w:rPr>
-        <w:t>uploadBuffer writes each binary to Wasabi-compatible storage.</w:t>
+      <w:proofErr w:type="spellStart"/>
+      <w:r>
+        <w:rPr>
+          <w:rFonts w:ascii="Calibri" w:hAnsi="Calibri" w:cs="Calibri"/>
+          <w:color w:val="000000"/>
+          <w:sz w:val="21"/>
+        </w:rPr>
+        <w:t>uploadBuffer</w:t>
+      </w:r>
+      <w:proofErr w:type="spellEnd"/>
+      <w:r>
+        <w:rPr>
+          <w:rFonts w:ascii="Calibri" w:hAnsi="Calibri" w:cs="Calibri"/>
+          <w:color w:val="000000"/>
+          <w:sz w:val="21"/>
+        </w:rPr>
+        <w:t xml:space="preserve"> writes each binary to Wasabi-compatible storage.</w:t>
       </w:r>
     </w:p>
     <w:p>
@@ -3300,6 +5721,7 @@
           <w:color w:val="000000"/>
           <w:sz w:val="21"/>
         </w:rPr>
+        <w:lastRenderedPageBreak/>
         <w:t>The Item field receives metadata, prior file keys are scheduled for deletion when replaced, update history is appended and security activity is recorded.</w:t>
       </w:r>
     </w:p>
@@ -3334,7 +5756,81 @@
           <w:color w:val="000000"/>
           <w:sz w:val="21"/>
         </w:rPr>
-        <w:t>GET /items/:id/files/:fileType/url requires images_documents.view and returns a signed/configured URL.</w:t>
+        <w:t>GET /items/:id/files</w:t>
+      </w:r>
+      <w:proofErr w:type="gramStart"/>
+      <w:r>
+        <w:rPr>
+          <w:rFonts w:ascii="Calibri" w:hAnsi="Calibri" w:cs="Calibri"/>
+          <w:color w:val="000000"/>
+          <w:sz w:val="21"/>
+        </w:rPr>
+        <w:t>/:</w:t>
+      </w:r>
+      <w:proofErr w:type="spellStart"/>
+      <w:r>
+        <w:rPr>
+          <w:rFonts w:ascii="Calibri" w:hAnsi="Calibri" w:cs="Calibri"/>
+          <w:color w:val="000000"/>
+          <w:sz w:val="21"/>
+        </w:rPr>
+        <w:t>fileType</w:t>
+      </w:r>
+      <w:proofErr w:type="spellEnd"/>
+      <w:proofErr w:type="gramEnd"/>
+      <w:r>
+        <w:rPr>
+          <w:rFonts w:ascii="Calibri" w:hAnsi="Calibri" w:cs="Calibri"/>
+          <w:color w:val="000000"/>
+          <w:sz w:val="21"/>
+        </w:rPr>
+        <w:t>/</w:t>
+      </w:r>
+      <w:proofErr w:type="spellStart"/>
+      <w:r>
+        <w:rPr>
+          <w:rFonts w:ascii="Calibri" w:hAnsi="Calibri" w:cs="Calibri"/>
+          <w:color w:val="000000"/>
+          <w:sz w:val="21"/>
+        </w:rPr>
+        <w:t>url</w:t>
+      </w:r>
+      <w:proofErr w:type="spellEnd"/>
+      <w:r>
+        <w:rPr>
+          <w:rFonts w:ascii="Calibri" w:hAnsi="Calibri" w:cs="Calibri"/>
+          <w:color w:val="000000"/>
+          <w:sz w:val="21"/>
+        </w:rPr>
+        <w:t xml:space="preserve"> requires </w:t>
+      </w:r>
+      <w:proofErr w:type="spellStart"/>
+      <w:r>
+        <w:rPr>
+          <w:rFonts w:ascii="Calibri" w:hAnsi="Calibri" w:cs="Calibri"/>
+          <w:color w:val="000000"/>
+          <w:sz w:val="21"/>
+        </w:rPr>
+        <w:t>images_</w:t>
+      </w:r>
+      <w:proofErr w:type="gramStart"/>
+      <w:r>
+        <w:rPr>
+          <w:rFonts w:ascii="Calibri" w:hAnsi="Calibri" w:cs="Calibri"/>
+          <w:color w:val="000000"/>
+          <w:sz w:val="21"/>
+        </w:rPr>
+        <w:t>documents.view</w:t>
+      </w:r>
+      <w:proofErr w:type="spellEnd"/>
+      <w:proofErr w:type="gramEnd"/>
+      <w:r>
+        <w:rPr>
+          <w:rFonts w:ascii="Calibri" w:hAnsi="Calibri" w:cs="Calibri"/>
+          <w:color w:val="000000"/>
+          <w:sz w:val="21"/>
+        </w:rPr>
+        <w:t xml:space="preserve"> and returns a signed/configured URL.</w:t>
       </w:r>
     </w:p>
     <w:p>
@@ -3372,7 +5868,63 @@
           <w:color w:val="000000"/>
           <w:sz w:val="21"/>
         </w:rPr>
-        <w:t>DELETE /items/:id/files/:fileType requires images_documents.delete.</w:t>
+        <w:t>DELETE /items/:id/files</w:t>
+      </w:r>
+      <w:proofErr w:type="gramStart"/>
+      <w:r>
+        <w:rPr>
+          <w:rFonts w:ascii="Calibri" w:hAnsi="Calibri" w:cs="Calibri"/>
+          <w:color w:val="000000"/>
+          <w:sz w:val="21"/>
+        </w:rPr>
+        <w:t>/:</w:t>
+      </w:r>
+      <w:proofErr w:type="spellStart"/>
+      <w:r>
+        <w:rPr>
+          <w:rFonts w:ascii="Calibri" w:hAnsi="Calibri" w:cs="Calibri"/>
+          <w:color w:val="000000"/>
+          <w:sz w:val="21"/>
+        </w:rPr>
+        <w:t>fileType</w:t>
+      </w:r>
+      <w:proofErr w:type="spellEnd"/>
+      <w:proofErr w:type="gramEnd"/>
+      <w:r>
+        <w:rPr>
+          <w:rFonts w:ascii="Calibri" w:hAnsi="Calibri" w:cs="Calibri"/>
+          <w:color w:val="000000"/>
+          <w:sz w:val="21"/>
+        </w:rPr>
+        <w:t xml:space="preserve"> requires </w:t>
+      </w:r>
+      <w:proofErr w:type="spellStart"/>
+      <w:r>
+        <w:rPr>
+          <w:rFonts w:ascii="Calibri" w:hAnsi="Calibri" w:cs="Calibri"/>
+          <w:color w:val="000000"/>
+          <w:sz w:val="21"/>
+        </w:rPr>
+        <w:t>images_</w:t>
+      </w:r>
+      <w:proofErr w:type="gramStart"/>
+      <w:r>
+        <w:rPr>
+          <w:rFonts w:ascii="Calibri" w:hAnsi="Calibri" w:cs="Calibri"/>
+          <w:color w:val="000000"/>
+          <w:sz w:val="21"/>
+        </w:rPr>
+        <w:t>documents.delete</w:t>
+      </w:r>
+      <w:proofErr w:type="spellEnd"/>
+      <w:proofErr w:type="gramEnd"/>
+      <w:r>
+        <w:rPr>
+          <w:rFonts w:ascii="Calibri" w:hAnsi="Calibri" w:cs="Calibri"/>
+          <w:color w:val="000000"/>
+          <w:sz w:val="21"/>
+        </w:rPr>
+        <w:t>.</w:t>
       </w:r>
     </w:p>
     <w:p>
@@ -3631,13 +6183,23 @@
         <w:spacing w:after="60" w:line="280" w:lineRule="auto"/>
         <w:ind w:left="540" w:hanging="260"/>
       </w:pPr>
-      <w:r>
-        <w:rPr>
-          <w:rFonts w:ascii="Calibri" w:hAnsi="Calibri" w:cs="Calibri"/>
-          <w:color w:val="000000"/>
-          <w:sz w:val="21"/>
-        </w:rPr>
-        <w:t>wasabiStorage.service: creates object keys; performs upload, protected URL generation, metadata checks and object deletion. MongoDB never stores the artwork binary.</w:t>
+      <w:proofErr w:type="spellStart"/>
+      <w:r>
+        <w:rPr>
+          <w:rFonts w:ascii="Calibri" w:hAnsi="Calibri" w:cs="Calibri"/>
+          <w:color w:val="000000"/>
+          <w:sz w:val="21"/>
+        </w:rPr>
+        <w:t>wasabiStorage.service</w:t>
+      </w:r>
+      <w:proofErr w:type="spellEnd"/>
+      <w:r>
+        <w:rPr>
+          <w:rFonts w:ascii="Calibri" w:hAnsi="Calibri" w:cs="Calibri"/>
+          <w:color w:val="000000"/>
+          <w:sz w:val="21"/>
+        </w:rPr>
+        <w:t>: creates object keys; performs upload, protected URL generation, metadata checks and object deletion. MongoDB never stores the artwork binary.</w:t>
       </w:r>
     </w:p>
     <w:p>
@@ -3680,7 +6242,55 @@
           <w:color w:val="000000"/>
           <w:sz w:val="21"/>
         </w:rPr>
-        <w:t>backend/helpers/permissions.js defines the Labels module with the labels key. Backend enforcement is requirePermission(module, action), which resolves effective role permissions through permission.service.</w:t>
+        <w:t xml:space="preserve">backend/helpers/permissions.js defines the Labels module with the labels key. Backend enforcement is </w:t>
+      </w:r>
+      <w:proofErr w:type="spellStart"/>
+      <w:proofErr w:type="gramStart"/>
+      <w:r>
+        <w:rPr>
+          <w:rFonts w:ascii="Calibri" w:hAnsi="Calibri" w:cs="Calibri"/>
+          <w:color w:val="000000"/>
+          <w:sz w:val="21"/>
+        </w:rPr>
+        <w:t>requirePermission</w:t>
+      </w:r>
+      <w:proofErr w:type="spellEnd"/>
+      <w:r>
+        <w:rPr>
+          <w:rFonts w:ascii="Calibri" w:hAnsi="Calibri" w:cs="Calibri"/>
+          <w:color w:val="000000"/>
+          <w:sz w:val="21"/>
+        </w:rPr>
+        <w:t>(</w:t>
+      </w:r>
+      <w:proofErr w:type="gramEnd"/>
+      <w:r>
+        <w:rPr>
+          <w:rFonts w:ascii="Calibri" w:hAnsi="Calibri" w:cs="Calibri"/>
+          <w:color w:val="000000"/>
+          <w:sz w:val="21"/>
+        </w:rPr>
+        <w:t xml:space="preserve">module, action), which resolves effective role permissions through </w:t>
+      </w:r>
+      <w:proofErr w:type="spellStart"/>
+      <w:proofErr w:type="gramStart"/>
+      <w:r>
+        <w:rPr>
+          <w:rFonts w:ascii="Calibri" w:hAnsi="Calibri" w:cs="Calibri"/>
+          <w:color w:val="000000"/>
+          <w:sz w:val="21"/>
+        </w:rPr>
+        <w:t>permission.service</w:t>
+      </w:r>
+      <w:proofErr w:type="spellEnd"/>
+      <w:proofErr w:type="gramEnd"/>
+      <w:r>
+        <w:rPr>
+          <w:rFonts w:ascii="Calibri" w:hAnsi="Calibri" w:cs="Calibri"/>
+          <w:color w:val="000000"/>
+          <w:sz w:val="21"/>
+        </w:rPr>
+        <w:t>.</w:t>
       </w:r>
     </w:p>
     <w:p>
@@ -3699,7 +6309,27 @@
           <w:color w:val="000000"/>
           <w:sz w:val="21"/>
         </w:rPr>
-        <w:t>GET /inspectors/options requires labels.view.</w:t>
+        <w:t xml:space="preserve">GET /inspectors/options requires </w:t>
+      </w:r>
+      <w:proofErr w:type="spellStart"/>
+      <w:proofErr w:type="gramStart"/>
+      <w:r>
+        <w:rPr>
+          <w:rFonts w:ascii="Calibri" w:hAnsi="Calibri" w:cs="Calibri"/>
+          <w:color w:val="000000"/>
+          <w:sz w:val="21"/>
+        </w:rPr>
+        <w:t>labels.view</w:t>
+      </w:r>
+      <w:proofErr w:type="spellEnd"/>
+      <w:proofErr w:type="gramEnd"/>
+      <w:r>
+        <w:rPr>
+          <w:rFonts w:ascii="Calibri" w:hAnsi="Calibri" w:cs="Calibri"/>
+          <w:color w:val="000000"/>
+          <w:sz w:val="21"/>
+        </w:rPr>
+        <w:t>.</w:t>
       </w:r>
     </w:p>
     <w:p>
@@ -3718,7 +6348,27 @@
           <w:color w:val="000000"/>
           <w:sz w:val="21"/>
         </w:rPr>
-        <w:t>All other Inspector routes require labels.manage.</w:t>
+        <w:t xml:space="preserve">All other Inspector routes require </w:t>
+      </w:r>
+      <w:proofErr w:type="spellStart"/>
+      <w:proofErr w:type="gramStart"/>
+      <w:r>
+        <w:rPr>
+          <w:rFonts w:ascii="Calibri" w:hAnsi="Calibri" w:cs="Calibri"/>
+          <w:color w:val="000000"/>
+          <w:sz w:val="21"/>
+        </w:rPr>
+        <w:t>labels.manage</w:t>
+      </w:r>
+      <w:proofErr w:type="spellEnd"/>
+      <w:proofErr w:type="gramEnd"/>
+      <w:r>
+        <w:rPr>
+          <w:rFonts w:ascii="Calibri" w:hAnsi="Calibri" w:cs="Calibri"/>
+          <w:color w:val="000000"/>
+          <w:sz w:val="21"/>
+        </w:rPr>
+        <w:t>.</w:t>
       </w:r>
     </w:p>
     <w:p>
@@ -3737,7 +6387,47 @@
           <w:color w:val="000000"/>
           <w:sz w:val="21"/>
         </w:rPr>
-        <w:t>Navbar shows Check Labels and Allocate Labels when labels.manage OR labels.assign is true in frontend context.</w:t>
+        <w:t xml:space="preserve">Navbar shows Check Labels and Allocate Labels when </w:t>
+      </w:r>
+      <w:proofErr w:type="spellStart"/>
+      <w:proofErr w:type="gramStart"/>
+      <w:r>
+        <w:rPr>
+          <w:rFonts w:ascii="Calibri" w:hAnsi="Calibri" w:cs="Calibri"/>
+          <w:color w:val="000000"/>
+          <w:sz w:val="21"/>
+        </w:rPr>
+        <w:t>labels.manage</w:t>
+      </w:r>
+      <w:proofErr w:type="spellEnd"/>
+      <w:proofErr w:type="gramEnd"/>
+      <w:r>
+        <w:rPr>
+          <w:rFonts w:ascii="Calibri" w:hAnsi="Calibri" w:cs="Calibri"/>
+          <w:color w:val="000000"/>
+          <w:sz w:val="21"/>
+        </w:rPr>
+        <w:t xml:space="preserve"> OR </w:t>
+      </w:r>
+      <w:proofErr w:type="spellStart"/>
+      <w:proofErr w:type="gramStart"/>
+      <w:r>
+        <w:rPr>
+          <w:rFonts w:ascii="Calibri" w:hAnsi="Calibri" w:cs="Calibri"/>
+          <w:color w:val="000000"/>
+          <w:sz w:val="21"/>
+        </w:rPr>
+        <w:t>labels.assign</w:t>
+      </w:r>
+      <w:proofErr w:type="spellEnd"/>
+      <w:proofErr w:type="gramEnd"/>
+      <w:r>
+        <w:rPr>
+          <w:rFonts w:ascii="Calibri" w:hAnsi="Calibri" w:cs="Calibri"/>
+          <w:color w:val="000000"/>
+          <w:sz w:val="21"/>
+        </w:rPr>
+        <w:t xml:space="preserve"> is true in frontend context.</w:t>
       </w:r>
     </w:p>
     <w:p>
@@ -3756,7 +6446,48 @@
           <w:color w:val="000000"/>
           <w:sz w:val="21"/>
         </w:rPr>
-        <w:t>Important mismatch: labels.assign alone can make a UI action visible, but current Inspector routes still require labels.manage. Do not grant assign-only access expecting it to work until the UI condition or route policy is aligned.</w:t>
+        <w:lastRenderedPageBreak/>
+        <w:t xml:space="preserve">Important mismatch: </w:t>
+      </w:r>
+      <w:proofErr w:type="spellStart"/>
+      <w:proofErr w:type="gramStart"/>
+      <w:r>
+        <w:rPr>
+          <w:rFonts w:ascii="Calibri" w:hAnsi="Calibri" w:cs="Calibri"/>
+          <w:color w:val="000000"/>
+          <w:sz w:val="21"/>
+        </w:rPr>
+        <w:t>labels.assign</w:t>
+      </w:r>
+      <w:proofErr w:type="spellEnd"/>
+      <w:proofErr w:type="gramEnd"/>
+      <w:r>
+        <w:rPr>
+          <w:rFonts w:ascii="Calibri" w:hAnsi="Calibri" w:cs="Calibri"/>
+          <w:color w:val="000000"/>
+          <w:sz w:val="21"/>
+        </w:rPr>
+        <w:t xml:space="preserve"> alone can make a UI action visible, but current Inspector routes still require </w:t>
+      </w:r>
+      <w:proofErr w:type="spellStart"/>
+      <w:proofErr w:type="gramStart"/>
+      <w:r>
+        <w:rPr>
+          <w:rFonts w:ascii="Calibri" w:hAnsi="Calibri" w:cs="Calibri"/>
+          <w:color w:val="000000"/>
+          <w:sz w:val="21"/>
+        </w:rPr>
+        <w:t>labels.manage</w:t>
+      </w:r>
+      <w:proofErr w:type="spellEnd"/>
+      <w:proofErr w:type="gramEnd"/>
+      <w:r>
+        <w:rPr>
+          <w:rFonts w:ascii="Calibri" w:hAnsi="Calibri" w:cs="Calibri"/>
+          <w:color w:val="000000"/>
+          <w:sz w:val="21"/>
+        </w:rPr>
+        <w:t>. Do not grant assign-only access expecting it to work until the UI condition or route policy is aligned.</w:t>
       </w:r>
     </w:p>
     <w:p>
@@ -3794,7 +6525,25 @@
           <w:color w:val="000000"/>
           <w:sz w:val="21"/>
         </w:rPr>
-        <w:t>Runtime RolePermission records can override defaults. Backend route guards, not frontend visibility, are the security boundary.</w:t>
+        <w:t xml:space="preserve">Runtime </w:t>
+      </w:r>
+      <w:proofErr w:type="spellStart"/>
+      <w:r>
+        <w:rPr>
+          <w:rFonts w:ascii="Calibri" w:hAnsi="Calibri" w:cs="Calibri"/>
+          <w:color w:val="000000"/>
+          <w:sz w:val="21"/>
+        </w:rPr>
+        <w:t>RolePermission</w:t>
+      </w:r>
+      <w:proofErr w:type="spellEnd"/>
+      <w:r>
+        <w:rPr>
+          <w:rFonts w:ascii="Calibri" w:hAnsi="Calibri" w:cs="Calibri"/>
+          <w:color w:val="000000"/>
+          <w:sz w:val="21"/>
+        </w:rPr>
+        <w:t xml:space="preserve"> records can override defaults. Backend route guards, not frontend visibility, are the security boundary.</w:t>
       </w:r>
     </w:p>
     <w:p>
@@ -4056,7 +6805,25 @@
           <w:color w:val="000000"/>
           <w:sz w:val="21"/>
         </w:rPr>
-        <w:t>PATCH /items/:id/pis: update PIS barcode business data.</w:t>
+        <w:t>PATCH /items/:id/</w:t>
+      </w:r>
+      <w:proofErr w:type="spellStart"/>
+      <w:r>
+        <w:rPr>
+          <w:rFonts w:ascii="Calibri" w:hAnsi="Calibri" w:cs="Calibri"/>
+          <w:color w:val="000000"/>
+          <w:sz w:val="21"/>
+        </w:rPr>
+        <w:t>pis</w:t>
+      </w:r>
+      <w:proofErr w:type="spellEnd"/>
+      <w:r>
+        <w:rPr>
+          <w:rFonts w:ascii="Calibri" w:hAnsi="Calibri" w:cs="Calibri"/>
+          <w:color w:val="000000"/>
+          <w:sz w:val="21"/>
+        </w:rPr>
+        <w:t>: update PIS barcode business data.</w:t>
       </w:r>
     </w:p>
     <w:p>
@@ -4094,7 +6861,25 @@
           <w:color w:val="000000"/>
           <w:sz w:val="21"/>
         </w:rPr>
-        <w:t>POST /items/:id/pis/sync-product-database and bulk equivalent: copy PD barcode values into PIS.</w:t>
+        <w:t>POST /items/:id/</w:t>
+      </w:r>
+      <w:proofErr w:type="spellStart"/>
+      <w:r>
+        <w:rPr>
+          <w:rFonts w:ascii="Calibri" w:hAnsi="Calibri" w:cs="Calibri"/>
+          <w:color w:val="000000"/>
+          <w:sz w:val="21"/>
+        </w:rPr>
+        <w:t>pis</w:t>
+      </w:r>
+      <w:proofErr w:type="spellEnd"/>
+      <w:r>
+        <w:rPr>
+          <w:rFonts w:ascii="Calibri" w:hAnsi="Calibri" w:cs="Calibri"/>
+          <w:color w:val="000000"/>
+          <w:sz w:val="21"/>
+        </w:rPr>
+        <w:t>/sync-product-database and bulk equivalent: copy PD barcode values into PIS.</w:t>
       </w:r>
     </w:p>
     <w:p>
@@ -4132,7 +6917,53 @@
           <w:color w:val="000000"/>
           <w:sz w:val="21"/>
         </w:rPr>
-        <w:t>GET /items/:id/files/:fileType/url: read artwork through protected URL generation.</w:t>
+        <w:t>GET /items/:id/files</w:t>
+      </w:r>
+      <w:proofErr w:type="gramStart"/>
+      <w:r>
+        <w:rPr>
+          <w:rFonts w:ascii="Calibri" w:hAnsi="Calibri" w:cs="Calibri"/>
+          <w:color w:val="000000"/>
+          <w:sz w:val="21"/>
+        </w:rPr>
+        <w:t>/:</w:t>
+      </w:r>
+      <w:proofErr w:type="spellStart"/>
+      <w:r>
+        <w:rPr>
+          <w:rFonts w:ascii="Calibri" w:hAnsi="Calibri" w:cs="Calibri"/>
+          <w:color w:val="000000"/>
+          <w:sz w:val="21"/>
+        </w:rPr>
+        <w:t>fileType</w:t>
+      </w:r>
+      <w:proofErr w:type="spellEnd"/>
+      <w:proofErr w:type="gramEnd"/>
+      <w:r>
+        <w:rPr>
+          <w:rFonts w:ascii="Calibri" w:hAnsi="Calibri" w:cs="Calibri"/>
+          <w:color w:val="000000"/>
+          <w:sz w:val="21"/>
+        </w:rPr>
+        <w:t>/</w:t>
+      </w:r>
+      <w:proofErr w:type="spellStart"/>
+      <w:r>
+        <w:rPr>
+          <w:rFonts w:ascii="Calibri" w:hAnsi="Calibri" w:cs="Calibri"/>
+          <w:color w:val="000000"/>
+          <w:sz w:val="21"/>
+        </w:rPr>
+        <w:t>url</w:t>
+      </w:r>
+      <w:proofErr w:type="spellEnd"/>
+      <w:r>
+        <w:rPr>
+          <w:rFonts w:ascii="Calibri" w:hAnsi="Calibri" w:cs="Calibri"/>
+          <w:color w:val="000000"/>
+          <w:sz w:val="21"/>
+        </w:rPr>
+        <w:t>: read artwork through protected URL generation.</w:t>
       </w:r>
     </w:p>
     <w:p>
@@ -4151,7 +6982,35 @@
           <w:color w:val="000000"/>
           <w:sz w:val="21"/>
         </w:rPr>
-        <w:t>DELETE /items/:id/files/:fileType: remove artwork metadata and object.</w:t>
+        <w:t>DELETE /items/:id/files</w:t>
+      </w:r>
+      <w:proofErr w:type="gramStart"/>
+      <w:r>
+        <w:rPr>
+          <w:rFonts w:ascii="Calibri" w:hAnsi="Calibri" w:cs="Calibri"/>
+          <w:color w:val="000000"/>
+          <w:sz w:val="21"/>
+        </w:rPr>
+        <w:t>/:</w:t>
+      </w:r>
+      <w:proofErr w:type="spellStart"/>
+      <w:r>
+        <w:rPr>
+          <w:rFonts w:ascii="Calibri" w:hAnsi="Calibri" w:cs="Calibri"/>
+          <w:color w:val="000000"/>
+          <w:sz w:val="21"/>
+        </w:rPr>
+        <w:t>fileType</w:t>
+      </w:r>
+      <w:proofErr w:type="spellEnd"/>
+      <w:proofErr w:type="gramEnd"/>
+      <w:r>
+        <w:rPr>
+          <w:rFonts w:ascii="Calibri" w:hAnsi="Calibri" w:cs="Calibri"/>
+          <w:color w:val="000000"/>
+          <w:sz w:val="21"/>
+        </w:rPr>
+        <w:t>: remove artwork metadata and object.</w:t>
       </w:r>
     </w:p>
     <w:p>
@@ -4170,7 +7029,53 @@
           <w:color w:val="000000"/>
           <w:sz w:val="21"/>
         </w:rPr>
-        <w:t>POST /items/:itemId/pis-upload: import PIS workbook, synchronize PIS data and store converted PIS PDF metadata.</w:t>
+        <w:t>POST /items</w:t>
+      </w:r>
+      <w:proofErr w:type="gramStart"/>
+      <w:r>
+        <w:rPr>
+          <w:rFonts w:ascii="Calibri" w:hAnsi="Calibri" w:cs="Calibri"/>
+          <w:color w:val="000000"/>
+          <w:sz w:val="21"/>
+        </w:rPr>
+        <w:t>/:</w:t>
+      </w:r>
+      <w:proofErr w:type="spellStart"/>
+      <w:r>
+        <w:rPr>
+          <w:rFonts w:ascii="Calibri" w:hAnsi="Calibri" w:cs="Calibri"/>
+          <w:color w:val="000000"/>
+          <w:sz w:val="21"/>
+        </w:rPr>
+        <w:t>itemId</w:t>
+      </w:r>
+      <w:proofErr w:type="spellEnd"/>
+      <w:proofErr w:type="gramEnd"/>
+      <w:r>
+        <w:rPr>
+          <w:rFonts w:ascii="Calibri" w:hAnsi="Calibri" w:cs="Calibri"/>
+          <w:color w:val="000000"/>
+          <w:sz w:val="21"/>
+        </w:rPr>
+        <w:t>/</w:t>
+      </w:r>
+      <w:proofErr w:type="spellStart"/>
+      <w:r>
+        <w:rPr>
+          <w:rFonts w:ascii="Calibri" w:hAnsi="Calibri" w:cs="Calibri"/>
+          <w:color w:val="000000"/>
+          <w:sz w:val="21"/>
+        </w:rPr>
+        <w:t>pis</w:t>
+      </w:r>
+      <w:proofErr w:type="spellEnd"/>
+      <w:r>
+        <w:rPr>
+          <w:rFonts w:ascii="Calibri" w:hAnsi="Calibri" w:cs="Calibri"/>
+          <w:color w:val="000000"/>
+          <w:sz w:val="21"/>
+        </w:rPr>
+        <w:t>-upload: import PIS workbook, synchronize PIS data and store converted PIS PDF metadata.</w:t>
       </w:r>
     </w:p>
     <w:p>
@@ -4276,7 +7181,43 @@
           <w:color w:val="000000"/>
           <w:sz w:val="21"/>
         </w:rPr>
-        <w:t>backend/models/item.model.js â€” PIS/PD/master/QC barcodes; shipping_marks and satin_label metadata; aliases.</w:t>
+        <w:t xml:space="preserve">backend/models/item.model.js â€” PIS/PD/master/QC barcodes; </w:t>
+      </w:r>
+      <w:proofErr w:type="spellStart"/>
+      <w:r>
+        <w:rPr>
+          <w:rFonts w:ascii="Calibri" w:hAnsi="Calibri" w:cs="Calibri"/>
+          <w:color w:val="000000"/>
+          <w:sz w:val="21"/>
+        </w:rPr>
+        <w:t>shipping_marks</w:t>
+      </w:r>
+      <w:proofErr w:type="spellEnd"/>
+      <w:r>
+        <w:rPr>
+          <w:rFonts w:ascii="Calibri" w:hAnsi="Calibri" w:cs="Calibri"/>
+          <w:color w:val="000000"/>
+          <w:sz w:val="21"/>
+        </w:rPr>
+        <w:t xml:space="preserve"> and </w:t>
+      </w:r>
+      <w:proofErr w:type="spellStart"/>
+      <w:r>
+        <w:rPr>
+          <w:rFonts w:ascii="Calibri" w:hAnsi="Calibri" w:cs="Calibri"/>
+          <w:color w:val="000000"/>
+          <w:sz w:val="21"/>
+        </w:rPr>
+        <w:t>satin_label</w:t>
+      </w:r>
+      <w:proofErr w:type="spellEnd"/>
+      <w:r>
+        <w:rPr>
+          <w:rFonts w:ascii="Calibri" w:hAnsi="Calibri" w:cs="Calibri"/>
+          <w:color w:val="000000"/>
+          <w:sz w:val="21"/>
+        </w:rPr>
+        <w:t xml:space="preserve"> metadata; aliases.</w:t>
       </w:r>
     </w:p>
     <w:p>
@@ -4314,6 +7255,7 @@
           <w:color w:val="000000"/>
           <w:sz w:val="21"/>
         </w:rPr>
+        <w:lastRenderedPageBreak/>
         <w:t>backend/controllers/qc.controller.js â€” serial range expansion/count rules, allocation checks, barcode validation/defaults and inspection persistence.</w:t>
       </w:r>
     </w:p>
@@ -4428,7 +7370,25 @@
           <w:color w:val="000000"/>
           <w:sz w:val="21"/>
         </w:rPr>
-        <w:t>backend/middlewares/parseAndSyncPisUpload.middleware.js â€” PIS workbook barcode mapping.</w:t>
+        <w:t>backend/</w:t>
+      </w:r>
+      <w:proofErr w:type="spellStart"/>
+      <w:r>
+        <w:rPr>
+          <w:rFonts w:ascii="Calibri" w:hAnsi="Calibri" w:cs="Calibri"/>
+          <w:color w:val="000000"/>
+          <w:sz w:val="21"/>
+        </w:rPr>
+        <w:t>middlewares</w:t>
+      </w:r>
+      <w:proofErr w:type="spellEnd"/>
+      <w:r>
+        <w:rPr>
+          <w:rFonts w:ascii="Calibri" w:hAnsi="Calibri" w:cs="Calibri"/>
+          <w:color w:val="000000"/>
+          <w:sz w:val="21"/>
+        </w:rPr>
+        <w:t>/parseAndSyncPisUpload.middleware.js â€” PIS workbook barcode mapping.</w:t>
       </w:r>
     </w:p>
     <w:p>
@@ -4561,7 +7521,25 @@
           <w:color w:val="000000"/>
           <w:sz w:val="21"/>
         </w:rPr>
-        <w:t>backend/helpers/permissions.js, backend/services/permission.service.js and backend/middlewares/permission.middleware.js â€” Labels module, effective permissions and enforcement.</w:t>
+        <w:t>backend/helpers/permissions.js, backend/services/permission.service.js and backend/</w:t>
+      </w:r>
+      <w:proofErr w:type="spellStart"/>
+      <w:r>
+        <w:rPr>
+          <w:rFonts w:ascii="Calibri" w:hAnsi="Calibri" w:cs="Calibri"/>
+          <w:color w:val="000000"/>
+          <w:sz w:val="21"/>
+        </w:rPr>
+        <w:t>middlewares</w:t>
+      </w:r>
+      <w:proofErr w:type="spellEnd"/>
+      <w:r>
+        <w:rPr>
+          <w:rFonts w:ascii="Calibri" w:hAnsi="Calibri" w:cs="Calibri"/>
+          <w:color w:val="000000"/>
+          <w:sz w:val="21"/>
+        </w:rPr>
+        <w:t>/permission.middleware.js â€” Labels module, effective permissions and enforcement.</w:t>
       </w:r>
     </w:p>
     <w:p>
@@ -4595,7 +7573,43 @@
           <w:color w:val="000000"/>
           <w:sz w:val="21"/>
         </w:rPr>
-        <w:t>client/OMS/src/components/AllocateLabelsModal.jsx â€” range allocation, transfer/rejection and usage summaries.</w:t>
+        <w:t>client/OMS/</w:t>
+      </w:r>
+      <w:proofErr w:type="spellStart"/>
+      <w:r>
+        <w:rPr>
+          <w:rFonts w:ascii="Calibri" w:hAnsi="Calibri" w:cs="Calibri"/>
+          <w:color w:val="000000"/>
+          <w:sz w:val="21"/>
+        </w:rPr>
+        <w:t>src</w:t>
+      </w:r>
+      <w:proofErr w:type="spellEnd"/>
+      <w:r>
+        <w:rPr>
+          <w:rFonts w:ascii="Calibri" w:hAnsi="Calibri" w:cs="Calibri"/>
+          <w:color w:val="000000"/>
+          <w:sz w:val="21"/>
+        </w:rPr>
+        <w:t>/components/</w:t>
+      </w:r>
+      <w:proofErr w:type="spellStart"/>
+      <w:r>
+        <w:rPr>
+          <w:rFonts w:ascii="Calibri" w:hAnsi="Calibri" w:cs="Calibri"/>
+          <w:color w:val="000000"/>
+          <w:sz w:val="21"/>
+        </w:rPr>
+        <w:t>AllocateLabelsModal.jsx</w:t>
+      </w:r>
+      <w:proofErr w:type="spellEnd"/>
+      <w:r>
+        <w:rPr>
+          <w:rFonts w:ascii="Calibri" w:hAnsi="Calibri" w:cs="Calibri"/>
+          <w:color w:val="000000"/>
+          <w:sz w:val="21"/>
+        </w:rPr>
+        <w:t xml:space="preserve"> â€” range allocation, transfer/rejection and usage summaries.</w:t>
       </w:r>
     </w:p>
     <w:p>
@@ -4614,7 +7628,43 @@
           <w:color w:val="000000"/>
           <w:sz w:val="21"/>
         </w:rPr>
-        <w:t>client/OMS/src/components/CheckLabelsModal.jsx â€” allocation search, ranges and history display.</w:t>
+        <w:t>client/OMS/</w:t>
+      </w:r>
+      <w:proofErr w:type="spellStart"/>
+      <w:r>
+        <w:rPr>
+          <w:rFonts w:ascii="Calibri" w:hAnsi="Calibri" w:cs="Calibri"/>
+          <w:color w:val="000000"/>
+          <w:sz w:val="21"/>
+        </w:rPr>
+        <w:t>src</w:t>
+      </w:r>
+      <w:proofErr w:type="spellEnd"/>
+      <w:r>
+        <w:rPr>
+          <w:rFonts w:ascii="Calibri" w:hAnsi="Calibri" w:cs="Calibri"/>
+          <w:color w:val="000000"/>
+          <w:sz w:val="21"/>
+        </w:rPr>
+        <w:t>/components/</w:t>
+      </w:r>
+      <w:proofErr w:type="spellStart"/>
+      <w:r>
+        <w:rPr>
+          <w:rFonts w:ascii="Calibri" w:hAnsi="Calibri" w:cs="Calibri"/>
+          <w:color w:val="000000"/>
+          <w:sz w:val="21"/>
+        </w:rPr>
+        <w:t>CheckLabelsModal.jsx</w:t>
+      </w:r>
+      <w:proofErr w:type="spellEnd"/>
+      <w:r>
+        <w:rPr>
+          <w:rFonts w:ascii="Calibri" w:hAnsi="Calibri" w:cs="Calibri"/>
+          <w:color w:val="000000"/>
+          <w:sz w:val="21"/>
+        </w:rPr>
+        <w:t xml:space="preserve"> â€” allocation search, ranges and history display.</w:t>
       </w:r>
     </w:p>
     <w:p>
@@ -4633,7 +7683,43 @@
           <w:color w:val="000000"/>
           <w:sz w:val="21"/>
         </w:rPr>
-        <w:t>client/OMS/src/components/Navbar.jsx â€” label action visibility.</w:t>
+        <w:t>client/OMS/</w:t>
+      </w:r>
+      <w:proofErr w:type="spellStart"/>
+      <w:r>
+        <w:rPr>
+          <w:rFonts w:ascii="Calibri" w:hAnsi="Calibri" w:cs="Calibri"/>
+          <w:color w:val="000000"/>
+          <w:sz w:val="21"/>
+        </w:rPr>
+        <w:t>src</w:t>
+      </w:r>
+      <w:proofErr w:type="spellEnd"/>
+      <w:r>
+        <w:rPr>
+          <w:rFonts w:ascii="Calibri" w:hAnsi="Calibri" w:cs="Calibri"/>
+          <w:color w:val="000000"/>
+          <w:sz w:val="21"/>
+        </w:rPr>
+        <w:t>/components/</w:t>
+      </w:r>
+      <w:proofErr w:type="spellStart"/>
+      <w:r>
+        <w:rPr>
+          <w:rFonts w:ascii="Calibri" w:hAnsi="Calibri" w:cs="Calibri"/>
+          <w:color w:val="000000"/>
+          <w:sz w:val="21"/>
+        </w:rPr>
+        <w:t>Navbar.jsx</w:t>
+      </w:r>
+      <w:proofErr w:type="spellEnd"/>
+      <w:r>
+        <w:rPr>
+          <w:rFonts w:ascii="Calibri" w:hAnsi="Calibri" w:cs="Calibri"/>
+          <w:color w:val="000000"/>
+          <w:sz w:val="21"/>
+        </w:rPr>
+        <w:t xml:space="preserve"> â€” label action visibility.</w:t>
       </w:r>
     </w:p>
     <w:p>
@@ -4652,7 +7738,43 @@
           <w:color w:val="000000"/>
           <w:sz w:val="21"/>
         </w:rPr>
-        <w:t>client/OMS/src/components/UpdateQcModal.jsx â€” QC serial ranges, browser scan, upload decode and barcode validation.</w:t>
+        <w:t>client/OMS/</w:t>
+      </w:r>
+      <w:proofErr w:type="spellStart"/>
+      <w:r>
+        <w:rPr>
+          <w:rFonts w:ascii="Calibri" w:hAnsi="Calibri" w:cs="Calibri"/>
+          <w:color w:val="000000"/>
+          <w:sz w:val="21"/>
+        </w:rPr>
+        <w:t>src</w:t>
+      </w:r>
+      <w:proofErr w:type="spellEnd"/>
+      <w:r>
+        <w:rPr>
+          <w:rFonts w:ascii="Calibri" w:hAnsi="Calibri" w:cs="Calibri"/>
+          <w:color w:val="000000"/>
+          <w:sz w:val="21"/>
+        </w:rPr>
+        <w:t>/components/</w:t>
+      </w:r>
+      <w:proofErr w:type="spellStart"/>
+      <w:r>
+        <w:rPr>
+          <w:rFonts w:ascii="Calibri" w:hAnsi="Calibri" w:cs="Calibri"/>
+          <w:color w:val="000000"/>
+          <w:sz w:val="21"/>
+        </w:rPr>
+        <w:t>UpdateQcModal.jsx</w:t>
+      </w:r>
+      <w:proofErr w:type="spellEnd"/>
+      <w:r>
+        <w:rPr>
+          <w:rFonts w:ascii="Calibri" w:hAnsi="Calibri" w:cs="Calibri"/>
+          <w:color w:val="000000"/>
+          <w:sz w:val="21"/>
+        </w:rPr>
+        <w:t xml:space="preserve"> â€” QC serial ranges, browser scan, upload decode and barcode validation.</w:t>
       </w:r>
     </w:p>
     <w:p>
@@ -4671,7 +7793,43 @@
           <w:color w:val="000000"/>
           <w:sz w:val="21"/>
         </w:rPr>
-        <w:t>client/OMS/src/components/EditPisModal.jsx â€” PIS barcode payload and comparison display.</w:t>
+        <w:t>client/OMS/</w:t>
+      </w:r>
+      <w:proofErr w:type="spellStart"/>
+      <w:r>
+        <w:rPr>
+          <w:rFonts w:ascii="Calibri" w:hAnsi="Calibri" w:cs="Calibri"/>
+          <w:color w:val="000000"/>
+          <w:sz w:val="21"/>
+        </w:rPr>
+        <w:t>src</w:t>
+      </w:r>
+      <w:proofErr w:type="spellEnd"/>
+      <w:r>
+        <w:rPr>
+          <w:rFonts w:ascii="Calibri" w:hAnsi="Calibri" w:cs="Calibri"/>
+          <w:color w:val="000000"/>
+          <w:sz w:val="21"/>
+        </w:rPr>
+        <w:t>/components/</w:t>
+      </w:r>
+      <w:proofErr w:type="spellStart"/>
+      <w:r>
+        <w:rPr>
+          <w:rFonts w:ascii="Calibri" w:hAnsi="Calibri" w:cs="Calibri"/>
+          <w:color w:val="000000"/>
+          <w:sz w:val="21"/>
+        </w:rPr>
+        <w:t>EditPisModal.jsx</w:t>
+      </w:r>
+      <w:proofErr w:type="spellEnd"/>
+      <w:r>
+        <w:rPr>
+          <w:rFonts w:ascii="Calibri" w:hAnsi="Calibri" w:cs="Calibri"/>
+          <w:color w:val="000000"/>
+          <w:sz w:val="21"/>
+        </w:rPr>
+        <w:t xml:space="preserve"> â€” PIS barcode payload and comparison display.</w:t>
       </w:r>
     </w:p>
     <w:p>
@@ -4690,7 +7848,43 @@
           <w:color w:val="000000"/>
           <w:sz w:val="21"/>
         </w:rPr>
-        <w:t>client/OMS/src/components/EditInspectionRecordsModal.jsx â€” historical inspection-record label/barcode edit.</w:t>
+        <w:t>client/OMS/</w:t>
+      </w:r>
+      <w:proofErr w:type="spellStart"/>
+      <w:r>
+        <w:rPr>
+          <w:rFonts w:ascii="Calibri" w:hAnsi="Calibri" w:cs="Calibri"/>
+          <w:color w:val="000000"/>
+          <w:sz w:val="21"/>
+        </w:rPr>
+        <w:t>src</w:t>
+      </w:r>
+      <w:proofErr w:type="spellEnd"/>
+      <w:r>
+        <w:rPr>
+          <w:rFonts w:ascii="Calibri" w:hAnsi="Calibri" w:cs="Calibri"/>
+          <w:color w:val="000000"/>
+          <w:sz w:val="21"/>
+        </w:rPr>
+        <w:t>/components/</w:t>
+      </w:r>
+      <w:proofErr w:type="spellStart"/>
+      <w:r>
+        <w:rPr>
+          <w:rFonts w:ascii="Calibri" w:hAnsi="Calibri" w:cs="Calibri"/>
+          <w:color w:val="000000"/>
+          <w:sz w:val="21"/>
+        </w:rPr>
+        <w:t>EditInspectionRecordsModal.jsx</w:t>
+      </w:r>
+      <w:proofErr w:type="spellEnd"/>
+      <w:r>
+        <w:rPr>
+          <w:rFonts w:ascii="Calibri" w:hAnsi="Calibri" w:cs="Calibri"/>
+          <w:color w:val="000000"/>
+          <w:sz w:val="21"/>
+        </w:rPr>
+        <w:t xml:space="preserve"> â€” historical inspection-record label/barcode edit.</w:t>
       </w:r>
     </w:p>
     <w:p>
@@ -4709,7 +7903,43 @@
           <w:color w:val="000000"/>
           <w:sz w:val="21"/>
         </w:rPr>
-        <w:t>client/OMS/src/components/TransferInspectionModal.jsx â€” transfer of inspection label evidence.</w:t>
+        <w:t>client/OMS/</w:t>
+      </w:r>
+      <w:proofErr w:type="spellStart"/>
+      <w:r>
+        <w:rPr>
+          <w:rFonts w:ascii="Calibri" w:hAnsi="Calibri" w:cs="Calibri"/>
+          <w:color w:val="000000"/>
+          <w:sz w:val="21"/>
+        </w:rPr>
+        <w:t>src</w:t>
+      </w:r>
+      <w:proofErr w:type="spellEnd"/>
+      <w:r>
+        <w:rPr>
+          <w:rFonts w:ascii="Calibri" w:hAnsi="Calibri" w:cs="Calibri"/>
+          <w:color w:val="000000"/>
+          <w:sz w:val="21"/>
+        </w:rPr>
+        <w:t>/components/</w:t>
+      </w:r>
+      <w:proofErr w:type="spellStart"/>
+      <w:r>
+        <w:rPr>
+          <w:rFonts w:ascii="Calibri" w:hAnsi="Calibri" w:cs="Calibri"/>
+          <w:color w:val="000000"/>
+          <w:sz w:val="21"/>
+        </w:rPr>
+        <w:t>TransferInspectionModal.jsx</w:t>
+      </w:r>
+      <w:proofErr w:type="spellEnd"/>
+      <w:r>
+        <w:rPr>
+          <w:rFonts w:ascii="Calibri" w:hAnsi="Calibri" w:cs="Calibri"/>
+          <w:color w:val="000000"/>
+          <w:sz w:val="21"/>
+        </w:rPr>
+        <w:t xml:space="preserve"> â€” transfer of inspection label evidence.</w:t>
       </w:r>
     </w:p>
     <w:p>
@@ -4728,7 +7958,43 @@
           <w:color w:val="000000"/>
           <w:sz w:val="21"/>
         </w:rPr>
-        <w:t>client/OMS/src/pages/QcDetails.jsx â€” per-record label ranges and barcode context.</w:t>
+        <w:t>client/OMS/</w:t>
+      </w:r>
+      <w:proofErr w:type="spellStart"/>
+      <w:r>
+        <w:rPr>
+          <w:rFonts w:ascii="Calibri" w:hAnsi="Calibri" w:cs="Calibri"/>
+          <w:color w:val="000000"/>
+          <w:sz w:val="21"/>
+        </w:rPr>
+        <w:t>src</w:t>
+      </w:r>
+      <w:proofErr w:type="spellEnd"/>
+      <w:r>
+        <w:rPr>
+          <w:rFonts w:ascii="Calibri" w:hAnsi="Calibri" w:cs="Calibri"/>
+          <w:color w:val="000000"/>
+          <w:sz w:val="21"/>
+        </w:rPr>
+        <w:t>/pages/</w:t>
+      </w:r>
+      <w:proofErr w:type="spellStart"/>
+      <w:r>
+        <w:rPr>
+          <w:rFonts w:ascii="Calibri" w:hAnsi="Calibri" w:cs="Calibri"/>
+          <w:color w:val="000000"/>
+          <w:sz w:val="21"/>
+        </w:rPr>
+        <w:t>QcDetails.jsx</w:t>
+      </w:r>
+      <w:proofErr w:type="spellEnd"/>
+      <w:r>
+        <w:rPr>
+          <w:rFonts w:ascii="Calibri" w:hAnsi="Calibri" w:cs="Calibri"/>
+          <w:color w:val="000000"/>
+          <w:sz w:val="21"/>
+        </w:rPr>
+        <w:t xml:space="preserve"> â€” per-record label ranges and barcode context.</w:t>
       </w:r>
     </w:p>
     <w:p>
@@ -4747,7 +8013,43 @@
           <w:color w:val="000000"/>
           <w:sz w:val="21"/>
         </w:rPr>
-        <w:t>client/OMS/src/pages/inspection_report.jsx â€” react-barcode rendering, mismatch warning, serial range display and file context.</w:t>
+        <w:t>client/OMS/</w:t>
+      </w:r>
+      <w:proofErr w:type="spellStart"/>
+      <w:r>
+        <w:rPr>
+          <w:rFonts w:ascii="Calibri" w:hAnsi="Calibri" w:cs="Calibri"/>
+          <w:color w:val="000000"/>
+          <w:sz w:val="21"/>
+        </w:rPr>
+        <w:t>src</w:t>
+      </w:r>
+      <w:proofErr w:type="spellEnd"/>
+      <w:r>
+        <w:rPr>
+          <w:rFonts w:ascii="Calibri" w:hAnsi="Calibri" w:cs="Calibri"/>
+          <w:color w:val="000000"/>
+          <w:sz w:val="21"/>
+        </w:rPr>
+        <w:t>/pages/</w:t>
+      </w:r>
+      <w:proofErr w:type="spellStart"/>
+      <w:r>
+        <w:rPr>
+          <w:rFonts w:ascii="Calibri" w:hAnsi="Calibri" w:cs="Calibri"/>
+          <w:color w:val="000000"/>
+          <w:sz w:val="21"/>
+        </w:rPr>
+        <w:t>inspection_report.jsx</w:t>
+      </w:r>
+      <w:proofErr w:type="spellEnd"/>
+      <w:r>
+        <w:rPr>
+          <w:rFonts w:ascii="Calibri" w:hAnsi="Calibri" w:cs="Calibri"/>
+          <w:color w:val="000000"/>
+          <w:sz w:val="21"/>
+        </w:rPr>
+        <w:t xml:space="preserve"> â€” react-barcode rendering, mismatch warning, serial range display and file context.</w:t>
       </w:r>
     </w:p>
     <w:p>
@@ -4766,7 +8068,79 @@
           <w:color w:val="000000"/>
           <w:sz w:val="21"/>
         </w:rPr>
-        <w:t>client/OMS/src/pages/PIS.jsx, PISDiffs.jsx and FinalPISCheck.jsx â€” PIS/master barcode review, comparison, export and update paths.</w:t>
+        <w:t>client/OMS/</w:t>
+      </w:r>
+      <w:proofErr w:type="spellStart"/>
+      <w:r>
+        <w:rPr>
+          <w:rFonts w:ascii="Calibri" w:hAnsi="Calibri" w:cs="Calibri"/>
+          <w:color w:val="000000"/>
+          <w:sz w:val="21"/>
+        </w:rPr>
+        <w:t>src</w:t>
+      </w:r>
+      <w:proofErr w:type="spellEnd"/>
+      <w:r>
+        <w:rPr>
+          <w:rFonts w:ascii="Calibri" w:hAnsi="Calibri" w:cs="Calibri"/>
+          <w:color w:val="000000"/>
+          <w:sz w:val="21"/>
+        </w:rPr>
+        <w:t>/pages/</w:t>
+      </w:r>
+      <w:proofErr w:type="spellStart"/>
+      <w:r>
+        <w:rPr>
+          <w:rFonts w:ascii="Calibri" w:hAnsi="Calibri" w:cs="Calibri"/>
+          <w:color w:val="000000"/>
+          <w:sz w:val="21"/>
+        </w:rPr>
+        <w:t>PIS.jsx</w:t>
+      </w:r>
+      <w:proofErr w:type="spellEnd"/>
+      <w:r>
+        <w:rPr>
+          <w:rFonts w:ascii="Calibri" w:hAnsi="Calibri" w:cs="Calibri"/>
+          <w:color w:val="000000"/>
+          <w:sz w:val="21"/>
+        </w:rPr>
+        <w:t xml:space="preserve">, </w:t>
+      </w:r>
+      <w:proofErr w:type="spellStart"/>
+      <w:r>
+        <w:rPr>
+          <w:rFonts w:ascii="Calibri" w:hAnsi="Calibri" w:cs="Calibri"/>
+          <w:color w:val="000000"/>
+          <w:sz w:val="21"/>
+        </w:rPr>
+        <w:t>PISDiffs.jsx</w:t>
+      </w:r>
+      <w:proofErr w:type="spellEnd"/>
+      <w:r>
+        <w:rPr>
+          <w:rFonts w:ascii="Calibri" w:hAnsi="Calibri" w:cs="Calibri"/>
+          <w:color w:val="000000"/>
+          <w:sz w:val="21"/>
+        </w:rPr>
+        <w:t xml:space="preserve"> and </w:t>
+      </w:r>
+      <w:proofErr w:type="spellStart"/>
+      <w:r>
+        <w:rPr>
+          <w:rFonts w:ascii="Calibri" w:hAnsi="Calibri" w:cs="Calibri"/>
+          <w:color w:val="000000"/>
+          <w:sz w:val="21"/>
+        </w:rPr>
+        <w:t>FinalPISCheck.jsx</w:t>
+      </w:r>
+      <w:proofErr w:type="spellEnd"/>
+      <w:r>
+        <w:rPr>
+          <w:rFonts w:ascii="Calibri" w:hAnsi="Calibri" w:cs="Calibri"/>
+          <w:color w:val="000000"/>
+          <w:sz w:val="21"/>
+        </w:rPr>
+        <w:t xml:space="preserve"> â€” PIS/master barcode review, comparison, export and update paths.</w:t>
       </w:r>
     </w:p>
     <w:p>
@@ -4785,7 +8159,79 @@
           <w:color w:val="000000"/>
           <w:sz w:val="21"/>
         </w:rPr>
-        <w:t>client/OMS/src/pages/ProductDatabase.jsx, ProductDatabaseDetails.jsx and ItemMasters.jsx â€” PD/master barcode workflow and display.</w:t>
+        <w:t>client/OMS/</w:t>
+      </w:r>
+      <w:proofErr w:type="spellStart"/>
+      <w:r>
+        <w:rPr>
+          <w:rFonts w:ascii="Calibri" w:hAnsi="Calibri" w:cs="Calibri"/>
+          <w:color w:val="000000"/>
+          <w:sz w:val="21"/>
+        </w:rPr>
+        <w:t>src</w:t>
+      </w:r>
+      <w:proofErr w:type="spellEnd"/>
+      <w:r>
+        <w:rPr>
+          <w:rFonts w:ascii="Calibri" w:hAnsi="Calibri" w:cs="Calibri"/>
+          <w:color w:val="000000"/>
+          <w:sz w:val="21"/>
+        </w:rPr>
+        <w:t>/pages/</w:t>
+      </w:r>
+      <w:proofErr w:type="spellStart"/>
+      <w:r>
+        <w:rPr>
+          <w:rFonts w:ascii="Calibri" w:hAnsi="Calibri" w:cs="Calibri"/>
+          <w:color w:val="000000"/>
+          <w:sz w:val="21"/>
+        </w:rPr>
+        <w:t>ProductDatabase.jsx</w:t>
+      </w:r>
+      <w:proofErr w:type="spellEnd"/>
+      <w:r>
+        <w:rPr>
+          <w:rFonts w:ascii="Calibri" w:hAnsi="Calibri" w:cs="Calibri"/>
+          <w:color w:val="000000"/>
+          <w:sz w:val="21"/>
+        </w:rPr>
+        <w:t xml:space="preserve">, </w:t>
+      </w:r>
+      <w:proofErr w:type="spellStart"/>
+      <w:r>
+        <w:rPr>
+          <w:rFonts w:ascii="Calibri" w:hAnsi="Calibri" w:cs="Calibri"/>
+          <w:color w:val="000000"/>
+          <w:sz w:val="21"/>
+        </w:rPr>
+        <w:t>ProductDatabaseDetails.jsx</w:t>
+      </w:r>
+      <w:proofErr w:type="spellEnd"/>
+      <w:r>
+        <w:rPr>
+          <w:rFonts w:ascii="Calibri" w:hAnsi="Calibri" w:cs="Calibri"/>
+          <w:color w:val="000000"/>
+          <w:sz w:val="21"/>
+        </w:rPr>
+        <w:t xml:space="preserve"> and </w:t>
+      </w:r>
+      <w:proofErr w:type="spellStart"/>
+      <w:r>
+        <w:rPr>
+          <w:rFonts w:ascii="Calibri" w:hAnsi="Calibri" w:cs="Calibri"/>
+          <w:color w:val="000000"/>
+          <w:sz w:val="21"/>
+        </w:rPr>
+        <w:t>ItemMasters.jsx</w:t>
+      </w:r>
+      <w:proofErr w:type="spellEnd"/>
+      <w:r>
+        <w:rPr>
+          <w:rFonts w:ascii="Calibri" w:hAnsi="Calibri" w:cs="Calibri"/>
+          <w:color w:val="000000"/>
+          <w:sz w:val="21"/>
+        </w:rPr>
+        <w:t xml:space="preserve"> â€” PD/master barcode workflow and display.</w:t>
       </w:r>
     </w:p>
     <w:p>
@@ -4804,7 +8250,79 @@
           <w:color w:val="000000"/>
           <w:sz w:val="21"/>
         </w:rPr>
-        <w:t>client/OMS/src/pages/ItemFilesPage.jsx, ItemDetails.jsx and InspectedItemsReport.jsx â€” artwork lifecycle, preview and readiness display.</w:t>
+        <w:t>client/OMS/</w:t>
+      </w:r>
+      <w:proofErr w:type="spellStart"/>
+      <w:r>
+        <w:rPr>
+          <w:rFonts w:ascii="Calibri" w:hAnsi="Calibri" w:cs="Calibri"/>
+          <w:color w:val="000000"/>
+          <w:sz w:val="21"/>
+        </w:rPr>
+        <w:t>src</w:t>
+      </w:r>
+      <w:proofErr w:type="spellEnd"/>
+      <w:r>
+        <w:rPr>
+          <w:rFonts w:ascii="Calibri" w:hAnsi="Calibri" w:cs="Calibri"/>
+          <w:color w:val="000000"/>
+          <w:sz w:val="21"/>
+        </w:rPr>
+        <w:t>/pages/</w:t>
+      </w:r>
+      <w:proofErr w:type="spellStart"/>
+      <w:r>
+        <w:rPr>
+          <w:rFonts w:ascii="Calibri" w:hAnsi="Calibri" w:cs="Calibri"/>
+          <w:color w:val="000000"/>
+          <w:sz w:val="21"/>
+        </w:rPr>
+        <w:t>ItemFilesPage.jsx</w:t>
+      </w:r>
+      <w:proofErr w:type="spellEnd"/>
+      <w:r>
+        <w:rPr>
+          <w:rFonts w:ascii="Calibri" w:hAnsi="Calibri" w:cs="Calibri"/>
+          <w:color w:val="000000"/>
+          <w:sz w:val="21"/>
+        </w:rPr>
+        <w:t xml:space="preserve">, </w:t>
+      </w:r>
+      <w:proofErr w:type="spellStart"/>
+      <w:r>
+        <w:rPr>
+          <w:rFonts w:ascii="Calibri" w:hAnsi="Calibri" w:cs="Calibri"/>
+          <w:color w:val="000000"/>
+          <w:sz w:val="21"/>
+        </w:rPr>
+        <w:t>ItemDetails.jsx</w:t>
+      </w:r>
+      <w:proofErr w:type="spellEnd"/>
+      <w:r>
+        <w:rPr>
+          <w:rFonts w:ascii="Calibri" w:hAnsi="Calibri" w:cs="Calibri"/>
+          <w:color w:val="000000"/>
+          <w:sz w:val="21"/>
+        </w:rPr>
+        <w:t xml:space="preserve"> and </w:t>
+      </w:r>
+      <w:proofErr w:type="spellStart"/>
+      <w:r>
+        <w:rPr>
+          <w:rFonts w:ascii="Calibri" w:hAnsi="Calibri" w:cs="Calibri"/>
+          <w:color w:val="000000"/>
+          <w:sz w:val="21"/>
+        </w:rPr>
+        <w:t>InspectedItemsReport.jsx</w:t>
+      </w:r>
+      <w:proofErr w:type="spellEnd"/>
+      <w:r>
+        <w:rPr>
+          <w:rFonts w:ascii="Calibri" w:hAnsi="Calibri" w:cs="Calibri"/>
+          <w:color w:val="000000"/>
+          <w:sz w:val="21"/>
+        </w:rPr>
+        <w:t xml:space="preserve"> â€” artwork lifecycle, preview and readiness display.</w:t>
       </w:r>
     </w:p>
     <w:p>
@@ -4823,7 +8341,43 @@
           <w:color w:val="000000"/>
           <w:sz w:val="21"/>
         </w:rPr>
-        <w:t>client/OMS/src/constants/itemFiles.js â€” file-type catalog, acceptance rules and item eligibility.</w:t>
+        <w:t>client/OMS/</w:t>
+      </w:r>
+      <w:proofErr w:type="spellStart"/>
+      <w:r>
+        <w:rPr>
+          <w:rFonts w:ascii="Calibri" w:hAnsi="Calibri" w:cs="Calibri"/>
+          <w:color w:val="000000"/>
+          <w:sz w:val="21"/>
+        </w:rPr>
+        <w:t>src</w:t>
+      </w:r>
+      <w:proofErr w:type="spellEnd"/>
+      <w:r>
+        <w:rPr>
+          <w:rFonts w:ascii="Calibri" w:hAnsi="Calibri" w:cs="Calibri"/>
+          <w:color w:val="000000"/>
+          <w:sz w:val="21"/>
+        </w:rPr>
+        <w:t xml:space="preserve">/constants/itemFiles.js â€” file-type </w:t>
+      </w:r>
+      <w:proofErr w:type="spellStart"/>
+      <w:r>
+        <w:rPr>
+          <w:rFonts w:ascii="Calibri" w:hAnsi="Calibri" w:cs="Calibri"/>
+          <w:color w:val="000000"/>
+          <w:sz w:val="21"/>
+        </w:rPr>
+        <w:t>catalog</w:t>
+      </w:r>
+      <w:proofErr w:type="spellEnd"/>
+      <w:r>
+        <w:rPr>
+          <w:rFonts w:ascii="Calibri" w:hAnsi="Calibri" w:cs="Calibri"/>
+          <w:color w:val="000000"/>
+          <w:sz w:val="21"/>
+        </w:rPr>
+        <w:t>, acceptance rules and item eligibility.</w:t>
       </w:r>
     </w:p>
     <w:p>
@@ -4842,7 +8396,43 @@
           <w:color w:val="000000"/>
           <w:sz w:val="21"/>
         </w:rPr>
-        <w:t>client/OMS/src/utils/barcode.js â€” frontend EAN-13 display behavior.</w:t>
+        <w:t>client/OMS/</w:t>
+      </w:r>
+      <w:proofErr w:type="spellStart"/>
+      <w:r>
+        <w:rPr>
+          <w:rFonts w:ascii="Calibri" w:hAnsi="Calibri" w:cs="Calibri"/>
+          <w:color w:val="000000"/>
+          <w:sz w:val="21"/>
+        </w:rPr>
+        <w:t>src</w:t>
+      </w:r>
+      <w:proofErr w:type="spellEnd"/>
+      <w:r>
+        <w:rPr>
+          <w:rFonts w:ascii="Calibri" w:hAnsi="Calibri" w:cs="Calibri"/>
+          <w:color w:val="000000"/>
+          <w:sz w:val="21"/>
+        </w:rPr>
+        <w:t xml:space="preserve">/utils/barcode.js â€” frontend EAN-13 display </w:t>
+      </w:r>
+      <w:proofErr w:type="spellStart"/>
+      <w:r>
+        <w:rPr>
+          <w:rFonts w:ascii="Calibri" w:hAnsi="Calibri" w:cs="Calibri"/>
+          <w:color w:val="000000"/>
+          <w:sz w:val="21"/>
+        </w:rPr>
+        <w:t>behavior</w:t>
+      </w:r>
+      <w:proofErr w:type="spellEnd"/>
+      <w:r>
+        <w:rPr>
+          <w:rFonts w:ascii="Calibri" w:hAnsi="Calibri" w:cs="Calibri"/>
+          <w:color w:val="000000"/>
+          <w:sz w:val="21"/>
+        </w:rPr>
+        <w:t>.</w:t>
       </w:r>
     </w:p>
     <w:p>
@@ -4861,7 +8451,25 @@
           <w:color w:val="000000"/>
           <w:sz w:val="21"/>
         </w:rPr>
-        <w:t>client/OMS/src/utils/qcUpdateAccess.js â€” label-exempt configuration and QC editing window.</w:t>
+        <w:t>client/OMS/</w:t>
+      </w:r>
+      <w:proofErr w:type="spellStart"/>
+      <w:r>
+        <w:rPr>
+          <w:rFonts w:ascii="Calibri" w:hAnsi="Calibri" w:cs="Calibri"/>
+          <w:color w:val="000000"/>
+          <w:sz w:val="21"/>
+        </w:rPr>
+        <w:t>src</w:t>
+      </w:r>
+      <w:proofErr w:type="spellEnd"/>
+      <w:r>
+        <w:rPr>
+          <w:rFonts w:ascii="Calibri" w:hAnsi="Calibri" w:cs="Calibri"/>
+          <w:color w:val="000000"/>
+          <w:sz w:val="21"/>
+        </w:rPr>
+        <w:t>/utils/qcUpdateAccess.js â€” label-exempt configuration and QC editing window.</w:t>
       </w:r>
     </w:p>
     <w:p>
@@ -4880,7 +8488,26 @@
           <w:color w:val="000000"/>
           <w:sz w:val="21"/>
         </w:rPr>
-        <w:t>client/OMS/src/services/qcBarcode.service.js â€” upload decoder API call.</w:t>
+        <w:lastRenderedPageBreak/>
+        <w:t>client/OMS/</w:t>
+      </w:r>
+      <w:proofErr w:type="spellStart"/>
+      <w:r>
+        <w:rPr>
+          <w:rFonts w:ascii="Calibri" w:hAnsi="Calibri" w:cs="Calibri"/>
+          <w:color w:val="000000"/>
+          <w:sz w:val="21"/>
+        </w:rPr>
+        <w:t>src</w:t>
+      </w:r>
+      <w:proofErr w:type="spellEnd"/>
+      <w:r>
+        <w:rPr>
+          <w:rFonts w:ascii="Calibri" w:hAnsi="Calibri" w:cs="Calibri"/>
+          <w:color w:val="000000"/>
+          <w:sz w:val="21"/>
+        </w:rPr>
+        <w:t>/services/qcBarcode.service.js â€” upload decoder API call.</w:t>
       </w:r>
     </w:p>
     <w:p>
@@ -4899,7 +8526,43 @@
           <w:color w:val="000000"/>
           <w:sz w:val="21"/>
         </w:rPr>
-        <w:t>client/OMS/package.json â€” react-barcode and jsbarcode package declarations.</w:t>
+        <w:t>client/OMS/</w:t>
+      </w:r>
+      <w:proofErr w:type="spellStart"/>
+      <w:r>
+        <w:rPr>
+          <w:rFonts w:ascii="Calibri" w:hAnsi="Calibri" w:cs="Calibri"/>
+          <w:color w:val="000000"/>
+          <w:sz w:val="21"/>
+        </w:rPr>
+        <w:t>package.json</w:t>
+      </w:r>
+      <w:proofErr w:type="spellEnd"/>
+      <w:r>
+        <w:rPr>
+          <w:rFonts w:ascii="Calibri" w:hAnsi="Calibri" w:cs="Calibri"/>
+          <w:color w:val="000000"/>
+          <w:sz w:val="21"/>
+        </w:rPr>
+        <w:t xml:space="preserve"> â€” react-barcode and </w:t>
+      </w:r>
+      <w:proofErr w:type="spellStart"/>
+      <w:r>
+        <w:rPr>
+          <w:rFonts w:ascii="Calibri" w:hAnsi="Calibri" w:cs="Calibri"/>
+          <w:color w:val="000000"/>
+          <w:sz w:val="21"/>
+        </w:rPr>
+        <w:t>jsbarcode</w:t>
+      </w:r>
+      <w:proofErr w:type="spellEnd"/>
+      <w:r>
+        <w:rPr>
+          <w:rFonts w:ascii="Calibri" w:hAnsi="Calibri" w:cs="Calibri"/>
+          <w:color w:val="000000"/>
+          <w:sz w:val="21"/>
+        </w:rPr>
+        <w:t xml:space="preserve"> package declarations.</w:t>
       </w:r>
     </w:p>
     <w:p>
@@ -5028,7 +8691,25 @@
           <w:color w:val="000000"/>
           <w:sz w:val="21"/>
         </w:rPr>
-        <w:t>backend/tests/pisBarcodeExemption.test.js and qcPisBarcode.test.js â€” exemption/defaulting behavior.</w:t>
+        <w:t xml:space="preserve">backend/tests/pisBarcodeExemption.test.js and qcPisBarcode.test.js â€” exemption/defaulting </w:t>
+      </w:r>
+      <w:proofErr w:type="spellStart"/>
+      <w:r>
+        <w:rPr>
+          <w:rFonts w:ascii="Calibri" w:hAnsi="Calibri" w:cs="Calibri"/>
+          <w:color w:val="000000"/>
+          <w:sz w:val="21"/>
+        </w:rPr>
+        <w:t>behavior</w:t>
+      </w:r>
+      <w:proofErr w:type="spellEnd"/>
+      <w:r>
+        <w:rPr>
+          <w:rFonts w:ascii="Calibri" w:hAnsi="Calibri" w:cs="Calibri"/>
+          <w:color w:val="000000"/>
+          <w:sz w:val="21"/>
+        </w:rPr>
+        <w:t>.</w:t>
       </w:r>
     </w:p>
     <w:p>
@@ -5176,7 +8857,43 @@
           <w:color w:val="000000"/>
           <w:sz w:val="21"/>
         </w:rPr>
-        <w:t>Audit used QC serials from Inspection.labels_added, not only Inspector.used_labels.</w:t>
+        <w:t xml:space="preserve">Audit used QC serials from </w:t>
+      </w:r>
+      <w:proofErr w:type="spellStart"/>
+      <w:r>
+        <w:rPr>
+          <w:rFonts w:ascii="Calibri" w:hAnsi="Calibri" w:cs="Calibri"/>
+          <w:color w:val="000000"/>
+          <w:sz w:val="21"/>
+        </w:rPr>
+        <w:t>Inspection.labels_added</w:t>
+      </w:r>
+      <w:proofErr w:type="spellEnd"/>
+      <w:r>
+        <w:rPr>
+          <w:rFonts w:ascii="Calibri" w:hAnsi="Calibri" w:cs="Calibri"/>
+          <w:color w:val="000000"/>
+          <w:sz w:val="21"/>
+        </w:rPr>
+        <w:t xml:space="preserve">, not only </w:t>
+      </w:r>
+      <w:proofErr w:type="spellStart"/>
+      <w:r>
+        <w:rPr>
+          <w:rFonts w:ascii="Calibri" w:hAnsi="Calibri" w:cs="Calibri"/>
+          <w:color w:val="000000"/>
+          <w:sz w:val="21"/>
+        </w:rPr>
+        <w:t>Inspector.used_labels</w:t>
+      </w:r>
+      <w:proofErr w:type="spellEnd"/>
+      <w:r>
+        <w:rPr>
+          <w:rFonts w:ascii="Calibri" w:hAnsi="Calibri" w:cs="Calibri"/>
+          <w:color w:val="000000"/>
+          <w:sz w:val="21"/>
+        </w:rPr>
+        <w:t>.</w:t>
       </w:r>
     </w:p>
     <w:p>
@@ -5233,7 +8950,47 @@
           <w:color w:val="000000"/>
           <w:sz w:val="21"/>
         </w:rPr>
-        <w:t>Resolve the labels.assign versus labels.manage UI/backend mismatch before assigning roles with only assign.</w:t>
+        <w:t xml:space="preserve">Resolve the </w:t>
+      </w:r>
+      <w:proofErr w:type="spellStart"/>
+      <w:proofErr w:type="gramStart"/>
+      <w:r>
+        <w:rPr>
+          <w:rFonts w:ascii="Calibri" w:hAnsi="Calibri" w:cs="Calibri"/>
+          <w:color w:val="000000"/>
+          <w:sz w:val="21"/>
+        </w:rPr>
+        <w:t>labels.assign</w:t>
+      </w:r>
+      <w:proofErr w:type="spellEnd"/>
+      <w:proofErr w:type="gramEnd"/>
+      <w:r>
+        <w:rPr>
+          <w:rFonts w:ascii="Calibri" w:hAnsi="Calibri" w:cs="Calibri"/>
+          <w:color w:val="000000"/>
+          <w:sz w:val="21"/>
+        </w:rPr>
+        <w:t xml:space="preserve"> versus </w:t>
+      </w:r>
+      <w:proofErr w:type="spellStart"/>
+      <w:proofErr w:type="gramStart"/>
+      <w:r>
+        <w:rPr>
+          <w:rFonts w:ascii="Calibri" w:hAnsi="Calibri" w:cs="Calibri"/>
+          <w:color w:val="000000"/>
+          <w:sz w:val="21"/>
+        </w:rPr>
+        <w:t>labels.manage</w:t>
+      </w:r>
+      <w:proofErr w:type="spellEnd"/>
+      <w:proofErr w:type="gramEnd"/>
+      <w:r>
+        <w:rPr>
+          <w:rFonts w:ascii="Calibri" w:hAnsi="Calibri" w:cs="Calibri"/>
+          <w:color w:val="000000"/>
+          <w:sz w:val="21"/>
+        </w:rPr>
+        <w:t xml:space="preserve"> UI/backend mismatch before assigning roles with only assign.</w:t>
       </w:r>
     </w:p>
     <w:p>
@@ -5271,7 +9028,25 @@
           <w:color w:val="000000"/>
           <w:sz w:val="21"/>
         </w:rPr>
-        <w:t>Add end-to-end test coverage before changing allocation concurrency, range-count rules or object-store cleanup behavior.</w:t>
+        <w:t xml:space="preserve">Add end-to-end test coverage before changing allocation concurrency, range-count rules or object-store cleanup </w:t>
+      </w:r>
+      <w:proofErr w:type="spellStart"/>
+      <w:r>
+        <w:rPr>
+          <w:rFonts w:ascii="Calibri" w:hAnsi="Calibri" w:cs="Calibri"/>
+          <w:color w:val="000000"/>
+          <w:sz w:val="21"/>
+        </w:rPr>
+        <w:t>behavior</w:t>
+      </w:r>
+      <w:proofErr w:type="spellEnd"/>
+      <w:r>
+        <w:rPr>
+          <w:rFonts w:ascii="Calibri" w:hAnsi="Calibri" w:cs="Calibri"/>
+          <w:color w:val="000000"/>
+          <w:sz w:val="21"/>
+        </w:rPr>
+        <w:t>.</w:t>
       </w:r>
     </w:p>
     <w:p>
@@ -5318,7 +9093,16 @@
           <w:color w:val="000000"/>
           <w:sz w:val="21"/>
         </w:rPr>
-        <w:t>QC serial labels are stored in the Inspector and Inspection MongoDB collections, with QC holding an aggregate view. Barcode labels are stored on Item, QC and Inspection documents. Shipping-label artwork binaries are stored in Wasabi-compatible object storage, while their metadata is stored on the Item document. Permission-checked backend APIs create, validate, transfer, retrieve and delete each category.</w:t>
+        <w:t xml:space="preserve">QC serial labels are stored in the Inspector and Inspection MongoDB collections, with QC holding an aggregate view. Barcode labels are stored on Item, QC and Inspection documents. Shipping-label artwork </w:t>
+      </w:r>
+      <w:r>
+        <w:rPr>
+          <w:rFonts w:ascii="Calibri" w:hAnsi="Calibri" w:cs="Calibri"/>
+          <w:color w:val="000000"/>
+          <w:sz w:val="21"/>
+        </w:rPr>
+        <w:lastRenderedPageBreak/>
+        <w:t>binaries are stored in Wasabi-compatible object storage, while their metadata is stored on the Item document. Permission-checked backend APIs create, validate, transfer, retrieve and delete each category.</w:t>
       </w:r>
     </w:p>
     <w:p/>
@@ -5339,7 +9123,7 @@
 </file>
 
 <file path=word/endnotes.xml><?xml version="1.0" encoding="utf-8"?>
-<w:endnotes xmlns:wpc="http://schemas.microsoft.com/office/word/2010/wordprocessingCanvas" xmlns:cx="http://schemas.microsoft.com/office/drawing/2014/chartex" xmlns:cx1="http://schemas.microsoft.com/office/drawing/2015/9/8/chartex" xmlns:cx2="http://schemas.microsoft.com/office/drawing/2015/10/21/chartex" xmlns:cx3="http://schemas.microsoft.com/office/drawing/2016/5/9/chartex" xmlns:cx4="http://schemas.microsoft.com/office/drawing/2016/5/10/chartex" xmlns:cx5="http://schemas.microsoft.com/office/drawing/2016/5/11/chartex" xmlns:cx6="http://schemas.microsoft.com/office/drawing/2016/5/12/chartex" xmlns:cx7="http://schemas.microsoft.com/office/drawing/2016/5/13/chartex" xmlns:cx8="http://schemas.microsoft.com/office/drawing/2016/5/14/chartex" xmlns:mc="http://schemas.openxmlformats.org/markup-compatibility/2006" xmlns:aink="http://schemas.microsoft.com/office/drawing/2016/ink" xmlns:am3d="http://schemas.microsoft.com/office/drawing/2017/model3d" xmlns:o="urn:schemas-microsoft-com:office:office" xmlns:oel="http://schemas.microsoft.com/office/2019/extlst" xmlns:r="http://schemas.openxmlformats.org/officeDocument/2006/relationships" xmlns:m="http://schemas.openxmlformats.org/officeDocument/2006/math" xmlns:v="urn:schemas-microsoft-com:vml" xmlns:wp14="http://schemas.microsoft.com/office/word/2010/wordprocessingDrawing" xmlns:wp="http://schemas.openxmlformats.org/drawingml/2006/wordprocessingDrawing" xmlns:w10="urn:schemas-microsoft-com:office:word" xmlns:w="http://schemas.openxmlformats.org/wordprocessingml/2006/main" xmlns:w14="http://schemas.microsoft.com/office/word/2010/wordml" xmlns:w15="http://schemas.microsoft.com/office/word/2012/wordml" xmlns:w16cei="http://schemas.microsoft.com/office/word/2026/wordml/cei" xmlns:w16cex="http://schemas.microsoft.com/office/word/2018/wordml/cex" xmlns:w16cid="http://schemas.microsoft.com/office/word/2016/wordml/cid" xmlns:w16="http://schemas.microsoft.com/office/word/2018/wordml" xmlns:w16du="http://schemas.microsoft.com/office/word/2023/wordml/word16du" xmlns:w16sdtdh="http://schemas.microsoft.com/office/word/2020/wordml/sdtdatahash" xmlns:w16sdtfl="http://schemas.microsoft.com/office/word/2024/wordml/sdtformatlock" xmlns:w16se="http://schemas.microsoft.com/office/word/2015/wordml/symex" xmlns:wpg="http://schemas.microsoft.com/office/word/2010/wordprocessingGroup" xmlns:wpi="http://schemas.microsoft.com/office/word/2010/wordprocessingInk" xmlns:wne="http://schemas.microsoft.com/office/word/2006/wordml" xmlns:wps="http://schemas.microsoft.com/office/word/2010/wordprocessingShape" mc:Ignorable="w14 w15 w16se w16cid w16 w16cex w16sdtdh w16sdtfl w16du wp14">
+<w:endnotes xmlns:wpc="http://schemas.microsoft.com/office/word/2010/wordprocessingCanvas" xmlns:cx="http://schemas.microsoft.com/office/drawing/2014/chartex" xmlns:cx1="http://schemas.microsoft.com/office/drawing/2015/9/8/chartex" xmlns:cx2="http://schemas.microsoft.com/office/drawing/2015/10/21/chartex" xmlns:cx3="http://schemas.microsoft.com/office/drawing/2016/5/9/chartex" xmlns:cx4="http://schemas.microsoft.com/office/drawing/2016/5/10/chartex" xmlns:cx5="http://schemas.microsoft.com/office/drawing/2016/5/11/chartex" xmlns:cx6="http://schemas.microsoft.com/office/drawing/2016/5/12/chartex" xmlns:cx7="http://schemas.microsoft.com/office/drawing/2016/5/13/chartex" xmlns:cx8="http://schemas.microsoft.com/office/drawing/2016/5/14/chartex" xmlns:mc="http://schemas.openxmlformats.org/markup-compatibility/2006" xmlns:aink="http://schemas.microsoft.com/office/drawing/2016/ink" xmlns:am3d="http://schemas.microsoft.com/office/drawing/2017/model3d" xmlns:o="urn:schemas-microsoft-com:office:office" xmlns:oel="http://schemas.microsoft.com/office/2019/extlst" xmlns:r="http://schemas.openxmlformats.org/officeDocument/2006/relationships" xmlns:m="http://schemas.openxmlformats.org/officeDocument/2006/math" xmlns:v="urn:schemas-microsoft-com:vml" xmlns:wp14="http://schemas.microsoft.com/office/word/2010/wordprocessingDrawing" xmlns:wp="http://schemas.openxmlformats.org/drawingml/2006/wordprocessingDrawing" xmlns:w10="urn:schemas-microsoft-com:office:word" xmlns:w="http://schemas.openxmlformats.org/wordprocessingml/2006/main" xmlns:w14="http://schemas.microsoft.com/office/word/2010/wordml" xmlns:w15="http://schemas.microsoft.com/office/word/2012/wordml" xmlns:w16cex="http://schemas.microsoft.com/office/word/2018/wordml/cex" xmlns:w16cid="http://schemas.microsoft.com/office/word/2016/wordml/cid" xmlns:w16="http://schemas.microsoft.com/office/word/2018/wordml" xmlns:w16du="http://schemas.microsoft.com/office/word/2023/wordml/word16du" xmlns:w16sdtdh="http://schemas.microsoft.com/office/word/2020/wordml/sdtdatahash" xmlns:w16sdtfl="http://schemas.microsoft.com/office/word/2024/wordml/sdtformatlock" xmlns:w16se="http://schemas.microsoft.com/office/word/2015/wordml/symex" xmlns:wpg="http://schemas.microsoft.com/office/word/2010/wordprocessingGroup" xmlns:wpi="http://schemas.microsoft.com/office/word/2010/wordprocessingInk" xmlns:wne="http://schemas.microsoft.com/office/word/2006/wordml" xmlns:wps="http://schemas.microsoft.com/office/word/2010/wordprocessingShape" mc:Ignorable="w14 w15 w16se w16cid w16 w16cex w16sdtdh w16sdtfl w16du wp14">
   <w:endnote w:type="separator" w:id="-1">
     <w:p>
       <w:pPr>
@@ -5364,7 +9148,7 @@
 </file>
 
 <file path=word/footer1.xml><?xml version="1.0" encoding="utf-8"?>
-<w:ftr xmlns:wpc="http://schemas.microsoft.com/office/word/2010/wordprocessingCanvas" xmlns:cx="http://schemas.microsoft.com/office/drawing/2014/chartex" xmlns:cx1="http://schemas.microsoft.com/office/drawing/2015/9/8/chartex" xmlns:cx2="http://schemas.microsoft.com/office/drawing/2015/10/21/chartex" xmlns:cx3="http://schemas.microsoft.com/office/drawing/2016/5/9/chartex" xmlns:cx4="http://schemas.microsoft.com/office/drawing/2016/5/10/chartex" xmlns:cx5="http://schemas.microsoft.com/office/drawing/2016/5/11/chartex" xmlns:cx6="http://schemas.microsoft.com/office/drawing/2016/5/12/chartex" xmlns:cx7="http://schemas.microsoft.com/office/drawing/2016/5/13/chartex" xmlns:cx8="http://schemas.microsoft.com/office/drawing/2016/5/14/chartex" xmlns:mc="http://schemas.openxmlformats.org/markup-compatibility/2006" xmlns:aink="http://schemas.microsoft.com/office/drawing/2016/ink" xmlns:am3d="http://schemas.microsoft.com/office/drawing/2017/model3d" xmlns:o="urn:schemas-microsoft-com:office:office" xmlns:oel="http://schemas.microsoft.com/office/2019/extlst" xmlns:r="http://schemas.openxmlformats.org/officeDocument/2006/relationships" xmlns:m="http://schemas.openxmlformats.org/officeDocument/2006/math" xmlns:v="urn:schemas-microsoft-com:vml" xmlns:wp14="http://schemas.microsoft.com/office/word/2010/wordprocessingDrawing" xmlns:wp="http://schemas.openxmlformats.org/drawingml/2006/wordprocessingDrawing" xmlns:w10="urn:schemas-microsoft-com:office:word" xmlns:w="http://schemas.openxmlformats.org/wordprocessingml/2006/main" xmlns:w14="http://schemas.microsoft.com/office/word/2010/wordml" xmlns:w15="http://schemas.microsoft.com/office/word/2012/wordml" xmlns:w16cei="http://schemas.microsoft.com/office/word/2026/wordml/cei" xmlns:w16cex="http://schemas.microsoft.com/office/word/2018/wordml/cex" xmlns:w16cid="http://schemas.microsoft.com/office/word/2016/wordml/cid" xmlns:w16="http://schemas.microsoft.com/office/word/2018/wordml" xmlns:w16du="http://schemas.microsoft.com/office/word/2023/wordml/word16du" xmlns:w16sdtdh="http://schemas.microsoft.com/office/word/2020/wordml/sdtdatahash" xmlns:w16sdtfl="http://schemas.microsoft.com/office/word/2024/wordml/sdtformatlock" xmlns:w16se="http://schemas.microsoft.com/office/word/2015/wordml/symex" xmlns:wpg="http://schemas.microsoft.com/office/word/2010/wordprocessingGroup" xmlns:wpi="http://schemas.microsoft.com/office/word/2010/wordprocessingInk" xmlns:wne="http://schemas.microsoft.com/office/word/2006/wordml" xmlns:wps="http://schemas.microsoft.com/office/word/2010/wordprocessingShape" mc:Ignorable="w14 w15 w16se w16cid w16 w16cex w16sdtdh w16sdtfl w16du wp14">
+<w:ftr xmlns:wpc="http://schemas.microsoft.com/office/word/2010/wordprocessingCanvas" xmlns:cx="http://schemas.microsoft.com/office/drawing/2014/chartex" xmlns:cx1="http://schemas.microsoft.com/office/drawing/2015/9/8/chartex" xmlns:cx2="http://schemas.microsoft.com/office/drawing/2015/10/21/chartex" xmlns:cx3="http://schemas.microsoft.com/office/drawing/2016/5/9/chartex" xmlns:cx4="http://schemas.microsoft.com/office/drawing/2016/5/10/chartex" xmlns:cx5="http://schemas.microsoft.com/office/drawing/2016/5/11/chartex" xmlns:cx6="http://schemas.microsoft.com/office/drawing/2016/5/12/chartex" xmlns:cx7="http://schemas.microsoft.com/office/drawing/2016/5/13/chartex" xmlns:cx8="http://schemas.microsoft.com/office/drawing/2016/5/14/chartex" xmlns:mc="http://schemas.openxmlformats.org/markup-compatibility/2006" xmlns:aink="http://schemas.microsoft.com/office/drawing/2016/ink" xmlns:am3d="http://schemas.microsoft.com/office/drawing/2017/model3d" xmlns:o="urn:schemas-microsoft-com:office:office" xmlns:oel="http://schemas.microsoft.com/office/2019/extlst" xmlns:r="http://schemas.openxmlformats.org/officeDocument/2006/relationships" xmlns:m="http://schemas.openxmlformats.org/officeDocument/2006/math" xmlns:v="urn:schemas-microsoft-com:vml" xmlns:wp14="http://schemas.microsoft.com/office/word/2010/wordprocessingDrawing" xmlns:wp="http://schemas.openxmlformats.org/drawingml/2006/wordprocessingDrawing" xmlns:w10="urn:schemas-microsoft-com:office:word" xmlns:w="http://schemas.openxmlformats.org/wordprocessingml/2006/main" xmlns:w14="http://schemas.microsoft.com/office/word/2010/wordml" xmlns:w15="http://schemas.microsoft.com/office/word/2012/wordml" xmlns:w16cex="http://schemas.microsoft.com/office/word/2018/wordml/cex" xmlns:w16cid="http://schemas.microsoft.com/office/word/2016/wordml/cid" xmlns:w16="http://schemas.microsoft.com/office/word/2018/wordml" xmlns:w16du="http://schemas.microsoft.com/office/word/2023/wordml/word16du" xmlns:w16sdtdh="http://schemas.microsoft.com/office/word/2020/wordml/sdtdatahash" xmlns:w16sdtfl="http://schemas.microsoft.com/office/word/2024/wordml/sdtformatlock" xmlns:w16se="http://schemas.microsoft.com/office/word/2015/wordml/symex" xmlns:wpg="http://schemas.microsoft.com/office/word/2010/wordprocessingGroup" xmlns:wpi="http://schemas.microsoft.com/office/word/2010/wordprocessingInk" xmlns:wne="http://schemas.microsoft.com/office/word/2006/wordml" xmlns:wps="http://schemas.microsoft.com/office/word/2010/wordprocessingShape" mc:Ignorable="w14 w15 w16se w16cid w16 w16cex w16sdtdh w16sdtfl w16du wp14">
   <w:p>
     <w:pPr>
       <w:pStyle w:val="Footer"/>
@@ -5374,7 +9158,7 @@
 </file>
 
 <file path=word/footer2.xml><?xml version="1.0" encoding="utf-8"?>
-<w:ftr xmlns:wpc="http://schemas.microsoft.com/office/word/2010/wordprocessingCanvas" xmlns:cx="http://schemas.microsoft.com/office/drawing/2014/chartex" xmlns:cx1="http://schemas.microsoft.com/office/drawing/2015/9/8/chartex" xmlns:cx2="http://schemas.microsoft.com/office/drawing/2015/10/21/chartex" xmlns:cx3="http://schemas.microsoft.com/office/drawing/2016/5/9/chartex" xmlns:cx4="http://schemas.microsoft.com/office/drawing/2016/5/10/chartex" xmlns:cx5="http://schemas.microsoft.com/office/drawing/2016/5/11/chartex" xmlns:cx6="http://schemas.microsoft.com/office/drawing/2016/5/12/chartex" xmlns:cx7="http://schemas.microsoft.com/office/drawing/2016/5/13/chartex" xmlns:cx8="http://schemas.microsoft.com/office/drawing/2016/5/14/chartex" xmlns:mc="http://schemas.openxmlformats.org/markup-compatibility/2006" xmlns:aink="http://schemas.microsoft.com/office/drawing/2016/ink" xmlns:am3d="http://schemas.microsoft.com/office/drawing/2017/model3d" xmlns:o="urn:schemas-microsoft-com:office:office" xmlns:oel="http://schemas.microsoft.com/office/2019/extlst" xmlns:r="http://schemas.openxmlformats.org/officeDocument/2006/relationships" xmlns:m="http://schemas.openxmlformats.org/officeDocument/2006/math" xmlns:v="urn:schemas-microsoft-com:vml" xmlns:wp14="http://schemas.microsoft.com/office/word/2010/wordprocessingDrawing" xmlns:wp="http://schemas.openxmlformats.org/drawingml/2006/wordprocessingDrawing" xmlns:w10="urn:schemas-microsoft-com:office:word" xmlns:w="http://schemas.openxmlformats.org/wordprocessingml/2006/main" xmlns:w14="http://schemas.microsoft.com/office/word/2010/wordml" xmlns:w15="http://schemas.microsoft.com/office/word/2012/wordml" xmlns:w16cei="http://schemas.microsoft.com/office/word/2026/wordml/cei" xmlns:w16cex="http://schemas.microsoft.com/office/word/2018/wordml/cex" xmlns:w16cid="http://schemas.microsoft.com/office/word/2016/wordml/cid" xmlns:w16="http://schemas.microsoft.com/office/word/2018/wordml" xmlns:w16du="http://schemas.microsoft.com/office/word/2023/wordml/word16du" xmlns:w16sdtdh="http://schemas.microsoft.com/office/word/2020/wordml/sdtdatahash" xmlns:w16sdtfl="http://schemas.microsoft.com/office/word/2024/wordml/sdtformatlock" xmlns:w16se="http://schemas.microsoft.com/office/word/2015/wordml/symex" xmlns:wpg="http://schemas.microsoft.com/office/word/2010/wordprocessingGroup" xmlns:wpi="http://schemas.microsoft.com/office/word/2010/wordprocessingInk" xmlns:wne="http://schemas.microsoft.com/office/word/2006/wordml" xmlns:wps="http://schemas.microsoft.com/office/word/2010/wordprocessingShape" mc:Ignorable="w14 w15 w16se w16cid w16 w16cex w16sdtdh w16sdtfl w16du wp14">
+<w:ftr xmlns:wpc="http://schemas.microsoft.com/office/word/2010/wordprocessingCanvas" xmlns:cx="http://schemas.microsoft.com/office/drawing/2014/chartex" xmlns:cx1="http://schemas.microsoft.com/office/drawing/2015/9/8/chartex" xmlns:cx2="http://schemas.microsoft.com/office/drawing/2015/10/21/chartex" xmlns:cx3="http://schemas.microsoft.com/office/drawing/2016/5/9/chartex" xmlns:cx4="http://schemas.microsoft.com/office/drawing/2016/5/10/chartex" xmlns:cx5="http://schemas.microsoft.com/office/drawing/2016/5/11/chartex" xmlns:cx6="http://schemas.microsoft.com/office/drawing/2016/5/12/chartex" xmlns:cx7="http://schemas.microsoft.com/office/drawing/2016/5/13/chartex" xmlns:cx8="http://schemas.microsoft.com/office/drawing/2016/5/14/chartex" xmlns:mc="http://schemas.openxmlformats.org/markup-compatibility/2006" xmlns:aink="http://schemas.microsoft.com/office/drawing/2016/ink" xmlns:am3d="http://schemas.microsoft.com/office/drawing/2017/model3d" xmlns:o="urn:schemas-microsoft-com:office:office" xmlns:oel="http://schemas.microsoft.com/office/2019/extlst" xmlns:r="http://schemas.openxmlformats.org/officeDocument/2006/relationships" xmlns:m="http://schemas.openxmlformats.org/officeDocument/2006/math" xmlns:v="urn:schemas-microsoft-com:vml" xmlns:wp14="http://schemas.microsoft.com/office/word/2010/wordprocessingDrawing" xmlns:wp="http://schemas.openxmlformats.org/drawingml/2006/wordprocessingDrawing" xmlns:w10="urn:schemas-microsoft-com:office:word" xmlns:w="http://schemas.openxmlformats.org/wordprocessingml/2006/main" xmlns:w14="http://schemas.microsoft.com/office/word/2010/wordml" xmlns:w15="http://schemas.microsoft.com/office/word/2012/wordml" xmlns:w16cex="http://schemas.microsoft.com/office/word/2018/wordml/cex" xmlns:w16cid="http://schemas.microsoft.com/office/word/2016/wordml/cid" xmlns:w16="http://schemas.microsoft.com/office/word/2018/wordml" xmlns:w16du="http://schemas.microsoft.com/office/word/2023/wordml/word16du" xmlns:w16sdtdh="http://schemas.microsoft.com/office/word/2020/wordml/sdtdatahash" xmlns:w16sdtfl="http://schemas.microsoft.com/office/word/2024/wordml/sdtformatlock" xmlns:w16se="http://schemas.microsoft.com/office/word/2015/wordml/symex" xmlns:wpg="http://schemas.microsoft.com/office/word/2010/wordprocessingGroup" xmlns:wpi="http://schemas.microsoft.com/office/word/2010/wordprocessingInk" xmlns:wne="http://schemas.microsoft.com/office/word/2006/wordml" xmlns:wps="http://schemas.microsoft.com/office/word/2010/wordprocessingShape" mc:Ignorable="w14 w15 w16se w16cid w16 w16cex w16sdtdh w16sdtfl w16du wp14">
   <w:p>
     <w:pPr>
       <w:pStyle w:val="Footer"/>
@@ -5398,7 +9182,7 @@
 </file>
 
 <file path=word/footer3.xml><?xml version="1.0" encoding="utf-8"?>
-<w:ftr xmlns:wpc="http://schemas.microsoft.com/office/word/2010/wordprocessingCanvas" xmlns:cx="http://schemas.microsoft.com/office/drawing/2014/chartex" xmlns:cx1="http://schemas.microsoft.com/office/drawing/2015/9/8/chartex" xmlns:cx2="http://schemas.microsoft.com/office/drawing/2015/10/21/chartex" xmlns:cx3="http://schemas.microsoft.com/office/drawing/2016/5/9/chartex" xmlns:cx4="http://schemas.microsoft.com/office/drawing/2016/5/10/chartex" xmlns:cx5="http://schemas.microsoft.com/office/drawing/2016/5/11/chartex" xmlns:cx6="http://schemas.microsoft.com/office/drawing/2016/5/12/chartex" xmlns:cx7="http://schemas.microsoft.com/office/drawing/2016/5/13/chartex" xmlns:cx8="http://schemas.microsoft.com/office/drawing/2016/5/14/chartex" xmlns:mc="http://schemas.openxmlformats.org/markup-compatibility/2006" xmlns:aink="http://schemas.microsoft.com/office/drawing/2016/ink" xmlns:am3d="http://schemas.microsoft.com/office/drawing/2017/model3d" xmlns:o="urn:schemas-microsoft-com:office:office" xmlns:oel="http://schemas.microsoft.com/office/2019/extlst" xmlns:r="http://schemas.openxmlformats.org/officeDocument/2006/relationships" xmlns:m="http://schemas.openxmlformats.org/officeDocument/2006/math" xmlns:v="urn:schemas-microsoft-com:vml" xmlns:wp14="http://schemas.microsoft.com/office/word/2010/wordprocessingDrawing" xmlns:wp="http://schemas.openxmlformats.org/drawingml/2006/wordprocessingDrawing" xmlns:w10="urn:schemas-microsoft-com:office:word" xmlns:w="http://schemas.openxmlformats.org/wordprocessingml/2006/main" xmlns:w14="http://schemas.microsoft.com/office/word/2010/wordml" xmlns:w15="http://schemas.microsoft.com/office/word/2012/wordml" xmlns:w16cei="http://schemas.microsoft.com/office/word/2026/wordml/cei" xmlns:w16cex="http://schemas.microsoft.com/office/word/2018/wordml/cex" xmlns:w16cid="http://schemas.microsoft.com/office/word/2016/wordml/cid" xmlns:w16="http://schemas.microsoft.com/office/word/2018/wordml" xmlns:w16du="http://schemas.microsoft.com/office/word/2023/wordml/word16du" xmlns:w16sdtdh="http://schemas.microsoft.com/office/word/2020/wordml/sdtdatahash" xmlns:w16sdtfl="http://schemas.microsoft.com/office/word/2024/wordml/sdtformatlock" xmlns:w16se="http://schemas.microsoft.com/office/word/2015/wordml/symex" xmlns:wpg="http://schemas.microsoft.com/office/word/2010/wordprocessingGroup" xmlns:wpi="http://schemas.microsoft.com/office/word/2010/wordprocessingInk" xmlns:wne="http://schemas.microsoft.com/office/word/2006/wordml" xmlns:wps="http://schemas.microsoft.com/office/word/2010/wordprocessingShape" mc:Ignorable="w14 w15 w16se w16cid w16 w16cex w16sdtdh w16sdtfl w16du wp14">
+<w:ftr xmlns:wpc="http://schemas.microsoft.com/office/word/2010/wordprocessingCanvas" xmlns:cx="http://schemas.microsoft.com/office/drawing/2014/chartex" xmlns:cx1="http://schemas.microsoft.com/office/drawing/2015/9/8/chartex" xmlns:cx2="http://schemas.microsoft.com/office/drawing/2015/10/21/chartex" xmlns:cx3="http://schemas.microsoft.com/office/drawing/2016/5/9/chartex" xmlns:cx4="http://schemas.microsoft.com/office/drawing/2016/5/10/chartex" xmlns:cx5="http://schemas.microsoft.com/office/drawing/2016/5/11/chartex" xmlns:cx6="http://schemas.microsoft.com/office/drawing/2016/5/12/chartex" xmlns:cx7="http://schemas.microsoft.com/office/drawing/2016/5/13/chartex" xmlns:cx8="http://schemas.microsoft.com/office/drawing/2016/5/14/chartex" xmlns:mc="http://schemas.openxmlformats.org/markup-compatibility/2006" xmlns:aink="http://schemas.microsoft.com/office/drawing/2016/ink" xmlns:am3d="http://schemas.microsoft.com/office/drawing/2017/model3d" xmlns:o="urn:schemas-microsoft-com:office:office" xmlns:oel="http://schemas.microsoft.com/office/2019/extlst" xmlns:r="http://schemas.openxmlformats.org/officeDocument/2006/relationships" xmlns:m="http://schemas.openxmlformats.org/officeDocument/2006/math" xmlns:v="urn:schemas-microsoft-com:vml" xmlns:wp14="http://schemas.microsoft.com/office/word/2010/wordprocessingDrawing" xmlns:wp="http://schemas.openxmlformats.org/drawingml/2006/wordprocessingDrawing" xmlns:w10="urn:schemas-microsoft-com:office:word" xmlns:w="http://schemas.openxmlformats.org/wordprocessingml/2006/main" xmlns:w14="http://schemas.microsoft.com/office/word/2010/wordml" xmlns:w15="http://schemas.microsoft.com/office/word/2012/wordml" xmlns:w16cex="http://schemas.microsoft.com/office/word/2018/wordml/cex" xmlns:w16cid="http://schemas.microsoft.com/office/word/2016/wordml/cid" xmlns:w16="http://schemas.microsoft.com/office/word/2018/wordml" xmlns:w16du="http://schemas.microsoft.com/office/word/2023/wordml/word16du" xmlns:w16sdtdh="http://schemas.microsoft.com/office/word/2020/wordml/sdtdatahash" xmlns:w16sdtfl="http://schemas.microsoft.com/office/word/2024/wordml/sdtformatlock" xmlns:w16se="http://schemas.microsoft.com/office/word/2015/wordml/symex" xmlns:wpg="http://schemas.microsoft.com/office/word/2010/wordprocessingGroup" xmlns:wpi="http://schemas.microsoft.com/office/word/2010/wordprocessingInk" xmlns:wne="http://schemas.microsoft.com/office/word/2006/wordml" xmlns:wps="http://schemas.microsoft.com/office/word/2010/wordprocessingShape" mc:Ignorable="w14 w15 w16se w16cid w16 w16cex w16sdtdh w16sdtfl w16du wp14">
   <w:p>
     <w:pPr>
       <w:pStyle w:val="Footer"/>
@@ -5408,7 +9192,7 @@
 </file>
 
 <file path=word/footnotes.xml><?xml version="1.0" encoding="utf-8"?>
-<w:footnotes xmlns:wpc="http://schemas.microsoft.com/office/word/2010/wordprocessingCanvas" xmlns:cx="http://schemas.microsoft.com/office/drawing/2014/chartex" xmlns:cx1="http://schemas.microsoft.com/office/drawing/2015/9/8/chartex" xmlns:cx2="http://schemas.microsoft.com/office/drawing/2015/10/21/chartex" xmlns:cx3="http://schemas.microsoft.com/office/drawing/2016/5/9/chartex" xmlns:cx4="http://schemas.microsoft.com/office/drawing/2016/5/10/chartex" xmlns:cx5="http://schemas.microsoft.com/office/drawing/2016/5/11/chartex" xmlns:cx6="http://schemas.microsoft.com/office/drawing/2016/5/12/chartex" xmlns:cx7="http://schemas.microsoft.com/office/drawing/2016/5/13/chartex" xmlns:cx8="http://schemas.microsoft.com/office/drawing/2016/5/14/chartex" xmlns:mc="http://schemas.openxmlformats.org/markup-compatibility/2006" xmlns:aink="http://schemas.microsoft.com/office/drawing/2016/ink" xmlns:am3d="http://schemas.microsoft.com/office/drawing/2017/model3d" xmlns:o="urn:schemas-microsoft-com:office:office" xmlns:oel="http://schemas.microsoft.com/office/2019/extlst" xmlns:r="http://schemas.openxmlformats.org/officeDocument/2006/relationships" xmlns:m="http://schemas.openxmlformats.org/officeDocument/2006/math" xmlns:v="urn:schemas-microsoft-com:vml" xmlns:wp14="http://schemas.microsoft.com/office/word/2010/wordprocessingDrawing" xmlns:wp="http://schemas.openxmlformats.org/drawingml/2006/wordprocessingDrawing" xmlns:w10="urn:schemas-microsoft-com:office:word" xmlns:w="http://schemas.openxmlformats.org/wordprocessingml/2006/main" xmlns:w14="http://schemas.microsoft.com/office/word/2010/wordml" xmlns:w15="http://schemas.microsoft.com/office/word/2012/wordml" xmlns:w16cei="http://schemas.microsoft.com/office/word/2026/wordml/cei" xmlns:w16cex="http://schemas.microsoft.com/office/word/2018/wordml/cex" xmlns:w16cid="http://schemas.microsoft.com/office/word/2016/wordml/cid" xmlns:w16="http://schemas.microsoft.com/office/word/2018/wordml" xmlns:w16du="http://schemas.microsoft.com/office/word/2023/wordml/word16du" xmlns:w16sdtdh="http://schemas.microsoft.com/office/word/2020/wordml/sdtdatahash" xmlns:w16sdtfl="http://schemas.microsoft.com/office/word/2024/wordml/sdtformatlock" xmlns:w16se="http://schemas.microsoft.com/office/word/2015/wordml/symex" xmlns:wpg="http://schemas.microsoft.com/office/word/2010/wordprocessingGroup" xmlns:wpi="http://schemas.microsoft.com/office/word/2010/wordprocessingInk" xmlns:wne="http://schemas.microsoft.com/office/word/2006/wordml" xmlns:wps="http://schemas.microsoft.com/office/word/2010/wordprocessingShape" mc:Ignorable="w14 w15 w16se w16cid w16 w16cex w16sdtdh w16sdtfl w16du wp14">
+<w:footnotes xmlns:wpc="http://schemas.microsoft.com/office/word/2010/wordprocessingCanvas" xmlns:cx="http://schemas.microsoft.com/office/drawing/2014/chartex" xmlns:cx1="http://schemas.microsoft.com/office/drawing/2015/9/8/chartex" xmlns:cx2="http://schemas.microsoft.com/office/drawing/2015/10/21/chartex" xmlns:cx3="http://schemas.microsoft.com/office/drawing/2016/5/9/chartex" xmlns:cx4="http://schemas.microsoft.com/office/drawing/2016/5/10/chartex" xmlns:cx5="http://schemas.microsoft.com/office/drawing/2016/5/11/chartex" xmlns:cx6="http://schemas.microsoft.com/office/drawing/2016/5/12/chartex" xmlns:cx7="http://schemas.microsoft.com/office/drawing/2016/5/13/chartex" xmlns:cx8="http://schemas.microsoft.com/office/drawing/2016/5/14/chartex" xmlns:mc="http://schemas.openxmlformats.org/markup-compatibility/2006" xmlns:aink="http://schemas.microsoft.com/office/drawing/2016/ink" xmlns:am3d="http://schemas.microsoft.com/office/drawing/2017/model3d" xmlns:o="urn:schemas-microsoft-com:office:office" xmlns:oel="http://schemas.microsoft.com/office/2019/extlst" xmlns:r="http://schemas.openxmlformats.org/officeDocument/2006/relationships" xmlns:m="http://schemas.openxmlformats.org/officeDocument/2006/math" xmlns:v="urn:schemas-microsoft-com:vml" xmlns:wp14="http://schemas.microsoft.com/office/word/2010/wordprocessingDrawing" xmlns:wp="http://schemas.openxmlformats.org/drawingml/2006/wordprocessingDrawing" xmlns:w10="urn:schemas-microsoft-com:office:word" xmlns:w="http://schemas.openxmlformats.org/wordprocessingml/2006/main" xmlns:w14="http://schemas.microsoft.com/office/word/2010/wordml" xmlns:w15="http://schemas.microsoft.com/office/word/2012/wordml" xmlns:w16cex="http://schemas.microsoft.com/office/word/2018/wordml/cex" xmlns:w16cid="http://schemas.microsoft.com/office/word/2016/wordml/cid" xmlns:w16="http://schemas.microsoft.com/office/word/2018/wordml" xmlns:w16du="http://schemas.microsoft.com/office/word/2023/wordml/word16du" xmlns:w16sdtdh="http://schemas.microsoft.com/office/word/2020/wordml/sdtdatahash" xmlns:w16sdtfl="http://schemas.microsoft.com/office/word/2024/wordml/sdtformatlock" xmlns:w16se="http://schemas.microsoft.com/office/word/2015/wordml/symex" xmlns:wpg="http://schemas.microsoft.com/office/word/2010/wordprocessingGroup" xmlns:wpi="http://schemas.microsoft.com/office/word/2010/wordprocessingInk" xmlns:wne="http://schemas.microsoft.com/office/word/2006/wordml" xmlns:wps="http://schemas.microsoft.com/office/word/2010/wordprocessingShape" mc:Ignorable="w14 w15 w16se w16cid w16 w16cex w16sdtdh w16sdtfl w16du wp14">
   <w:footnote w:type="separator" w:id="-1">
     <w:p>
       <w:pPr>
@@ -5433,7 +9217,7 @@
 </file>
 
 <file path=word/header1.xml><?xml version="1.0" encoding="utf-8"?>
-<w:hdr xmlns:wpc="http://schemas.microsoft.com/office/word/2010/wordprocessingCanvas" xmlns:cx="http://schemas.microsoft.com/office/drawing/2014/chartex" xmlns:cx1="http://schemas.microsoft.com/office/drawing/2015/9/8/chartex" xmlns:cx2="http://schemas.microsoft.com/office/drawing/2015/10/21/chartex" xmlns:cx3="http://schemas.microsoft.com/office/drawing/2016/5/9/chartex" xmlns:cx4="http://schemas.microsoft.com/office/drawing/2016/5/10/chartex" xmlns:cx5="http://schemas.microsoft.com/office/drawing/2016/5/11/chartex" xmlns:cx6="http://schemas.microsoft.com/office/drawing/2016/5/12/chartex" xmlns:cx7="http://schemas.microsoft.com/office/drawing/2016/5/13/chartex" xmlns:cx8="http://schemas.microsoft.com/office/drawing/2016/5/14/chartex" xmlns:mc="http://schemas.openxmlformats.org/markup-compatibility/2006" xmlns:aink="http://schemas.microsoft.com/office/drawing/2016/ink" xmlns:am3d="http://schemas.microsoft.com/office/drawing/2017/model3d" xmlns:o="urn:schemas-microsoft-com:office:office" xmlns:oel="http://schemas.microsoft.com/office/2019/extlst" xmlns:r="http://schemas.openxmlformats.org/officeDocument/2006/relationships" xmlns:m="http://schemas.openxmlformats.org/officeDocument/2006/math" xmlns:v="urn:schemas-microsoft-com:vml" xmlns:wp14="http://schemas.microsoft.com/office/word/2010/wordprocessingDrawing" xmlns:wp="http://schemas.openxmlformats.org/drawingml/2006/wordprocessingDrawing" xmlns:w10="urn:schemas-microsoft-com:office:word" xmlns:w="http://schemas.openxmlformats.org/wordprocessingml/2006/main" xmlns:w14="http://schemas.microsoft.com/office/word/2010/wordml" xmlns:w15="http://schemas.microsoft.com/office/word/2012/wordml" xmlns:w16cei="http://schemas.microsoft.com/office/word/2026/wordml/cei" xmlns:w16cex="http://schemas.microsoft.com/office/word/2018/wordml/cex" xmlns:w16cid="http://schemas.microsoft.com/office/word/2016/wordml/cid" xmlns:w16="http://schemas.microsoft.com/office/word/2018/wordml" xmlns:w16du="http://schemas.microsoft.com/office/word/2023/wordml/word16du" xmlns:w16sdtdh="http://schemas.microsoft.com/office/word/2020/wordml/sdtdatahash" xmlns:w16sdtfl="http://schemas.microsoft.com/office/word/2024/wordml/sdtformatlock" xmlns:w16se="http://schemas.microsoft.com/office/word/2015/wordml/symex" xmlns:wpg="http://schemas.microsoft.com/office/word/2010/wordprocessingGroup" xmlns:wpi="http://schemas.microsoft.com/office/word/2010/wordprocessingInk" xmlns:wne="http://schemas.microsoft.com/office/word/2006/wordml" xmlns:wps="http://schemas.microsoft.com/office/word/2010/wordprocessingShape" mc:Ignorable="w14 w15 w16se w16cid w16 w16cex w16sdtdh w16sdtfl w16du wp14">
+<w:hdr xmlns:wpc="http://schemas.microsoft.com/office/word/2010/wordprocessingCanvas" xmlns:cx="http://schemas.microsoft.com/office/drawing/2014/chartex" xmlns:cx1="http://schemas.microsoft.com/office/drawing/2015/9/8/chartex" xmlns:cx2="http://schemas.microsoft.com/office/drawing/2015/10/21/chartex" xmlns:cx3="http://schemas.microsoft.com/office/drawing/2016/5/9/chartex" xmlns:cx4="http://schemas.microsoft.com/office/drawing/2016/5/10/chartex" xmlns:cx5="http://schemas.microsoft.com/office/drawing/2016/5/11/chartex" xmlns:cx6="http://schemas.microsoft.com/office/drawing/2016/5/12/chartex" xmlns:cx7="http://schemas.microsoft.com/office/drawing/2016/5/13/chartex" xmlns:cx8="http://schemas.microsoft.com/office/drawing/2016/5/14/chartex" xmlns:mc="http://schemas.openxmlformats.org/markup-compatibility/2006" xmlns:aink="http://schemas.microsoft.com/office/drawing/2016/ink" xmlns:am3d="http://schemas.microsoft.com/office/drawing/2017/model3d" xmlns:o="urn:schemas-microsoft-com:office:office" xmlns:oel="http://schemas.microsoft.com/office/2019/extlst" xmlns:r="http://schemas.openxmlformats.org/officeDocument/2006/relationships" xmlns:m="http://schemas.openxmlformats.org/officeDocument/2006/math" xmlns:v="urn:schemas-microsoft-com:vml" xmlns:wp14="http://schemas.microsoft.com/office/word/2010/wordprocessingDrawing" xmlns:wp="http://schemas.openxmlformats.org/drawingml/2006/wordprocessingDrawing" xmlns:w10="urn:schemas-microsoft-com:office:word" xmlns:w="http://schemas.openxmlformats.org/wordprocessingml/2006/main" xmlns:w14="http://schemas.microsoft.com/office/word/2010/wordml" xmlns:w15="http://schemas.microsoft.com/office/word/2012/wordml" xmlns:w16cex="http://schemas.microsoft.com/office/word/2018/wordml/cex" xmlns:w16cid="http://schemas.microsoft.com/office/word/2016/wordml/cid" xmlns:w16="http://schemas.microsoft.com/office/word/2018/wordml" xmlns:w16du="http://schemas.microsoft.com/office/word/2023/wordml/word16du" xmlns:w16sdtdh="http://schemas.microsoft.com/office/word/2020/wordml/sdtdatahash" xmlns:w16sdtfl="http://schemas.microsoft.com/office/word/2024/wordml/sdtformatlock" xmlns:w16se="http://schemas.microsoft.com/office/word/2015/wordml/symex" xmlns:wpg="http://schemas.microsoft.com/office/word/2010/wordprocessingGroup" xmlns:wpi="http://schemas.microsoft.com/office/word/2010/wordprocessingInk" xmlns:wne="http://schemas.microsoft.com/office/word/2006/wordml" xmlns:wps="http://schemas.microsoft.com/office/word/2010/wordprocessingShape" mc:Ignorable="w14 w15 w16se w16cid w16 w16cex w16sdtdh w16sdtfl w16du wp14">
   <w:p>
     <w:pPr>
       <w:pStyle w:val="Header"/>
@@ -5443,7 +9227,7 @@
 </file>
 
 <file path=word/header2.xml><?xml version="1.0" encoding="utf-8"?>
-<w:hdr xmlns:wpc="http://schemas.microsoft.com/office/word/2010/wordprocessingCanvas" xmlns:cx="http://schemas.microsoft.com/office/drawing/2014/chartex" xmlns:cx1="http://schemas.microsoft.com/office/drawing/2015/9/8/chartex" xmlns:cx2="http://schemas.microsoft.com/office/drawing/2015/10/21/chartex" xmlns:cx3="http://schemas.microsoft.com/office/drawing/2016/5/9/chartex" xmlns:cx4="http://schemas.microsoft.com/office/drawing/2016/5/10/chartex" xmlns:cx5="http://schemas.microsoft.com/office/drawing/2016/5/11/chartex" xmlns:cx6="http://schemas.microsoft.com/office/drawing/2016/5/12/chartex" xmlns:cx7="http://schemas.microsoft.com/office/drawing/2016/5/13/chartex" xmlns:cx8="http://schemas.microsoft.com/office/drawing/2016/5/14/chartex" xmlns:mc="http://schemas.openxmlformats.org/markup-compatibility/2006" xmlns:aink="http://schemas.microsoft.com/office/drawing/2016/ink" xmlns:am3d="http://schemas.microsoft.com/office/drawing/2017/model3d" xmlns:o="urn:schemas-microsoft-com:office:office" xmlns:oel="http://schemas.microsoft.com/office/2019/extlst" xmlns:r="http://schemas.openxmlformats.org/officeDocument/2006/relationships" xmlns:m="http://schemas.openxmlformats.org/officeDocument/2006/math" xmlns:v="urn:schemas-microsoft-com:vml" xmlns:wp14="http://schemas.microsoft.com/office/word/2010/wordprocessingDrawing" xmlns:wp="http://schemas.openxmlformats.org/drawingml/2006/wordprocessingDrawing" xmlns:w10="urn:schemas-microsoft-com:office:word" xmlns:w="http://schemas.openxmlformats.org/wordprocessingml/2006/main" xmlns:w14="http://schemas.microsoft.com/office/word/2010/wordml" xmlns:w15="http://schemas.microsoft.com/office/word/2012/wordml" xmlns:w16cei="http://schemas.microsoft.com/office/word/2026/wordml/cei" xmlns:w16cex="http://schemas.microsoft.com/office/word/2018/wordml/cex" xmlns:w16cid="http://schemas.microsoft.com/office/word/2016/wordml/cid" xmlns:w16="http://schemas.microsoft.com/office/word/2018/wordml" xmlns:w16du="http://schemas.microsoft.com/office/word/2023/wordml/word16du" xmlns:w16sdtdh="http://schemas.microsoft.com/office/word/2020/wordml/sdtdatahash" xmlns:w16sdtfl="http://schemas.microsoft.com/office/word/2024/wordml/sdtformatlock" xmlns:w16se="http://schemas.microsoft.com/office/word/2015/wordml/symex" xmlns:wpg="http://schemas.microsoft.com/office/word/2010/wordprocessingGroup" xmlns:wpi="http://schemas.microsoft.com/office/word/2010/wordprocessingInk" xmlns:wne="http://schemas.microsoft.com/office/word/2006/wordml" xmlns:wps="http://schemas.microsoft.com/office/word/2010/wordprocessingShape" mc:Ignorable="w14 w15 w16se w16cid w16 w16cex w16sdtdh w16sdtfl w16du wp14">
+<w:hdr xmlns:wpc="http://schemas.microsoft.com/office/word/2010/wordprocessingCanvas" xmlns:cx="http://schemas.microsoft.com/office/drawing/2014/chartex" xmlns:cx1="http://schemas.microsoft.com/office/drawing/2015/9/8/chartex" xmlns:cx2="http://schemas.microsoft.com/office/drawing/2015/10/21/chartex" xmlns:cx3="http://schemas.microsoft.com/office/drawing/2016/5/9/chartex" xmlns:cx4="http://schemas.microsoft.com/office/drawing/2016/5/10/chartex" xmlns:cx5="http://schemas.microsoft.com/office/drawing/2016/5/11/chartex" xmlns:cx6="http://schemas.microsoft.com/office/drawing/2016/5/12/chartex" xmlns:cx7="http://schemas.microsoft.com/office/drawing/2016/5/13/chartex" xmlns:cx8="http://schemas.microsoft.com/office/drawing/2016/5/14/chartex" xmlns:mc="http://schemas.openxmlformats.org/markup-compatibility/2006" xmlns:aink="http://schemas.microsoft.com/office/drawing/2016/ink" xmlns:am3d="http://schemas.microsoft.com/office/drawing/2017/model3d" xmlns:o="urn:schemas-microsoft-com:office:office" xmlns:oel="http://schemas.microsoft.com/office/2019/extlst" xmlns:r="http://schemas.openxmlformats.org/officeDocument/2006/relationships" xmlns:m="http://schemas.openxmlformats.org/officeDocument/2006/math" xmlns:v="urn:schemas-microsoft-com:vml" xmlns:wp14="http://schemas.microsoft.com/office/word/2010/wordprocessingDrawing" xmlns:wp="http://schemas.openxmlformats.org/drawingml/2006/wordprocessingDrawing" xmlns:w10="urn:schemas-microsoft-com:office:word" xmlns:w="http://schemas.openxmlformats.org/wordprocessingml/2006/main" xmlns:w14="http://schemas.microsoft.com/office/word/2010/wordml" xmlns:w15="http://schemas.microsoft.com/office/word/2012/wordml" xmlns:w16cex="http://schemas.microsoft.com/office/word/2018/wordml/cex" xmlns:w16cid="http://schemas.microsoft.com/office/word/2016/wordml/cid" xmlns:w16="http://schemas.microsoft.com/office/word/2018/wordml" xmlns:w16du="http://schemas.microsoft.com/office/word/2023/wordml/word16du" xmlns:w16sdtdh="http://schemas.microsoft.com/office/word/2020/wordml/sdtdatahash" xmlns:w16sdtfl="http://schemas.microsoft.com/office/word/2024/wordml/sdtformatlock" xmlns:w16se="http://schemas.microsoft.com/office/word/2015/wordml/symex" xmlns:wpg="http://schemas.microsoft.com/office/word/2010/wordprocessingGroup" xmlns:wpi="http://schemas.microsoft.com/office/word/2010/wordprocessingInk" xmlns:wne="http://schemas.microsoft.com/office/word/2006/wordml" xmlns:wps="http://schemas.microsoft.com/office/word/2010/wordprocessingShape" mc:Ignorable="w14 w15 w16se w16cid w16 w16cex w16sdtdh w16sdtfl w16du wp14">
   <w:p>
     <w:pPr>
       <w:pStyle w:val="Header"/>
@@ -5469,7 +9253,7 @@
 </file>
 
 <file path=word/header3.xml><?xml version="1.0" encoding="utf-8"?>
-<w:hdr xmlns:wpc="http://schemas.microsoft.com/office/word/2010/wordprocessingCanvas" xmlns:cx="http://schemas.microsoft.com/office/drawing/2014/chartex" xmlns:cx1="http://schemas.microsoft.com/office/drawing/2015/9/8/chartex" xmlns:cx2="http://schemas.microsoft.com/office/drawing/2015/10/21/chartex" xmlns:cx3="http://schemas.microsoft.com/office/drawing/2016/5/9/chartex" xmlns:cx4="http://schemas.microsoft.com/office/drawing/2016/5/10/chartex" xmlns:cx5="http://schemas.microsoft.com/office/drawing/2016/5/11/chartex" xmlns:cx6="http://schemas.microsoft.com/office/drawing/2016/5/12/chartex" xmlns:cx7="http://schemas.microsoft.com/office/drawing/2016/5/13/chartex" xmlns:cx8="http://schemas.microsoft.com/office/drawing/2016/5/14/chartex" xmlns:mc="http://schemas.openxmlformats.org/markup-compatibility/2006" xmlns:aink="http://schemas.microsoft.com/office/drawing/2016/ink" xmlns:am3d="http://schemas.microsoft.com/office/drawing/2017/model3d" xmlns:o="urn:schemas-microsoft-com:office:office" xmlns:oel="http://schemas.microsoft.com/office/2019/extlst" xmlns:r="http://schemas.openxmlformats.org/officeDocument/2006/relationships" xmlns:m="http://schemas.openxmlformats.org/officeDocument/2006/math" xmlns:v="urn:schemas-microsoft-com:vml" xmlns:wp14="http://schemas.microsoft.com/office/word/2010/wordprocessingDrawing" xmlns:wp="http://schemas.openxmlformats.org/drawingml/2006/wordprocessingDrawing" xmlns:w10="urn:schemas-microsoft-com:office:word" xmlns:w="http://schemas.openxmlformats.org/wordprocessingml/2006/main" xmlns:w14="http://schemas.microsoft.com/office/word/2010/wordml" xmlns:w15="http://schemas.microsoft.com/office/word/2012/wordml" xmlns:w16cei="http://schemas.microsoft.com/office/word/2026/wordml/cei" xmlns:w16cex="http://schemas.microsoft.com/office/word/2018/wordml/cex" xmlns:w16cid="http://schemas.microsoft.com/office/word/2016/wordml/cid" xmlns:w16="http://schemas.microsoft.com/office/word/2018/wordml" xmlns:w16du="http://schemas.microsoft.com/office/word/2023/wordml/word16du" xmlns:w16sdtdh="http://schemas.microsoft.com/office/word/2020/wordml/sdtdatahash" xmlns:w16sdtfl="http://schemas.microsoft.com/office/word/2024/wordml/sdtformatlock" xmlns:w16se="http://schemas.microsoft.com/office/word/2015/wordml/symex" xmlns:wpg="http://schemas.microsoft.com/office/word/2010/wordprocessingGroup" xmlns:wpi="http://schemas.microsoft.com/office/word/2010/wordprocessingInk" xmlns:wne="http://schemas.microsoft.com/office/word/2006/wordml" xmlns:wps="http://schemas.microsoft.com/office/word/2010/wordprocessingShape" mc:Ignorable="w14 w15 w16se w16cid w16 w16cex w16sdtdh w16sdtfl w16du wp14">
+<w:hdr xmlns:wpc="http://schemas.microsoft.com/office/word/2010/wordprocessingCanvas" xmlns:cx="http://schemas.microsoft.com/office/drawing/2014/chartex" xmlns:cx1="http://schemas.microsoft.com/office/drawing/2015/9/8/chartex" xmlns:cx2="http://schemas.microsoft.com/office/drawing/2015/10/21/chartex" xmlns:cx3="http://schemas.microsoft.com/office/drawing/2016/5/9/chartex" xmlns:cx4="http://schemas.microsoft.com/office/drawing/2016/5/10/chartex" xmlns:cx5="http://schemas.microsoft.com/office/drawing/2016/5/11/chartex" xmlns:cx6="http://schemas.microsoft.com/office/drawing/2016/5/12/chartex" xmlns:cx7="http://schemas.microsoft.com/office/drawing/2016/5/13/chartex" xmlns:cx8="http://schemas.microsoft.com/office/drawing/2016/5/14/chartex" xmlns:mc="http://schemas.openxmlformats.org/markup-compatibility/2006" xmlns:aink="http://schemas.microsoft.com/office/drawing/2016/ink" xmlns:am3d="http://schemas.microsoft.com/office/drawing/2017/model3d" xmlns:o="urn:schemas-microsoft-com:office:office" xmlns:oel="http://schemas.microsoft.com/office/2019/extlst" xmlns:r="http://schemas.openxmlformats.org/officeDocument/2006/relationships" xmlns:m="http://schemas.openxmlformats.org/officeDocument/2006/math" xmlns:v="urn:schemas-microsoft-com:vml" xmlns:wp14="http://schemas.microsoft.com/office/word/2010/wordprocessingDrawing" xmlns:wp="http://schemas.openxmlformats.org/drawingml/2006/wordprocessingDrawing" xmlns:w10="urn:schemas-microsoft-com:office:word" xmlns:w="http://schemas.openxmlformats.org/wordprocessingml/2006/main" xmlns:w14="http://schemas.microsoft.com/office/word/2010/wordml" xmlns:w15="http://schemas.microsoft.com/office/word/2012/wordml" xmlns:w16cex="http://schemas.microsoft.com/office/word/2018/wordml/cex" xmlns:w16cid="http://schemas.microsoft.com/office/word/2016/wordml/cid" xmlns:w16="http://schemas.microsoft.com/office/word/2018/wordml" xmlns:w16du="http://schemas.microsoft.com/office/word/2023/wordml/word16du" xmlns:w16sdtdh="http://schemas.microsoft.com/office/word/2020/wordml/sdtdatahash" xmlns:w16sdtfl="http://schemas.microsoft.com/office/word/2024/wordml/sdtformatlock" xmlns:w16se="http://schemas.microsoft.com/office/word/2015/wordml/symex" xmlns:wpg="http://schemas.microsoft.com/office/word/2010/wordprocessingGroup" xmlns:wpi="http://schemas.microsoft.com/office/word/2010/wordprocessingInk" xmlns:wne="http://schemas.microsoft.com/office/word/2006/wordml" xmlns:wps="http://schemas.microsoft.com/office/word/2010/wordprocessingShape" mc:Ignorable="w14 w15 w16se w16cid w16 w16cex w16sdtdh w16sdtfl w16du wp14">
   <w:p>
     <w:pPr>
       <w:pStyle w:val="Header"/>
@@ -5479,7 +9263,7 @@
 </file>
 
 <file path=word/numbering.xml><?xml version="1.0" encoding="utf-8"?>
-<w:numbering xmlns:wpc="http://schemas.microsoft.com/office/word/2010/wordprocessingCanvas" xmlns:cx="http://schemas.microsoft.com/office/drawing/2014/chartex" xmlns:cx1="http://schemas.microsoft.com/office/drawing/2015/9/8/chartex" xmlns:cx2="http://schemas.microsoft.com/office/drawing/2015/10/21/chartex" xmlns:cx3="http://schemas.microsoft.com/office/drawing/2016/5/9/chartex" xmlns:cx4="http://schemas.microsoft.com/office/drawing/2016/5/10/chartex" xmlns:cx5="http://schemas.microsoft.com/office/drawing/2016/5/11/chartex" xmlns:cx6="http://schemas.microsoft.com/office/drawing/2016/5/12/chartex" xmlns:cx7="http://schemas.microsoft.com/office/drawing/2016/5/13/chartex" xmlns:cx8="http://schemas.microsoft.com/office/drawing/2016/5/14/chartex" xmlns:mc="http://schemas.openxmlformats.org/markup-compatibility/2006" xmlns:aink="http://schemas.microsoft.com/office/drawing/2016/ink" xmlns:am3d="http://schemas.microsoft.com/office/drawing/2017/model3d" xmlns:o="urn:schemas-microsoft-com:office:office" xmlns:oel="http://schemas.microsoft.com/office/2019/extlst" xmlns:r="http://schemas.openxmlformats.org/officeDocument/2006/relationships" xmlns:m="http://schemas.openxmlformats.org/officeDocument/2006/math" xmlns:v="urn:schemas-microsoft-com:vml" xmlns:wp14="http://schemas.microsoft.com/office/word/2010/wordprocessingDrawing" xmlns:wp="http://schemas.openxmlformats.org/drawingml/2006/wordprocessingDrawing" xmlns:w10="urn:schemas-microsoft-com:office:word" xmlns:w="http://schemas.openxmlformats.org/wordprocessingml/2006/main" xmlns:w14="http://schemas.microsoft.com/office/word/2010/wordml" xmlns:w15="http://schemas.microsoft.com/office/word/2012/wordml" xmlns:w16cei="http://schemas.microsoft.com/office/word/2026/wordml/cei" xmlns:w16cex="http://schemas.microsoft.com/office/word/2018/wordml/cex" xmlns:w16cid="http://schemas.microsoft.com/office/word/2016/wordml/cid" xmlns:w16="http://schemas.microsoft.com/office/word/2018/wordml" xmlns:w16du="http://schemas.microsoft.com/office/word/2023/wordml/word16du" xmlns:w16sdtdh="http://schemas.microsoft.com/office/word/2020/wordml/sdtdatahash" xmlns:w16sdtfl="http://schemas.microsoft.com/office/word/2024/wordml/sdtformatlock" xmlns:w16se="http://schemas.microsoft.com/office/word/2015/wordml/symex" xmlns:wpg="http://schemas.microsoft.com/office/word/2010/wordprocessingGroup" xmlns:wpi="http://schemas.microsoft.com/office/word/2010/wordprocessingInk" xmlns:wne="http://schemas.microsoft.com/office/word/2006/wordml" xmlns:wps="http://schemas.microsoft.com/office/word/2010/wordprocessingShape" mc:Ignorable="w14 w15 w16se w16cid w16 w16cex w16sdtdh w16sdtfl w16du wp14">
+<w:numbering xmlns:wpc="http://schemas.microsoft.com/office/word/2010/wordprocessingCanvas" xmlns:cx="http://schemas.microsoft.com/office/drawing/2014/chartex" xmlns:cx1="http://schemas.microsoft.com/office/drawing/2015/9/8/chartex" xmlns:cx2="http://schemas.microsoft.com/office/drawing/2015/10/21/chartex" xmlns:cx3="http://schemas.microsoft.com/office/drawing/2016/5/9/chartex" xmlns:cx4="http://schemas.microsoft.com/office/drawing/2016/5/10/chartex" xmlns:cx5="http://schemas.microsoft.com/office/drawing/2016/5/11/chartex" xmlns:cx6="http://schemas.microsoft.com/office/drawing/2016/5/12/chartex" xmlns:cx7="http://schemas.microsoft.com/office/drawing/2016/5/13/chartex" xmlns:cx8="http://schemas.microsoft.com/office/drawing/2016/5/14/chartex" xmlns:mc="http://schemas.openxmlformats.org/markup-compatibility/2006" xmlns:aink="http://schemas.microsoft.com/office/drawing/2016/ink" xmlns:am3d="http://schemas.microsoft.com/office/drawing/2017/model3d" xmlns:o="urn:schemas-microsoft-com:office:office" xmlns:oel="http://schemas.microsoft.com/office/2019/extlst" xmlns:r="http://schemas.openxmlformats.org/officeDocument/2006/relationships" xmlns:m="http://schemas.openxmlformats.org/officeDocument/2006/math" xmlns:v="urn:schemas-microsoft-com:vml" xmlns:wp14="http://schemas.microsoft.com/office/word/2010/wordprocessingDrawing" xmlns:wp="http://schemas.openxmlformats.org/drawingml/2006/wordprocessingDrawing" xmlns:w10="urn:schemas-microsoft-com:office:word" xmlns:w="http://schemas.openxmlformats.org/wordprocessingml/2006/main" xmlns:w14="http://schemas.microsoft.com/office/word/2010/wordml" xmlns:w15="http://schemas.microsoft.com/office/word/2012/wordml" xmlns:w16cex="http://schemas.microsoft.com/office/word/2018/wordml/cex" xmlns:w16cid="http://schemas.microsoft.com/office/word/2016/wordml/cid" xmlns:w16="http://schemas.microsoft.com/office/word/2018/wordml" xmlns:w16du="http://schemas.microsoft.com/office/word/2023/wordml/word16du" xmlns:w16sdtdh="http://schemas.microsoft.com/office/word/2020/wordml/sdtdatahash" xmlns:w16sdtfl="http://schemas.microsoft.com/office/word/2024/wordml/sdtformatlock" xmlns:w16se="http://schemas.microsoft.com/office/word/2015/wordml/symex" xmlns:wpg="http://schemas.microsoft.com/office/word/2010/wordprocessingGroup" xmlns:wpi="http://schemas.microsoft.com/office/word/2010/wordprocessingInk" xmlns:wne="http://schemas.microsoft.com/office/word/2006/wordml" xmlns:wps="http://schemas.microsoft.com/office/word/2010/wordprocessingShape" mc:Ignorable="w14 w15 w16se w16cid w16 w16cex w16sdtdh w16sdtfl w16du wp14">
   <w:abstractNum w:abstractNumId="0" w15:restartNumberingAfterBreak="0">
     <w:nsid w:val="00777B49"/>
     <w:multiLevelType w:val="hybridMultilevel"/>
